--- a/00-首页/题组Word/习题书/教师版/第四篇-元素与分析/2-离子反应与方程式.docx
+++ b/00-首页/题组Word/习题书/教师版/第四篇-元素与分析/2-离子反应与方程式.docx
@@ -2,240 +2,7 @@
 <file path=word/document.xml><?xml version="1.0" encoding="utf-8"?>
 <w:document xmlns:w="http://schemas.openxmlformats.org/wordprocessingml/2006/main" xmlns:m="http://schemas.openxmlformats.org/officeDocument/2006/math" xmlns:r="http://schemas.openxmlformats.org/officeDocument/2006/relationships" xmlns:o="urn:schemas-microsoft-com:office:office" xmlns:v="urn:schemas-microsoft-com:vml" xmlns:w10="urn:schemas-microsoft-com:office:word" xmlns:a="http://schemas.openxmlformats.org/drawingml/2006/main" xmlns:pic="http://schemas.openxmlformats.org/drawingml/2006/picture" xmlns:wp="http://schemas.openxmlformats.org/drawingml/2006/wordprocessingDrawing">
   <w:body>
-    <w:bookmarkStart w:id="67" w:name="第-2-章-离子反应与方程式"/>
-    <w:p>
-      <w:pPr>
-        <w:spacing w:after="1800" w:before="1200" w:line="276" w:lineRule="auto"/>
-        <w:jc w:val="center"/>
-      </w:pPr>
-    </w:p>
-    <w:p>
-      <w:pPr>
-        <w:spacing w:after="320" w:before="0" w:line="276" w:lineRule="auto"/>
-        <w:jc w:val="center"/>
-      </w:pPr>
-      <w:r>
-        <w:rPr>
-          <w:rFonts w:ascii="Times New Roman" w:hAnsi="Times New Roman" w:eastAsia="SimHei" w:cs="Times New Roman"/>
-          <w:b/>
-          <w:color w:val="17324D"/>
-          <w:sz w:val="64"/>
-        </w:rPr>
-        <w:t>化学竞赛习题册</w:t>
-      </w:r>
-    </w:p>
-    <w:p>
-      <w:pPr>
-        <w:spacing w:after="120" w:before="0" w:line="276" w:lineRule="auto"/>
-        <w:jc w:val="center"/>
-      </w:pPr>
-      <w:r>
-        <w:rPr>
-          <w:rFonts w:ascii="Times New Roman" w:hAnsi="Times New Roman" w:eastAsia="SimHei" w:cs="Times New Roman"/>
-          <w:b w:val="0"/>
-          <w:color w:val="5B6975"/>
-          <w:sz w:val="32"/>
-        </w:rPr>
-        <w:t>第四篇</w:t>
-      </w:r>
-      <w:r>
-        <w:rPr>
-          <w:rFonts w:ascii="Times New Roman" w:hAnsi="Times New Roman" w:eastAsia="Times New Roman" w:cs="Times New Roman"/>
-          <w:b w:val="0"/>
-          <w:color w:val="5B6975"/>
-          <w:sz w:val="32"/>
-        </w:rPr>
-        <w:t xml:space="preserve"> </w:t>
-      </w:r>
-      <w:r>
-        <w:rPr>
-          <w:rFonts w:ascii="Times New Roman" w:hAnsi="Times New Roman" w:eastAsia="SimHei" w:cs="Times New Roman"/>
-          <w:b w:val="0"/>
-          <w:color w:val="5B6975"/>
-          <w:sz w:val="32"/>
-        </w:rPr>
-        <w:t>元素与分析</w:t>
-      </w:r>
-    </w:p>
-    <w:p>
-      <w:pPr>
-        <w:spacing w:after="600" w:before="0" w:line="276" w:lineRule="auto"/>
-        <w:jc w:val="center"/>
-      </w:pPr>
-      <w:r>
-        <w:rPr>
-          <w:rFonts w:ascii="Times New Roman" w:hAnsi="Times New Roman" w:eastAsia="SimHei" w:cs="Times New Roman"/>
-          <w:b/>
-          <w:color w:val="17324D"/>
-          <w:sz w:val="44"/>
-        </w:rPr>
-        <w:t>第</w:t>
-      </w:r>
-      <w:r>
-        <w:rPr>
-          <w:rFonts w:ascii="Times New Roman" w:hAnsi="Times New Roman" w:eastAsia="Times New Roman" w:cs="Times New Roman"/>
-          <w:b/>
-          <w:color w:val="17324D"/>
-          <w:sz w:val="44"/>
-        </w:rPr>
-        <w:t xml:space="preserve"> 2 </w:t>
-      </w:r>
-      <w:r>
-        <w:rPr>
-          <w:rFonts w:ascii="Times New Roman" w:hAnsi="Times New Roman" w:eastAsia="SimHei" w:cs="Times New Roman"/>
-          <w:b/>
-          <w:color w:val="17324D"/>
-          <w:sz w:val="44"/>
-        </w:rPr>
-        <w:t>章</w:t>
-      </w:r>
-      <w:r>
-        <w:rPr>
-          <w:rFonts w:ascii="Times New Roman" w:hAnsi="Times New Roman" w:eastAsia="Times New Roman" w:cs="Times New Roman"/>
-          <w:b/>
-          <w:color w:val="17324D"/>
-          <w:sz w:val="44"/>
-        </w:rPr>
-        <w:t xml:space="preserve"> </w:t>
-      </w:r>
-      <w:r>
-        <w:rPr>
-          <w:rFonts w:ascii="Times New Roman" w:hAnsi="Times New Roman" w:eastAsia="SimHei" w:cs="Times New Roman"/>
-          <w:b/>
-          <w:color w:val="17324D"/>
-          <w:sz w:val="44"/>
-        </w:rPr>
-        <w:t>离子反应与方程式</w:t>
-      </w:r>
-    </w:p>
-    <w:p>
-      <w:pPr>
-        <w:spacing w:after="600" w:before="120" w:line="276" w:lineRule="auto"/>
-        <w:jc w:val="center"/>
-        <w:pBdr>
-          <w:bottom w:val="single" w:sz="8" w:space="4" w:color="4A6577"/>
-        </w:pBdr>
-      </w:pPr>
-    </w:p>
-    <w:p>
-      <w:pPr>
-        <w:spacing w:after="160" w:before="0" w:line="276" w:lineRule="auto"/>
-        <w:jc w:val="center"/>
-      </w:pPr>
-      <w:r>
-        <w:rPr>
-          <w:rFonts w:ascii="Times New Roman" w:hAnsi="Times New Roman" w:eastAsia="FangSong" w:cs="Times New Roman"/>
-          <w:b w:val="0"/>
-          <w:color w:val="5B6975"/>
-          <w:sz w:val="24"/>
-        </w:rPr>
-        <w:t>题量</w:t>
-      </w:r>
-      <w:r>
-        <w:rPr>
-          <w:rFonts w:ascii="Times New Roman" w:hAnsi="Times New Roman" w:eastAsia="Times New Roman" w:cs="Times New Roman"/>
-          <w:b w:val="0"/>
-          <w:color w:val="5B6975"/>
-          <w:sz w:val="24"/>
-        </w:rPr>
-        <w:t>：25</w:t>
-      </w:r>
-    </w:p>
-    <w:p>
-      <w:pPr>
-        <w:spacing w:after="160" w:before="0" w:line="276" w:lineRule="auto"/>
-        <w:jc w:val="center"/>
-      </w:pPr>
-      <w:r>
-        <w:rPr>
-          <w:rFonts w:ascii="Times New Roman" w:hAnsi="Times New Roman" w:eastAsia="FangSong" w:cs="Times New Roman"/>
-          <w:b w:val="0"/>
-          <w:color w:val="5B6975"/>
-          <w:sz w:val="24"/>
-        </w:rPr>
-        <w:t>版本</w:t>
-      </w:r>
-      <w:r>
-        <w:rPr>
-          <w:rFonts w:ascii="Times New Roman" w:hAnsi="Times New Roman" w:eastAsia="Times New Roman" w:cs="Times New Roman"/>
-          <w:b w:val="0"/>
-          <w:color w:val="5B6975"/>
-          <w:sz w:val="24"/>
-        </w:rPr>
-        <w:t>：</w:t>
-      </w:r>
-      <w:r>
-        <w:rPr>
-          <w:rFonts w:ascii="Times New Roman" w:hAnsi="Times New Roman" w:eastAsia="FangSong" w:cs="Times New Roman"/>
-          <w:b w:val="0"/>
-          <w:color w:val="5B6975"/>
-          <w:sz w:val="24"/>
-        </w:rPr>
-        <w:t>教师版</w:t>
-      </w:r>
-      <w:r>
-        <w:rPr>
-          <w:rFonts w:ascii="Times New Roman" w:hAnsi="Times New Roman" w:eastAsia="Times New Roman" w:cs="Times New Roman"/>
-          <w:b w:val="0"/>
-          <w:color w:val="5B6975"/>
-          <w:sz w:val="24"/>
-        </w:rPr>
-        <w:t>（</w:t>
-      </w:r>
-      <w:r>
-        <w:rPr>
-          <w:rFonts w:ascii="Times New Roman" w:hAnsi="Times New Roman" w:eastAsia="FangSong" w:cs="Times New Roman"/>
-          <w:b w:val="0"/>
-          <w:color w:val="5B6975"/>
-          <w:sz w:val="24"/>
-        </w:rPr>
-        <w:t>含答案</w:t>
-      </w:r>
-      <w:r>
-        <w:rPr>
-          <w:rFonts w:ascii="Times New Roman" w:hAnsi="Times New Roman" w:eastAsia="Times New Roman" w:cs="Times New Roman"/>
-          <w:b w:val="0"/>
-          <w:color w:val="5B6975"/>
-          <w:sz w:val="24"/>
-        </w:rPr>
-        <w:t>）</w:t>
-      </w:r>
-    </w:p>
-    <w:p>
-      <w:pPr>
-        <w:spacing w:after="160" w:before="0" w:line="276" w:lineRule="auto"/>
-        <w:jc w:val="center"/>
-      </w:pPr>
-      <w:r>
-        <w:rPr>
-          <w:rFonts w:ascii="Times New Roman" w:hAnsi="Times New Roman" w:eastAsia="FangSong" w:cs="Times New Roman"/>
-          <w:b w:val="0"/>
-          <w:color w:val="5B6975"/>
-          <w:sz w:val="24"/>
-        </w:rPr>
-        <w:t>日期</w:t>
-      </w:r>
-      <w:r>
-        <w:rPr>
-          <w:rFonts w:ascii="Times New Roman" w:hAnsi="Times New Roman" w:eastAsia="Times New Roman" w:cs="Times New Roman"/>
-          <w:b w:val="0"/>
-          <w:color w:val="5B6975"/>
-          <w:sz w:val="24"/>
-        </w:rPr>
-        <w:t>：2026-09-06</w:t>
-      </w:r>
-    </w:p>
-    <w:p>
-      <w:pPr>
-        <w:jc w:val="center"/>
-      </w:pPr>
-      <w:r>
-        <w:rPr>
-          <w:rFonts w:ascii="Times New Roman" w:hAnsi="Times New Roman" w:eastAsia="Times New Roman" w:cs="Times New Roman"/>
-        </w:rPr>
-        <w:br w:type="page"/>
-      </w:r>
-    </w:p>
+    <w:bookmarkStart w:id="73" w:name="第-2-章-离子反应与方程式"/>
     <w:p>
       <w:pPr>
         <w:pStyle w:val="Heading1"/>
@@ -35110,7 +34877,7 @@
       </w:r>
     </w:p>
     <w:bookmarkEnd w:id="41"/>
-    <w:bookmarkStart w:id="55" w:name="mn2o3与co反应第27届初赛"/>
+    <w:bookmarkStart w:id="45" w:name="一分册-l3实9-电解铜阳极泥提硒"/>
     <w:p>
       <w:pPr>
         <w:pStyle w:val="Heading2"/>
@@ -35121,6 +34888,2893 @@
           <w:rFonts w:ascii="Times New Roman" w:hAnsi="Times New Roman" w:eastAsia="Times New Roman" w:cs="Times New Roman"/>
         </w:rPr>
         <w:t xml:space="preserve">2.20 </w:t>
+      </w:r>
+      <w:r>
+        <w:rPr>
+          <w:rFonts w:hint="eastAsia" w:ascii="Times New Roman" w:hAnsi="Times New Roman" w:eastAsia="SimHei" w:cs="Times New Roman"/>
+        </w:rPr>
+        <w:t>一分册</w:t>
+      </w:r>
+      <w:r>
+        <w:rPr>
+          <w:rFonts w:hint="eastAsia" w:ascii="Times New Roman" w:hAnsi="Times New Roman" w:eastAsia="Times New Roman" w:cs="Times New Roman"/>
+        </w:rPr>
+        <w:t>-L3</w:t>
+      </w:r>
+      <w:r>
+        <w:rPr>
+          <w:rFonts w:hint="eastAsia" w:ascii="Times New Roman" w:hAnsi="Times New Roman" w:eastAsia="SimHei" w:cs="Times New Roman"/>
+        </w:rPr>
+        <w:t>实</w:t>
+      </w:r>
+      <w:r>
+        <w:rPr>
+          <w:rFonts w:hint="eastAsia" w:ascii="Times New Roman" w:hAnsi="Times New Roman" w:eastAsia="Times New Roman" w:cs="Times New Roman"/>
+        </w:rPr>
+        <w:t>9-</w:t>
+      </w:r>
+      <w:r>
+        <w:rPr>
+          <w:rFonts w:hint="eastAsia" w:ascii="Times New Roman" w:hAnsi="Times New Roman" w:eastAsia="SimHei" w:cs="Times New Roman"/>
+        </w:rPr>
+        <w:t>电解铜阳极泥提硒</w:t>
+      </w:r>
+    </w:p>
+    <w:p>
+      <w:pPr>
+        <w:pStyle w:val="FirstParagraph"/>
+      </w:pPr>
+      <w:r>
+        <w:rPr>
+          <w:rFonts w:hint="eastAsia" w:ascii="Times New Roman" w:hAnsi="Times New Roman" w:eastAsia="FangSong" w:cs="Times New Roman"/>
+        </w:rPr>
+        <w:t>某市有大型的电解铜工厂</w:t>
+      </w:r>
+      <w:r>
+        <w:rPr>
+          <w:rFonts w:hint="eastAsia" w:ascii="Times New Roman" w:hAnsi="Times New Roman" w:eastAsia="Times New Roman" w:cs="Times New Roman"/>
+        </w:rPr>
+        <w:t>,</w:t>
+      </w:r>
+      <w:r>
+        <w:rPr>
+          <w:rFonts w:ascii="Times New Roman" w:hAnsi="Times New Roman" w:eastAsia="Times New Roman" w:cs="Times New Roman"/>
+        </w:rPr>
+        <w:t xml:space="preserve"> </w:t>
+      </w:r>
+      <w:r>
+        <w:rPr>
+          <w:rFonts w:hint="eastAsia" w:ascii="Times New Roman" w:hAnsi="Times New Roman" w:eastAsia="FangSong" w:cs="Times New Roman"/>
+        </w:rPr>
+        <w:t xml:space="preserve">在电解铜的阳极泥中含有</w:t>
+      </w:r>
+      <w:r>
+        <w:rPr>
+          <w:rFonts w:ascii="Times New Roman" w:hAnsi="Times New Roman" w:eastAsia="Times New Roman" w:cs="Times New Roman"/>
+        </w:rPr>
+        <w:t xml:space="preserve"> </w:t>
+      </w:r>
+      <m:oMath>
+        <m:oMathPr>
+          <m:ctrlPr>
+            <w:rPr>
+              <w:sz w:val="28"/>
+              <w:szCs w:val="28"/>
+            </w:rPr>
+          </m:ctrlPr>
+        </m:oMathPr>
+        <m:r>
+          <m:t>3</m:t>
+        </m:r>
+        <m:r>
+          <m:rPr>
+            <m:sty m:val="p"/>
+          </m:rPr>
+          <m:t>%</m:t>
+        </m:r>
+        <m:r>
+          <m:rPr>
+            <m:sty m:val="p"/>
+          </m:rPr>
+          <m:t>∼</m:t>
+        </m:r>
+        <m:r>
+          <m:t>14</m:t>
+        </m:r>
+        <m:r>
+          <m:rPr>
+            <m:sty m:val="p"/>
+          </m:rPr>
+          <m:t>%</m:t>
+        </m:r>
+      </m:oMath>
+      <w:r>
+        <w:rPr>
+          <w:rFonts w:ascii="Times New Roman" w:hAnsi="Times New Roman" w:eastAsia="Times New Roman" w:cs="Times New Roman"/>
+        </w:rPr>
+        <w:t xml:space="preserve"> </w:t>
+      </w:r>
+      <w:r>
+        <w:rPr>
+          <w:rFonts w:ascii="Times New Roman" w:hAnsi="Times New Roman" w:eastAsia="Times New Roman" w:cs="Times New Roman"/>
+        </w:rPr>
+        <w:t xml:space="preserve">X </w:t>
+      </w:r>
+      <w:r>
+        <w:rPr>
+          <w:rFonts w:hint="eastAsia" w:ascii="Times New Roman" w:hAnsi="Times New Roman" w:eastAsia="FangSong" w:cs="Times New Roman"/>
+        </w:rPr>
+        <w:t>元素</w:t>
+      </w:r>
+      <w:r>
+        <w:rPr>
+          <w:rFonts w:hint="eastAsia" w:ascii="Times New Roman" w:hAnsi="Times New Roman" w:eastAsia="Times New Roman" w:cs="Times New Roman"/>
+        </w:rPr>
+        <w:t>,</w:t>
+      </w:r>
+      <w:r>
+        <w:rPr>
+          <w:rFonts w:ascii="Times New Roman" w:hAnsi="Times New Roman" w:eastAsia="Times New Roman" w:cs="Times New Roman"/>
+        </w:rPr>
+        <w:t xml:space="preserve"> </w:t>
+      </w:r>
+      <w:r>
+        <w:rPr>
+          <w:rFonts w:hint="eastAsia" w:ascii="Times New Roman" w:hAnsi="Times New Roman" w:eastAsia="FangSong" w:cs="Times New Roman"/>
+        </w:rPr>
+        <w:t>其余为稀有金属及贵金属</w:t>
+      </w:r>
+      <w:r>
+        <w:rPr>
+          <w:rFonts w:hint="eastAsia" w:ascii="Times New Roman" w:hAnsi="Times New Roman" w:eastAsia="Times New Roman" w:cs="Times New Roman"/>
+        </w:rPr>
+        <w:t>。X</w:t>
+      </w:r>
+      <w:r>
+        <w:rPr>
+          <w:rFonts w:ascii="Times New Roman" w:hAnsi="Times New Roman" w:eastAsia="Times New Roman" w:cs="Times New Roman"/>
+        </w:rPr>
+        <w:t xml:space="preserve"> </w:t>
+      </w:r>
+      <w:r>
+        <w:rPr>
+          <w:rFonts w:hint="eastAsia" w:ascii="Times New Roman" w:hAnsi="Times New Roman" w:eastAsia="FangSong" w:cs="Times New Roman"/>
+        </w:rPr>
+        <w:t>和硫同主族</w:t>
+      </w:r>
+      <w:r>
+        <w:rPr>
+          <w:rFonts w:hint="eastAsia" w:ascii="Times New Roman" w:hAnsi="Times New Roman" w:eastAsia="Times New Roman" w:cs="Times New Roman"/>
+        </w:rPr>
+        <w:t>,</w:t>
+      </w:r>
+      <w:r>
+        <w:rPr>
+          <w:rFonts w:ascii="Times New Roman" w:hAnsi="Times New Roman" w:eastAsia="Times New Roman" w:cs="Times New Roman"/>
+        </w:rPr>
+        <w:t xml:space="preserve"> </w:t>
+      </w:r>
+      <w:r>
+        <w:rPr>
+          <w:rFonts w:hint="eastAsia" w:ascii="Times New Roman" w:hAnsi="Times New Roman" w:eastAsia="FangSong" w:cs="Times New Roman"/>
+        </w:rPr>
+        <w:t xml:space="preserve">人体缺少</w:t>
+      </w:r>
+      <w:r>
+        <w:rPr>
+          <w:rFonts w:ascii="Times New Roman" w:hAnsi="Times New Roman" w:eastAsia="Times New Roman" w:cs="Times New Roman"/>
+        </w:rPr>
+        <w:t xml:space="preserve"> X, </w:t>
+      </w:r>
+      <w:r>
+        <w:rPr>
+          <w:rFonts w:hint="eastAsia" w:ascii="Times New Roman" w:hAnsi="Times New Roman" w:eastAsia="FangSong" w:cs="Times New Roman"/>
+        </w:rPr>
+        <w:t>就会得</w:t>
+      </w:r>
+      <w:r>
+        <w:rPr>
+          <w:rFonts w:hint="eastAsia" w:ascii="Times New Roman" w:hAnsi="Times New Roman" w:eastAsia="Times New Roman" w:cs="Times New Roman"/>
+        </w:rPr>
+        <w:t>“</w:t>
+      </w:r>
+      <w:r>
+        <w:rPr>
+          <w:rFonts w:hint="eastAsia" w:ascii="Times New Roman" w:hAnsi="Times New Roman" w:eastAsia="FangSong" w:cs="Times New Roman"/>
+        </w:rPr>
+        <w:t>克山病</w:t>
+      </w:r>
+      <w:r>
+        <w:rPr>
+          <w:rFonts w:hint="eastAsia" w:ascii="Times New Roman" w:hAnsi="Times New Roman" w:eastAsia="Times New Roman" w:cs="Times New Roman"/>
+        </w:rPr>
+        <w:t>”,</w:t>
+      </w:r>
+      <w:r>
+        <w:rPr>
+          <w:rFonts w:ascii="Times New Roman" w:hAnsi="Times New Roman" w:eastAsia="Times New Roman" w:cs="Times New Roman"/>
+        </w:rPr>
+        <w:t xml:space="preserve"> X </w:t>
+      </w:r>
+      <w:r>
+        <w:rPr>
+          <w:rFonts w:hint="eastAsia" w:ascii="Times New Roman" w:hAnsi="Times New Roman" w:eastAsia="FangSong" w:cs="Times New Roman"/>
+        </w:rPr>
+        <w:t>也是制光电池的一种原料</w:t>
+      </w:r>
+      <w:r>
+        <w:rPr>
+          <w:rFonts w:hint="eastAsia" w:ascii="Times New Roman" w:hAnsi="Times New Roman" w:eastAsia="Times New Roman" w:cs="Times New Roman"/>
+        </w:rPr>
+        <w:t>。</w:t>
+      </w:r>
+      <w:r>
+        <w:rPr>
+          <w:rFonts w:hint="eastAsia" w:ascii="Times New Roman" w:hAnsi="Times New Roman" w:eastAsia="FangSong" w:cs="Times New Roman"/>
+        </w:rPr>
+        <w:t>从阳极泥中提取</w:t>
+      </w:r>
+      <w:r>
+        <w:rPr>
+          <w:rFonts w:ascii="Times New Roman" w:hAnsi="Times New Roman" w:eastAsia="Times New Roman" w:cs="Times New Roman"/>
+        </w:rPr>
+        <w:t xml:space="preserve"> X </w:t>
+      </w:r>
+      <w:r>
+        <w:rPr>
+          <w:rFonts w:hint="eastAsia" w:ascii="Times New Roman" w:hAnsi="Times New Roman" w:eastAsia="FangSong" w:cs="Times New Roman"/>
+        </w:rPr>
+        <w:t>的流程如下</w:t>
+      </w:r>
+      <w:r>
+        <w:rPr>
+          <w:rFonts w:hint="eastAsia" w:ascii="Times New Roman" w:hAnsi="Times New Roman" w:eastAsia="Times New Roman" w:cs="Times New Roman"/>
+        </w:rPr>
+        <w:t>:</w:t>
+      </w:r>
+    </w:p>
+    <w:p>
+      <w:pPr>
+        <w:pStyle w:val="BodyText"/>
+        <w:spacing w:before="160" w:after="80"/>
+        <w:jc w:val="center"/>
+      </w:pPr>
+      <w:r>
+        <w:rPr>
+          <w:rFonts w:ascii="Times New Roman" w:hAnsi="Times New Roman" w:eastAsia="Times New Roman" w:cs="Times New Roman"/>
+        </w:rPr>
+        <w:drawing>
+          <wp:inline>
+            <wp:extent cx="3600000" cy="487238"/>
+            <wp:effectExtent b="0" l="0" r="0" t="0"/>
+            <wp:docPr descr="" title="" id="43" name="Picture"/>
+            <a:graphic>
+              <a:graphicData uri="http://schemas.openxmlformats.org/drawingml/2006/picture">
+                <pic:pic>
+                  <pic:nvPicPr>
+                    <pic:cNvPr descr="7b15f097330707d99fb55b28e60faf4c57607c1521b227b16a36ad1f564bcfcc.jpg" id="44" name="Picture"/>
+                    <pic:cNvPicPr>
+                      <a:picLocks noChangeArrowheads="1" noChangeAspect="1"/>
+                    </pic:cNvPicPr>
+                  </pic:nvPicPr>
+                  <pic:blipFill>
+                    <a:blip r:embed="rId42"/>
+                    <a:stretch>
+                      <a:fillRect/>
+                    </a:stretch>
+                  </pic:blipFill>
+                  <pic:spPr bwMode="auto">
+                    <a:xfrm>
+                      <a:off x="0" y="0"/>
+                      <a:ext cx="3600000" cy="487238"/>
+                    </a:xfrm>
+                    <a:prstGeom prst="rect">
+                      <a:avLst/>
+                    </a:prstGeom>
+                    <a:noFill/>
+                    <a:ln w="9525">
+                      <a:noFill/>
+                      <a:headEnd/>
+                      <a:tailEnd/>
+                    </a:ln>
+                  </pic:spPr>
+                </pic:pic>
+              </a:graphicData>
+            </a:graphic>
+          </wp:inline>
+        </w:drawing>
+      </w:r>
+    </w:p>
+    <w:p>
+      <w:pPr>
+        <w:numPr>
+          <w:ilvl w:val="0"/>
+          <w:numId w:val="1012"/>
+        </w:numPr>
+      </w:pPr>
+      <w:r>
+        <w:rPr>
+          <w:rFonts w:ascii="Times New Roman" w:hAnsi="Times New Roman" w:eastAsia="Times New Roman" w:cs="Times New Roman"/>
+        </w:rPr>
+        <w:t xml:space="preserve">X </w:t>
+      </w:r>
+      <w:r>
+        <w:rPr>
+          <w:rFonts w:hint="eastAsia" w:ascii="Times New Roman" w:hAnsi="Times New Roman" w:eastAsia="FangSong" w:cs="Times New Roman"/>
+        </w:rPr>
+        <w:t>的元素符号是</w:t>
+      </w:r>
+      <w:r>
+        <w:rPr>
+          <w:rFonts w:hint="eastAsia" w:ascii="Times New Roman" w:hAnsi="Times New Roman" w:eastAsia="Times New Roman" w:cs="Times New Roman"/>
+        </w:rPr>
+        <w:t>____，</w:t>
+      </w:r>
+      <w:r>
+        <w:rPr>
+          <w:rFonts w:hint="eastAsia" w:ascii="Times New Roman" w:hAnsi="Times New Roman" w:eastAsia="FangSong" w:cs="Times New Roman"/>
+        </w:rPr>
+        <w:t>它的基态原子核外电子排布式为</w:t>
+      </w:r>
+      <w:r>
+        <w:rPr>
+          <w:rFonts w:hint="eastAsia" w:ascii="Times New Roman" w:hAnsi="Times New Roman" w:eastAsia="Times New Roman" w:cs="Times New Roman"/>
+        </w:rPr>
+        <w:t>____。</w:t>
+      </w:r>
+    </w:p>
+    <w:p>
+      <w:pPr>
+        <w:numPr>
+          <w:ilvl w:val="0"/>
+          <w:numId w:val="1012"/>
+        </w:numPr>
+      </w:pPr>
+      <w:r>
+        <w:rPr>
+          <w:rFonts w:hint="eastAsia" w:ascii="Times New Roman" w:hAnsi="Times New Roman" w:eastAsia="FangSong" w:cs="Times New Roman"/>
+        </w:rPr>
+        <w:t xml:space="preserve">阳极泥中</w:t>
+      </w:r>
+      <w:r>
+        <w:rPr>
+          <w:rFonts w:ascii="Times New Roman" w:hAnsi="Times New Roman" w:eastAsia="Times New Roman" w:cs="Times New Roman"/>
+        </w:rPr>
+        <w:t xml:space="preserve"> X </w:t>
+      </w:r>
+      <w:r>
+        <w:rPr>
+          <w:rFonts w:hint="eastAsia" w:ascii="Times New Roman" w:hAnsi="Times New Roman" w:eastAsia="FangSong" w:cs="Times New Roman"/>
+        </w:rPr>
+        <w:t xml:space="preserve">以</w:t>
+      </w:r>
+      <w:r>
+        <w:rPr>
+          <w:rFonts w:ascii="Times New Roman" w:hAnsi="Times New Roman" w:eastAsia="Times New Roman" w:cs="Times New Roman"/>
+        </w:rPr>
+        <w:t xml:space="preserve"> X </w:t>
+      </w:r>
+      <w:r>
+        <w:rPr>
+          <w:rFonts w:hint="eastAsia" w:ascii="Times New Roman" w:hAnsi="Times New Roman" w:eastAsia="FangSong" w:cs="Times New Roman"/>
+        </w:rPr>
+        <w:t>单质</w:t>
+      </w:r>
+      <w:r>
+        <w:rPr>
+          <w:rFonts w:hint="eastAsia" w:ascii="Times New Roman" w:hAnsi="Times New Roman" w:eastAsia="Times New Roman" w:cs="Times New Roman"/>
+        </w:rPr>
+        <w:t>、</w:t>
+      </w:r>
+      <w:r>
+        <w:rPr>
+          <w:rFonts w:ascii="Times New Roman" w:hAnsi="Times New Roman" w:eastAsia="Times New Roman" w:cs="Times New Roman"/>
+        </w:rPr>
+        <w:t xml:space="preserve"> </w:t>
+      </w:r>
+      <m:oMath>
+        <m:sSub>
+          <m:e>
+            <m:r>
+              <m:rPr>
+                <m:sty m:val="p"/>
+              </m:rPr>
+              <m:t>A</m:t>
+            </m:r>
+            <m:r>
+              <m:rPr>
+                <m:sty m:val="p"/>
+              </m:rPr>
+              <m:t>g</m:t>
+            </m:r>
+          </m:e>
+          <m:sub>
+            <m:r>
+              <m:t>2</m:t>
+            </m:r>
+          </m:sub>
+        </m:sSub>
+        <m:r>
+          <m:rPr>
+            <m:sty m:val="p"/>
+          </m:rPr>
+          <m:t> </m:t>
+        </m:r>
+        <m:r>
+          <m:rPr>
+            <m:sty m:val="p"/>
+          </m:rPr>
+          <m:t>X</m:t>
+        </m:r>
+      </m:oMath>
+      <w:r>
+        <w:rPr>
+          <w:rFonts w:ascii="Times New Roman" w:hAnsi="Times New Roman" w:eastAsia="Times New Roman" w:cs="Times New Roman"/>
+        </w:rPr>
+        <w:t xml:space="preserve"> </w:t>
+      </w:r>
+      <w:r>
+        <w:rPr>
+          <w:rFonts w:ascii="Times New Roman" w:hAnsi="Times New Roman" w:eastAsia="Times New Roman" w:cs="Times New Roman"/>
+        </w:rPr>
+        <w:t xml:space="preserve">、</w:t>
+      </w:r>
+      <w:r>
+        <w:rPr>
+          <w:rFonts w:ascii="Times New Roman" w:hAnsi="Times New Roman" w:eastAsia="Times New Roman" w:cs="Times New Roman"/>
+        </w:rPr>
+        <w:t xml:space="preserve"> </w:t>
+      </w:r>
+      <m:oMath>
+        <m:sSub>
+          <m:e>
+            <m:r>
+              <m:rPr>
+                <m:sty m:val="p"/>
+              </m:rPr>
+              <m:t>C</m:t>
+            </m:r>
+            <m:r>
+              <m:rPr>
+                <m:sty m:val="p"/>
+              </m:rPr>
+              <m:t>u</m:t>
+            </m:r>
+          </m:e>
+          <m:sub>
+            <m:r>
+              <m:t>2</m:t>
+            </m:r>
+          </m:sub>
+        </m:sSub>
+        <m:r>
+          <m:rPr>
+            <m:sty m:val="p"/>
+          </m:rPr>
+          <m:t> </m:t>
+        </m:r>
+        <m:r>
+          <m:rPr>
+            <m:sty m:val="p"/>
+          </m:rPr>
+          <m:t>X</m:t>
+        </m:r>
+      </m:oMath>
+      <w:r>
+        <w:rPr>
+          <w:rFonts w:ascii="Times New Roman" w:hAnsi="Times New Roman" w:eastAsia="Times New Roman" w:cs="Times New Roman"/>
+        </w:rPr>
+        <w:t xml:space="preserve"> </w:t>
+      </w:r>
+      <w:r>
+        <w:rPr>
+          <w:rFonts w:hint="eastAsia" w:ascii="Times New Roman" w:hAnsi="Times New Roman" w:eastAsia="FangSong" w:cs="Times New Roman"/>
+        </w:rPr>
+        <w:t>等型体存在</w:t>
+      </w:r>
+      <w:r>
+        <w:rPr>
+          <w:rFonts w:hint="eastAsia" w:ascii="Times New Roman" w:hAnsi="Times New Roman" w:eastAsia="Times New Roman" w:cs="Times New Roman"/>
+        </w:rPr>
+        <w:t>,</w:t>
+      </w:r>
+      <w:r>
+        <w:rPr>
+          <w:rFonts w:ascii="Times New Roman" w:hAnsi="Times New Roman" w:eastAsia="Times New Roman" w:cs="Times New Roman"/>
+        </w:rPr>
+        <w:t xml:space="preserve"> </w:t>
+      </w:r>
+      <w:r>
+        <w:rPr>
+          <w:rFonts w:hint="eastAsia" w:ascii="Times New Roman" w:hAnsi="Times New Roman" w:eastAsia="FangSong" w:cs="Times New Roman"/>
+        </w:rPr>
+        <w:t>则</w:t>
+      </w:r>
+      <w:r>
+        <w:rPr>
+          <w:rFonts w:hint="eastAsia" w:ascii="Times New Roman" w:hAnsi="Times New Roman" w:eastAsia="Times New Roman" w:cs="Times New Roman"/>
+        </w:rPr>
+        <w:t>①</w:t>
+      </w:r>
+      <w:r>
+        <w:rPr>
+          <w:rFonts w:hint="eastAsia" w:ascii="Times New Roman" w:hAnsi="Times New Roman" w:eastAsia="FangSong" w:cs="Times New Roman"/>
+        </w:rPr>
+        <w:t>中</w:t>
+      </w:r>
+      <w:r>
+        <w:rPr>
+          <w:rFonts w:ascii="Times New Roman" w:hAnsi="Times New Roman" w:eastAsia="Times New Roman" w:cs="Times New Roman"/>
+        </w:rPr>
+        <w:t xml:space="preserve"> X </w:t>
+      </w:r>
+      <w:r>
+        <w:rPr>
+          <w:rFonts w:hint="eastAsia" w:ascii="Times New Roman" w:hAnsi="Times New Roman" w:eastAsia="FangSong" w:cs="Times New Roman"/>
+        </w:rPr>
+        <w:t xml:space="preserve">与浓硫酸的反应方程式为</w:t>
+      </w:r>
+      <w:r>
+        <w:rPr>
+          <w:rFonts w:ascii="Times New Roman" w:hAnsi="Times New Roman" w:eastAsia="Times New Roman" w:cs="Times New Roman"/>
+        </w:rPr>
+        <w:t xml:space="preserve"> ____,</w:t>
+      </w:r>
+      <w:r>
+        <w:rPr>
+          <w:rFonts w:ascii="Times New Roman" w:hAnsi="Times New Roman" w:eastAsia="Times New Roman" w:cs="Times New Roman"/>
+        </w:rPr>
+        <w:t xml:space="preserve"> </w:t>
+      </w:r>
+      <m:oMath>
+        <m:sSub>
+          <m:e>
+            <m:r>
+              <m:rPr>
+                <m:sty m:val="p"/>
+              </m:rPr>
+              <m:t>C</m:t>
+            </m:r>
+            <m:r>
+              <m:rPr>
+                <m:sty m:val="p"/>
+              </m:rPr>
+              <m:t>u</m:t>
+            </m:r>
+          </m:e>
+          <m:sub>
+            <m:r>
+              <m:t>2</m:t>
+            </m:r>
+          </m:sub>
+        </m:sSub>
+        <m:r>
+          <m:rPr>
+            <m:sty m:val="p"/>
+          </m:rPr>
+          <m:t> </m:t>
+        </m:r>
+        <m:r>
+          <m:rPr>
+            <m:sty m:val="p"/>
+          </m:rPr>
+          <m:t>X</m:t>
+        </m:r>
+      </m:oMath>
+      <w:r>
+        <w:rPr>
+          <w:rFonts w:ascii="Times New Roman" w:hAnsi="Times New Roman" w:eastAsia="Times New Roman" w:cs="Times New Roman"/>
+        </w:rPr>
+        <w:t xml:space="preserve"> </w:t>
+      </w:r>
+      <w:r>
+        <w:rPr>
+          <w:rFonts w:hint="eastAsia" w:ascii="Times New Roman" w:hAnsi="Times New Roman" w:eastAsia="FangSong" w:cs="Times New Roman"/>
+        </w:rPr>
+        <w:t xml:space="preserve">与浓硫酸的反应方程式为</w:t>
+      </w:r>
+      <w:r>
+        <w:rPr>
+          <w:rFonts w:ascii="Times New Roman" w:hAnsi="Times New Roman" w:eastAsia="Times New Roman" w:cs="Times New Roman"/>
+        </w:rPr>
+        <w:t xml:space="preserve"> ____。</w:t>
+      </w:r>
+    </w:p>
+    <w:p>
+      <w:pPr>
+        <w:numPr>
+          <w:ilvl w:val="0"/>
+          <w:numId w:val="1012"/>
+        </w:numPr>
+      </w:pPr>
+      <m:oMath>
+        <m:sSub>
+          <m:e>
+            <m:r>
+              <m:rPr>
+                <m:sty m:val="p"/>
+              </m:rPr>
+              <m:t>H</m:t>
+            </m:r>
+          </m:e>
+          <m:sub>
+            <m:r>
+              <m:t>2</m:t>
+            </m:r>
+          </m:sub>
+        </m:sSub>
+        <m:sSub>
+          <m:e>
+            <m:r>
+              <m:rPr>
+                <m:sty m:val="p"/>
+              </m:rPr>
+              <m:t>X</m:t>
+            </m:r>
+            <m:r>
+              <m:rPr>
+                <m:sty m:val="p"/>
+              </m:rPr>
+              <m:t>O</m:t>
+            </m:r>
+          </m:e>
+          <m:sub>
+            <m:r>
+              <m:t>3</m:t>
+            </m:r>
+          </m:sub>
+        </m:sSub>
+      </m:oMath>
+      <w:r>
+        <w:rPr>
+          <w:rFonts w:ascii="Times New Roman" w:hAnsi="Times New Roman" w:eastAsia="Times New Roman" w:cs="Times New Roman"/>
+        </w:rPr>
+        <w:t xml:space="preserve"> </w:t>
+      </w:r>
+      <w:r>
+        <w:rPr>
+          <w:rFonts w:hint="eastAsia" w:ascii="Times New Roman" w:hAnsi="Times New Roman" w:eastAsia="FangSong" w:cs="Times New Roman"/>
+        </w:rPr>
+        <w:t xml:space="preserve">与</w:t>
+      </w:r>
+      <w:r>
+        <w:rPr>
+          <w:rFonts w:ascii="Times New Roman" w:hAnsi="Times New Roman" w:eastAsia="Times New Roman" w:cs="Times New Roman"/>
+        </w:rPr>
+        <w:t xml:space="preserve"> </w:t>
+      </w:r>
+      <m:oMath>
+        <m:sSub>
+          <m:e>
+            <m:r>
+              <m:rPr>
+                <m:sty m:val="p"/>
+              </m:rPr>
+              <m:t>S</m:t>
+            </m:r>
+            <m:r>
+              <m:rPr>
+                <m:sty m:val="p"/>
+              </m:rPr>
+              <m:t>O</m:t>
+            </m:r>
+          </m:e>
+          <m:sub>
+            <m:r>
+              <m:t>2</m:t>
+            </m:r>
+          </m:sub>
+        </m:sSub>
+      </m:oMath>
+      <w:r>
+        <w:rPr>
+          <w:rFonts w:ascii="Times New Roman" w:hAnsi="Times New Roman" w:eastAsia="Times New Roman" w:cs="Times New Roman"/>
+        </w:rPr>
+        <w:t xml:space="preserve"> </w:t>
+      </w:r>
+      <w:r>
+        <w:rPr>
+          <w:rFonts w:hint="eastAsia" w:ascii="Times New Roman" w:hAnsi="Times New Roman" w:eastAsia="FangSong" w:cs="Times New Roman"/>
+        </w:rPr>
+        <w:t xml:space="preserve">的反应方程式为</w:t>
+      </w:r>
+      <w:r>
+        <w:rPr>
+          <w:rFonts w:ascii="Times New Roman" w:hAnsi="Times New Roman" w:eastAsia="Times New Roman" w:cs="Times New Roman"/>
+        </w:rPr>
+        <w:t xml:space="preserve"> ____。</w:t>
+      </w:r>
+    </w:p>
+    <w:p>
+      <w:pPr>
+        <w:numPr>
+          <w:ilvl w:val="0"/>
+          <w:numId w:val="1012"/>
+        </w:numPr>
+      </w:pPr>
+      <w:r>
+        <w:rPr>
+          <w:rFonts w:hint="eastAsia" w:ascii="Times New Roman" w:hAnsi="Times New Roman" w:eastAsia="FangSong" w:cs="Times New Roman"/>
+        </w:rPr>
+        <w:t>上述反应有无离子反应</w:t>
+      </w:r>
+      <w:r>
+        <w:rPr>
+          <w:rFonts w:hint="eastAsia" w:ascii="Times New Roman" w:hAnsi="Times New Roman" w:eastAsia="Times New Roman" w:cs="Times New Roman"/>
+        </w:rPr>
+        <w:t>？</w:t>
+      </w:r>
+      <w:r>
+        <w:rPr>
+          <w:rFonts w:hint="eastAsia" w:ascii="Times New Roman" w:hAnsi="Times New Roman" w:eastAsia="FangSong" w:cs="Times New Roman"/>
+        </w:rPr>
+        <w:t>为什么</w:t>
+      </w:r>
+      <w:r>
+        <w:rPr>
+          <w:rFonts w:hint="eastAsia" w:ascii="Times New Roman" w:hAnsi="Times New Roman" w:eastAsia="Times New Roman" w:cs="Times New Roman"/>
+        </w:rPr>
+        <w:t>？</w:t>
+      </w:r>
+    </w:p>
+    <w:p>
+      <w:pPr>
+        <w:pStyle w:val="FirstParagraph"/>
+      </w:pPr>
+      <w:r>
+        <w:rPr>
+          <w:rFonts w:ascii="Times New Roman" w:hAnsi="Times New Roman" w:eastAsia="Times New Roman" w:cs="Times New Roman"/>
+        </w:rPr>
+        <w:t xml:space="preserve">📖 </w:t>
+      </w:r>
+      <w:r>
+        <w:rPr>
+          <w:rFonts w:hint="eastAsia" w:ascii="Times New Roman" w:hAnsi="Times New Roman" w:eastAsia="FangSong" w:cs="Times New Roman"/>
+        </w:rPr>
+        <w:t xml:space="preserve">查看答案</w:t>
+      </w:r>
+    </w:p>
+    <w:p>
+      <w:pPr>
+        <w:pStyle w:val="BodyText"/>
+      </w:pPr>
+      <w:r>
+        <w:rPr>
+          <w:rFonts w:hint="eastAsia" w:ascii="Times New Roman" w:hAnsi="Times New Roman" w:eastAsia="FangSong" w:cs="Times New Roman"/>
+          <w:b/>
+          <w:bCs/>
+        </w:rPr>
+        <w:t xml:space="preserve">参考解答</w:t>
+      </w:r>
+      <w:r>
+        <w:rPr>
+          <w:rFonts w:hint="eastAsia" w:ascii="Times New Roman" w:hAnsi="Times New Roman" w:eastAsia="Times New Roman" w:cs="Times New Roman"/>
+        </w:rPr>
+        <w:t>（</w:t>
+      </w:r>
+      <w:r>
+        <w:rPr>
+          <w:rFonts w:hint="eastAsia" w:ascii="Times New Roman" w:hAnsi="Times New Roman" w:eastAsia="FangSong" w:cs="Times New Roman"/>
+        </w:rPr>
+        <w:t>书末答案区照录</w:t>
+      </w:r>
+      <w:r>
+        <w:rPr>
+          <w:rFonts w:hint="eastAsia" w:ascii="Times New Roman" w:hAnsi="Times New Roman" w:eastAsia="Times New Roman" w:cs="Times New Roman"/>
+        </w:rPr>
+        <w:t>＋</w:t>
+      </w:r>
+      <w:r>
+        <w:rPr>
+          <w:rFonts w:hint="eastAsia" w:ascii="Times New Roman" w:hAnsi="Times New Roman" w:eastAsia="FangSong" w:cs="Times New Roman"/>
+        </w:rPr>
+        <w:t>解析补建</w:t>
+      </w:r>
+      <w:r>
+        <w:rPr>
+          <w:rFonts w:hint="eastAsia" w:ascii="Times New Roman" w:hAnsi="Times New Roman" w:eastAsia="Times New Roman" w:cs="Times New Roman"/>
+        </w:rPr>
+        <w:t>）</w:t>
+      </w:r>
+    </w:p>
+    <w:p>
+      <w:pPr>
+        <w:numPr>
+          <w:ilvl w:val="0"/>
+          <w:numId w:val="1013"/>
+        </w:numPr>
+      </w:pPr>
+      <w:r>
+        <w:rPr>
+          <w:rFonts w:ascii="Times New Roman" w:hAnsi="Times New Roman" w:eastAsia="Times New Roman" w:cs="Times New Roman"/>
+        </w:rPr>
+        <w:t xml:space="preserve">Se;</w:t>
+      </w:r>
+      <w:r>
+        <w:rPr>
+          <w:rFonts w:ascii="Times New Roman" w:hAnsi="Times New Roman" w:eastAsia="Times New Roman" w:cs="Times New Roman"/>
+        </w:rPr>
+        <w:t xml:space="preserve"> </w:t>
+      </w:r>
+      <m:oMath>
+        <m:oMathPr>
+          <m:ctrlPr>
+            <w:rPr>
+              <w:sz w:val="28"/>
+              <w:szCs w:val="28"/>
+            </w:rPr>
+          </m:ctrlPr>
+        </m:oMathPr>
+        <m:r>
+          <m:t>1</m:t>
+        </m:r>
+        <m:sSup>
+          <m:e>
+            <m:r>
+              <m:rPr>
+                <m:sty m:val="p"/>
+              </m:rPr>
+              <m:t> </m:t>
+            </m:r>
+            <m:r>
+              <m:rPr>
+                <m:sty m:val="p"/>
+              </m:rPr>
+              <m:t>s</m:t>
+            </m:r>
+          </m:e>
+          <m:sup>
+            <m:r>
+              <m:t>2</m:t>
+            </m:r>
+          </m:sup>
+        </m:sSup>
+        <m:r>
+          <m:t>2</m:t>
+        </m:r>
+        <m:sSup>
+          <m:e>
+            <m:r>
+              <m:rPr>
+                <m:sty m:val="p"/>
+              </m:rPr>
+              <m:t> </m:t>
+            </m:r>
+            <m:r>
+              <m:rPr>
+                <m:sty m:val="p"/>
+              </m:rPr>
+              <m:t>s</m:t>
+            </m:r>
+          </m:e>
+          <m:sup>
+            <m:r>
+              <m:t>2</m:t>
+            </m:r>
+          </m:sup>
+        </m:sSup>
+        <m:r>
+          <m:t>2</m:t>
+        </m:r>
+        <m:sSup>
+          <m:e>
+            <m:r>
+              <m:rPr>
+                <m:sty m:val="p"/>
+              </m:rPr>
+              <m:t>p</m:t>
+            </m:r>
+          </m:e>
+          <m:sup>
+            <m:r>
+              <m:t>6</m:t>
+            </m:r>
+          </m:sup>
+        </m:sSup>
+        <m:r>
+          <m:t>3</m:t>
+        </m:r>
+        <m:sSup>
+          <m:e>
+            <m:r>
+              <m:rPr>
+                <m:sty m:val="p"/>
+              </m:rPr>
+              <m:t> </m:t>
+            </m:r>
+            <m:r>
+              <m:rPr>
+                <m:sty m:val="p"/>
+              </m:rPr>
+              <m:t>s</m:t>
+            </m:r>
+          </m:e>
+          <m:sup>
+            <m:r>
+              <m:t>2</m:t>
+            </m:r>
+          </m:sup>
+        </m:sSup>
+        <m:r>
+          <m:t>3</m:t>
+        </m:r>
+        <m:sSup>
+          <m:e>
+            <m:r>
+              <m:rPr>
+                <m:sty m:val="p"/>
+              </m:rPr>
+              <m:t>p</m:t>
+            </m:r>
+          </m:e>
+          <m:sup>
+            <m:r>
+              <m:t>6</m:t>
+            </m:r>
+          </m:sup>
+        </m:sSup>
+        <m:r>
+          <m:t>3</m:t>
+        </m:r>
+        <m:sSup>
+          <m:e>
+            <m:r>
+              <m:rPr>
+                <m:sty m:val="p"/>
+              </m:rPr>
+              <m:t>d</m:t>
+            </m:r>
+          </m:e>
+          <m:sup>
+            <m:r>
+              <m:t>10</m:t>
+            </m:r>
+          </m:sup>
+        </m:sSup>
+        <m:r>
+          <m:t>4</m:t>
+        </m:r>
+        <m:sSup>
+          <m:e>
+            <m:r>
+              <m:rPr>
+                <m:sty m:val="p"/>
+              </m:rPr>
+              <m:t> </m:t>
+            </m:r>
+            <m:r>
+              <m:rPr>
+                <m:sty m:val="p"/>
+              </m:rPr>
+              <m:t>s</m:t>
+            </m:r>
+          </m:e>
+          <m:sup>
+            <m:r>
+              <m:t>2</m:t>
+            </m:r>
+          </m:sup>
+        </m:sSup>
+        <m:r>
+          <m:t>4</m:t>
+        </m:r>
+        <m:sSup>
+          <m:e>
+            <m:r>
+              <m:rPr>
+                <m:sty m:val="p"/>
+              </m:rPr>
+              <m:t>p</m:t>
+            </m:r>
+          </m:e>
+          <m:sup>
+            <m:r>
+              <m:t>4</m:t>
+            </m:r>
+          </m:sup>
+        </m:sSup>
+      </m:oMath>
+      <w:r>
+        <w:rPr>
+          <w:rFonts w:ascii="Times New Roman" w:hAnsi="Times New Roman" w:eastAsia="Times New Roman" w:cs="Times New Roman"/>
+        </w:rPr>
+        <w:t xml:space="preserve"> </w:t>
+      </w:r>
+      <w:r>
+        <w:rPr>
+          <w:rFonts w:hint="eastAsia" w:ascii="Times New Roman" w:hAnsi="Times New Roman" w:eastAsia="FangSong" w:cs="Times New Roman"/>
+        </w:rPr>
+        <w:t xml:space="preserve">或</w:t>
+      </w:r>
+      <w:r>
+        <w:rPr>
+          <w:rFonts w:ascii="Times New Roman" w:hAnsi="Times New Roman" w:eastAsia="Times New Roman" w:cs="Times New Roman"/>
+        </w:rPr>
+        <w:t xml:space="preserve"> [Ar]</w:t>
+      </w:r>
+      <w:r>
+        <w:rPr>
+          <w:rFonts w:ascii="Times New Roman" w:hAnsi="Times New Roman" w:eastAsia="Times New Roman" w:cs="Times New Roman"/>
+        </w:rPr>
+        <w:t xml:space="preserve"> </w:t>
+      </w:r>
+      <m:oMath>
+        <m:oMathPr>
+          <m:ctrlPr>
+            <w:rPr>
+              <w:sz w:val="28"/>
+              <w:szCs w:val="28"/>
+            </w:rPr>
+          </m:ctrlPr>
+        </m:oMathPr>
+        <m:r>
+          <m:t>3</m:t>
+        </m:r>
+        <m:sSup>
+          <m:e>
+            <m:r>
+              <m:rPr>
+                <m:sty m:val="p"/>
+              </m:rPr>
+              <m:t> </m:t>
+            </m:r>
+            <m:r>
+              <m:rPr>
+                <m:sty m:val="p"/>
+              </m:rPr>
+              <m:t>d</m:t>
+            </m:r>
+          </m:e>
+          <m:sup>
+            <m:r>
+              <m:t>10</m:t>
+            </m:r>
+          </m:sup>
+        </m:sSup>
+        <m:r>
+          <m:t>4</m:t>
+        </m:r>
+        <m:sSup>
+          <m:e>
+            <m:r>
+              <m:rPr>
+                <m:sty m:val="p"/>
+              </m:rPr>
+              <m:t> </m:t>
+            </m:r>
+            <m:r>
+              <m:rPr>
+                <m:sty m:val="p"/>
+              </m:rPr>
+              <m:t>s</m:t>
+            </m:r>
+          </m:e>
+          <m:sup>
+            <m:r>
+              <m:t>2</m:t>
+            </m:r>
+          </m:sup>
+        </m:sSup>
+        <m:r>
+          <m:t>4</m:t>
+        </m:r>
+        <m:sSup>
+          <m:e>
+            <m:r>
+              <m:rPr>
+                <m:sty m:val="p"/>
+              </m:rPr>
+              <m:t>p</m:t>
+            </m:r>
+          </m:e>
+          <m:sup>
+            <m:r>
+              <m:t>4</m:t>
+            </m:r>
+          </m:sup>
+        </m:sSup>
+      </m:oMath>
+    </w:p>
+    <w:p>
+      <w:pPr>
+        <w:numPr>
+          <w:ilvl w:val="0"/>
+          <w:numId w:val="1013"/>
+        </w:numPr>
+      </w:pPr>
+      <m:oMath>
+        <m:oMathPr>
+          <m:ctrlPr>
+            <w:rPr>
+              <w:sz w:val="28"/>
+              <w:szCs w:val="28"/>
+            </w:rPr>
+          </m:ctrlPr>
+        </m:oMathPr>
+        <m:r>
+          <m:rPr>
+            <m:sty m:val="p"/>
+          </m:rPr>
+          <m:t>S</m:t>
+        </m:r>
+        <m:r>
+          <m:rPr>
+            <m:sty m:val="p"/>
+          </m:rPr>
+          <m:t>e</m:t>
+        </m:r>
+        <m:r>
+          <m:rPr>
+            <m:sty m:val="p"/>
+          </m:rPr>
+          <m:t>+</m:t>
+        </m:r>
+        <m:r>
+          <m:t>2</m:t>
+        </m:r>
+        <m:sSub>
+          <m:e>
+            <m:r>
+              <m:rPr>
+                <m:sty m:val="p"/>
+              </m:rPr>
+              <m:t>H</m:t>
+            </m:r>
+          </m:e>
+          <m:sub>
+            <m:r>
+              <m:t>2</m:t>
+            </m:r>
+          </m:sub>
+        </m:sSub>
+        <m:sSub>
+          <m:e>
+            <m:r>
+              <m:rPr>
+                <m:sty m:val="p"/>
+              </m:rPr>
+              <m:t>S</m:t>
+            </m:r>
+            <m:r>
+              <m:rPr>
+                <m:sty m:val="p"/>
+              </m:rPr>
+              <m:t>O</m:t>
+            </m:r>
+          </m:e>
+          <m:sub>
+            <m:r>
+              <m:t>4</m:t>
+            </m:r>
+          </m:sub>
+        </m:sSub>
+        <m:r>
+          <m:rPr>
+            <m:sty m:val="p"/>
+          </m:rPr>
+          <m:t>(</m:t>
+        </m:r>
+        <m:r>
+          <m:rPr>
+            <m:nor/>
+            <m:sty m:val="p"/>
+          </m:rPr>
+          <m:t>浓</m:t>
+        </m:r>
+        <m:r>
+          <m:rPr>
+            <m:sty m:val="p"/>
+          </m:rPr>
+          <m:t>)</m:t>
+        </m:r>
+        <m:r>
+          <m:rPr>
+            <m:sty m:val="p"/>
+          </m:rPr>
+          <m:t>→</m:t>
+        </m:r>
+        <m:sSub>
+          <m:e>
+            <m:r>
+              <m:rPr>
+                <m:sty m:val="p"/>
+              </m:rPr>
+              <m:t>S</m:t>
+            </m:r>
+            <m:r>
+              <m:rPr>
+                <m:sty m:val="p"/>
+              </m:rPr>
+              <m:t>e</m:t>
+            </m:r>
+            <m:r>
+              <m:rPr>
+                <m:sty m:val="p"/>
+              </m:rPr>
+              <m:t>O</m:t>
+            </m:r>
+          </m:e>
+          <m:sub>
+            <m:r>
+              <m:t>2</m:t>
+            </m:r>
+          </m:sub>
+        </m:sSub>
+        <m:r>
+          <m:rPr>
+            <m:sty m:val="p"/>
+          </m:rPr>
+          <m:t>+</m:t>
+        </m:r>
+        <m:r>
+          <m:t>2</m:t>
+        </m:r>
+        <m:sSub>
+          <m:e>
+            <m:r>
+              <m:rPr>
+                <m:sty m:val="p"/>
+              </m:rPr>
+              <m:t>S</m:t>
+            </m:r>
+            <m:r>
+              <m:rPr>
+                <m:sty m:val="p"/>
+              </m:rPr>
+              <m:t>O</m:t>
+            </m:r>
+          </m:e>
+          <m:sub>
+            <m:r>
+              <m:t>2</m:t>
+            </m:r>
+          </m:sub>
+        </m:sSub>
+        <m:r>
+          <m:rPr>
+            <m:sty m:val="p"/>
+          </m:rPr>
+          <m:t>↑</m:t>
+        </m:r>
+        <m:r>
+          <m:rPr>
+            <m:sty m:val="p"/>
+          </m:rPr>
+          <m:t>+</m:t>
+        </m:r>
+        <m:r>
+          <m:t>2</m:t>
+        </m:r>
+        <m:sSub>
+          <m:e>
+            <m:r>
+              <m:rPr>
+                <m:sty m:val="p"/>
+              </m:rPr>
+              <m:t>H</m:t>
+            </m:r>
+          </m:e>
+          <m:sub>
+            <m:r>
+              <m:t>2</m:t>
+            </m:r>
+          </m:sub>
+        </m:sSub>
+        <m:r>
+          <m:rPr>
+            <m:sty m:val="p"/>
+          </m:rPr>
+          <m:t>O</m:t>
+        </m:r>
+      </m:oMath>
+      <w:r>
+        <w:rPr>
+          <w:rFonts w:ascii="Times New Roman" w:hAnsi="Times New Roman" w:eastAsia="Times New Roman" w:cs="Times New Roman"/>
+        </w:rPr>
+        <w:t xml:space="preserve">​</w:t>
+      </w:r>
+    </w:p>
+    <w:p>
+      <w:pPr>
+        <w:pStyle w:val="FirstParagraph"/>
+      </w:pPr>
+      <m:oMathPara>
+        <m:oMathParaPr>
+          <m:jc m:val="center"/>
+          <m:ctrlPr>
+            <w:rPr>
+              <w:sz w:val="28"/>
+              <w:szCs w:val="28"/>
+            </w:rPr>
+          </m:ctrlPr>
+        </m:oMathParaPr>
+        <m:oMath>
+          <m:sSub>
+            <m:e>
+              <m:r>
+                <m:rPr>
+                  <m:sty m:val="p"/>
+                </m:rPr>
+                <m:t>C</m:t>
+              </m:r>
+              <m:r>
+                <m:rPr>
+                  <m:sty m:val="p"/>
+                </m:rPr>
+                <m:t>u</m:t>
+              </m:r>
+            </m:e>
+            <m:sub>
+              <m:r>
+                <m:t>2</m:t>
+              </m:r>
+            </m:sub>
+          </m:sSub>
+          <m:r>
+            <m:rPr>
+              <m:sty m:val="p"/>
+            </m:rPr>
+            <m:t>S</m:t>
+          </m:r>
+          <m:r>
+            <m:rPr>
+              <m:sty m:val="p"/>
+            </m:rPr>
+            <m:t>e</m:t>
+          </m:r>
+          <m:r>
+            <m:rPr>
+              <m:sty m:val="p"/>
+            </m:rPr>
+            <m:t>+</m:t>
+          </m:r>
+          <m:r>
+            <m:t>6</m:t>
+          </m:r>
+          <m:sSub>
+            <m:e>
+              <m:r>
+                <m:rPr>
+                  <m:sty m:val="p"/>
+                </m:rPr>
+                <m:t>H</m:t>
+              </m:r>
+            </m:e>
+            <m:sub>
+              <m:r>
+                <m:t>2</m:t>
+              </m:r>
+            </m:sub>
+          </m:sSub>
+          <m:sSub>
+            <m:e>
+              <m:r>
+                <m:rPr>
+                  <m:sty m:val="p"/>
+                </m:rPr>
+                <m:t>S</m:t>
+              </m:r>
+              <m:r>
+                <m:rPr>
+                  <m:sty m:val="p"/>
+                </m:rPr>
+                <m:t>O</m:t>
+              </m:r>
+            </m:e>
+            <m:sub>
+              <m:r>
+                <m:t>4</m:t>
+              </m:r>
+            </m:sub>
+          </m:sSub>
+          <m:r>
+            <m:rPr>
+              <m:sty m:val="p"/>
+            </m:rPr>
+            <m:t>(</m:t>
+          </m:r>
+          <m:r>
+            <m:rPr>
+              <m:nor/>
+              <m:sty m:val="p"/>
+            </m:rPr>
+            <m:t>浓</m:t>
+          </m:r>
+          <m:r>
+            <m:rPr>
+              <m:sty m:val="p"/>
+            </m:rPr>
+            <m:t>)</m:t>
+          </m:r>
+          <m:r>
+            <m:rPr>
+              <m:sty m:val="p"/>
+            </m:rPr>
+            <m:t>→</m:t>
+          </m:r>
+          <m:r>
+            <m:t>2</m:t>
+          </m:r>
+          <m:sSub>
+            <m:e>
+              <m:r>
+                <m:rPr>
+                  <m:sty m:val="p"/>
+                </m:rPr>
+                <m:t>C</m:t>
+              </m:r>
+              <m:r>
+                <m:rPr>
+                  <m:sty m:val="p"/>
+                </m:rPr>
+                <m:t>u</m:t>
+              </m:r>
+              <m:r>
+                <m:rPr>
+                  <m:sty m:val="p"/>
+                </m:rPr>
+                <m:t>S</m:t>
+              </m:r>
+              <m:r>
+                <m:rPr>
+                  <m:sty m:val="p"/>
+                </m:rPr>
+                <m:t>O</m:t>
+              </m:r>
+            </m:e>
+            <m:sub>
+              <m:r>
+                <m:t>4</m:t>
+              </m:r>
+            </m:sub>
+          </m:sSub>
+          <m:r>
+            <m:rPr>
+              <m:sty m:val="p"/>
+            </m:rPr>
+            <m:t>+</m:t>
+          </m:r>
+          <m:sSub>
+            <m:e>
+              <m:r>
+                <m:rPr>
+                  <m:sty m:val="p"/>
+                </m:rPr>
+                <m:t>S</m:t>
+              </m:r>
+              <m:r>
+                <m:rPr>
+                  <m:sty m:val="p"/>
+                </m:rPr>
+                <m:t>e</m:t>
+              </m:r>
+              <m:r>
+                <m:rPr>
+                  <m:sty m:val="p"/>
+                </m:rPr>
+                <m:t>O</m:t>
+              </m:r>
+            </m:e>
+            <m:sub>
+              <m:r>
+                <m:t>2</m:t>
+              </m:r>
+            </m:sub>
+          </m:sSub>
+          <m:r>
+            <m:rPr>
+              <m:sty m:val="p"/>
+            </m:rPr>
+            <m:t>+</m:t>
+          </m:r>
+          <m:r>
+            <m:t>4</m:t>
+          </m:r>
+          <m:sSub>
+            <m:e>
+              <m:r>
+                <m:rPr>
+                  <m:sty m:val="p"/>
+                </m:rPr>
+                <m:t>S</m:t>
+              </m:r>
+              <m:r>
+                <m:rPr>
+                  <m:sty m:val="p"/>
+                </m:rPr>
+                <m:t>O</m:t>
+              </m:r>
+            </m:e>
+            <m:sub>
+              <m:r>
+                <m:t>2</m:t>
+              </m:r>
+            </m:sub>
+          </m:sSub>
+          <m:r>
+            <m:rPr>
+              <m:sty m:val="p"/>
+            </m:rPr>
+            <m:t>↑</m:t>
+          </m:r>
+          <m:r>
+            <m:rPr>
+              <m:sty m:val="p"/>
+            </m:rPr>
+            <m:t>+</m:t>
+          </m:r>
+          <m:r>
+            <m:t>6</m:t>
+          </m:r>
+          <m:sSub>
+            <m:e>
+              <m:r>
+                <m:rPr>
+                  <m:sty m:val="p"/>
+                </m:rPr>
+                <m:t>H</m:t>
+              </m:r>
+            </m:e>
+            <m:sub>
+              <m:r>
+                <m:t>2</m:t>
+              </m:r>
+            </m:sub>
+          </m:sSub>
+          <m:r>
+            <m:rPr>
+              <m:sty m:val="p"/>
+            </m:rPr>
+            <m:t>O</m:t>
+          </m:r>
+        </m:oMath>
+      </m:oMathPara>
+    </w:p>
+    <w:p>
+      <w:pPr>
+        <w:numPr>
+          <w:ilvl w:val="0"/>
+          <w:numId w:val="1014"/>
+        </w:numPr>
+      </w:pPr>
+      <m:oMath>
+        <m:oMathPr>
+          <m:ctrlPr>
+            <w:rPr>
+              <w:sz w:val="28"/>
+              <w:szCs w:val="28"/>
+            </w:rPr>
+          </m:ctrlPr>
+        </m:oMathPr>
+        <m:sSub>
+          <m:e>
+            <m:r>
+              <m:rPr>
+                <m:sty m:val="p"/>
+              </m:rPr>
+              <m:t>H</m:t>
+            </m:r>
+          </m:e>
+          <m:sub>
+            <m:r>
+              <m:t>2</m:t>
+            </m:r>
+          </m:sub>
+        </m:sSub>
+        <m:sSub>
+          <m:e>
+            <m:r>
+              <m:rPr>
+                <m:sty m:val="p"/>
+              </m:rPr>
+              <m:t>S</m:t>
+            </m:r>
+            <m:r>
+              <m:rPr>
+                <m:sty m:val="p"/>
+              </m:rPr>
+              <m:t>e</m:t>
+            </m:r>
+            <m:r>
+              <m:rPr>
+                <m:sty m:val="p"/>
+              </m:rPr>
+              <m:t>O</m:t>
+            </m:r>
+          </m:e>
+          <m:sub>
+            <m:r>
+              <m:t>3</m:t>
+            </m:r>
+          </m:sub>
+        </m:sSub>
+        <m:r>
+          <m:rPr>
+            <m:sty m:val="p"/>
+          </m:rPr>
+          <m:t>+</m:t>
+        </m:r>
+        <m:r>
+          <m:t>2</m:t>
+        </m:r>
+        <m:sSub>
+          <m:e>
+            <m:r>
+              <m:rPr>
+                <m:sty m:val="p"/>
+              </m:rPr>
+              <m:t>S</m:t>
+            </m:r>
+            <m:r>
+              <m:rPr>
+                <m:sty m:val="p"/>
+              </m:rPr>
+              <m:t>O</m:t>
+            </m:r>
+          </m:e>
+          <m:sub>
+            <m:r>
+              <m:t>2</m:t>
+            </m:r>
+          </m:sub>
+        </m:sSub>
+        <m:r>
+          <m:rPr>
+            <m:sty m:val="p"/>
+          </m:rPr>
+          <m:t>+</m:t>
+        </m:r>
+        <m:sSub>
+          <m:e>
+            <m:r>
+              <m:rPr>
+                <m:sty m:val="p"/>
+              </m:rPr>
+              <m:t>H</m:t>
+            </m:r>
+          </m:e>
+          <m:sub>
+            <m:r>
+              <m:t>2</m:t>
+            </m:r>
+          </m:sub>
+        </m:sSub>
+        <m:r>
+          <m:rPr>
+            <m:sty m:val="p"/>
+          </m:rPr>
+          <m:t>O</m:t>
+        </m:r>
+        <m:r>
+          <m:rPr>
+            <m:sty m:val="p"/>
+          </m:rPr>
+          <m:t>→</m:t>
+        </m:r>
+        <m:r>
+          <m:rPr>
+            <m:sty m:val="p"/>
+          </m:rPr>
+          <m:t>S</m:t>
+        </m:r>
+        <m:r>
+          <m:rPr>
+            <m:sty m:val="p"/>
+          </m:rPr>
+          <m:t>e</m:t>
+        </m:r>
+        <m:r>
+          <m:rPr>
+            <m:sty m:val="p"/>
+          </m:rPr>
+          <m:t>↓</m:t>
+        </m:r>
+        <m:r>
+          <m:rPr>
+            <m:sty m:val="p"/>
+          </m:rPr>
+          <m:t>+</m:t>
+        </m:r>
+        <m:r>
+          <m:t>2</m:t>
+        </m:r>
+        <m:sSub>
+          <m:e>
+            <m:r>
+              <m:rPr>
+                <m:sty m:val="p"/>
+              </m:rPr>
+              <m:t>H</m:t>
+            </m:r>
+          </m:e>
+          <m:sub>
+            <m:r>
+              <m:t>2</m:t>
+            </m:r>
+          </m:sub>
+        </m:sSub>
+        <m:sSub>
+          <m:e>
+            <m:r>
+              <m:rPr>
+                <m:sty m:val="p"/>
+              </m:rPr>
+              <m:t>S</m:t>
+            </m:r>
+            <m:r>
+              <m:rPr>
+                <m:sty m:val="p"/>
+              </m:rPr>
+              <m:t>O</m:t>
+            </m:r>
+          </m:e>
+          <m:sub>
+            <m:r>
+              <m:t>4</m:t>
+            </m:r>
+          </m:sub>
+        </m:sSub>
+      </m:oMath>
+      <w:r>
+        <w:rPr>
+          <w:rFonts w:ascii="Times New Roman" w:hAnsi="Times New Roman" w:eastAsia="Times New Roman" w:cs="Times New Roman"/>
+        </w:rPr>
+        <w:t xml:space="preserve">​</w:t>
+      </w:r>
+    </w:p>
+    <w:p>
+      <w:pPr>
+        <w:numPr>
+          <w:ilvl w:val="0"/>
+          <w:numId w:val="1014"/>
+        </w:numPr>
+      </w:pPr>
+      <w:r>
+        <w:rPr>
+          <w:rFonts w:hint="eastAsia" w:ascii="Times New Roman" w:hAnsi="Times New Roman" w:eastAsia="FangSong" w:cs="Times New Roman"/>
+        </w:rPr>
+        <w:t>无离子反应</w:t>
+      </w:r>
+      <w:r>
+        <w:rPr>
+          <w:rFonts w:hint="eastAsia" w:ascii="Times New Roman" w:hAnsi="Times New Roman" w:eastAsia="Times New Roman" w:cs="Times New Roman"/>
+        </w:rPr>
+        <w:t>;</w:t>
+      </w:r>
+      <w:r>
+        <w:rPr>
+          <w:rFonts w:ascii="Times New Roman" w:hAnsi="Times New Roman" w:eastAsia="Times New Roman" w:cs="Times New Roman"/>
+        </w:rPr>
+        <w:t xml:space="preserve"> </w:t>
+      </w:r>
+      <w:r>
+        <w:rPr>
+          <w:rFonts w:hint="eastAsia" w:ascii="Times New Roman" w:hAnsi="Times New Roman" w:eastAsia="FangSong" w:cs="Times New Roman"/>
+        </w:rPr>
+        <w:t xml:space="preserve">因为反应物</w:t>
+      </w:r>
+      <w:r>
+        <w:rPr>
+          <w:rFonts w:ascii="Times New Roman" w:hAnsi="Times New Roman" w:eastAsia="Times New Roman" w:cs="Times New Roman"/>
+        </w:rPr>
+        <w:t xml:space="preserve"> Se、</w:t>
+      </w:r>
+      <w:r>
+        <w:rPr>
+          <w:rFonts w:ascii="Times New Roman" w:hAnsi="Times New Roman" w:eastAsia="Times New Roman" w:cs="Times New Roman"/>
+        </w:rPr>
+        <w:t xml:space="preserve"> </w:t>
+      </w:r>
+      <m:oMath>
+        <m:r>
+          <m:t>C</m:t>
+        </m:r>
+        <m:sSub>
+          <m:e>
+            <m:r>
+              <m:t>u</m:t>
+            </m:r>
+          </m:e>
+          <m:sub>
+            <m:r>
+              <m:t>2</m:t>
+            </m:r>
+          </m:sub>
+        </m:sSub>
+        <m:r>
+          <m:t>S</m:t>
+        </m:r>
+        <m:r>
+          <m:t>e</m:t>
+        </m:r>
+      </m:oMath>
+      <w:r>
+        <w:rPr>
+          <w:rFonts w:ascii="Times New Roman" w:hAnsi="Times New Roman" w:eastAsia="Times New Roman" w:cs="Times New Roman"/>
+        </w:rPr>
+        <w:t xml:space="preserve"> </w:t>
+      </w:r>
+      <w:r>
+        <w:rPr>
+          <w:rFonts w:hint="eastAsia" w:ascii="Times New Roman" w:hAnsi="Times New Roman" w:eastAsia="FangSong" w:cs="Times New Roman"/>
+        </w:rPr>
+        <w:t>均为难溶于水的物质</w:t>
+      </w:r>
+      <w:r>
+        <w:rPr>
+          <w:rFonts w:hint="eastAsia" w:ascii="Times New Roman" w:hAnsi="Times New Roman" w:eastAsia="Times New Roman" w:cs="Times New Roman"/>
+        </w:rPr>
+        <w:t>,</w:t>
+      </w:r>
+      <w:r>
+        <w:rPr>
+          <w:rFonts w:ascii="Times New Roman" w:hAnsi="Times New Roman" w:eastAsia="Times New Roman" w:cs="Times New Roman"/>
+        </w:rPr>
+        <w:t xml:space="preserve"> </w:t>
+      </w:r>
+      <w:r>
+        <w:rPr>
+          <w:rFonts w:hint="eastAsia" w:ascii="Times New Roman" w:hAnsi="Times New Roman" w:eastAsia="FangSong" w:cs="Times New Roman"/>
+        </w:rPr>
+        <w:t>浓硫酸中水量少</w:t>
+      </w:r>
+      <w:r>
+        <w:rPr>
+          <w:rFonts w:hint="eastAsia" w:ascii="Times New Roman" w:hAnsi="Times New Roman" w:eastAsia="Times New Roman" w:cs="Times New Roman"/>
+        </w:rPr>
+        <w:t>;</w:t>
+      </w:r>
+      <w:r>
+        <w:rPr>
+          <w:rFonts w:ascii="Times New Roman" w:hAnsi="Times New Roman" w:eastAsia="Times New Roman" w:cs="Times New Roman"/>
+        </w:rPr>
+        <w:t xml:space="preserve"> </w:t>
+      </w:r>
+      <w:r>
+        <w:rPr>
+          <w:rFonts w:hint="eastAsia" w:ascii="Times New Roman" w:hAnsi="Times New Roman" w:eastAsia="FangSong" w:cs="Times New Roman"/>
+        </w:rPr>
+        <w:t>生成物中虽然有少量水</w:t>
+      </w:r>
+      <w:r>
+        <w:rPr>
+          <w:rFonts w:hint="eastAsia" w:ascii="Times New Roman" w:hAnsi="Times New Roman" w:eastAsia="Times New Roman" w:cs="Times New Roman"/>
+        </w:rPr>
+        <w:t>,</w:t>
+      </w:r>
+      <w:r>
+        <w:rPr>
+          <w:rFonts w:ascii="Times New Roman" w:hAnsi="Times New Roman" w:eastAsia="Times New Roman" w:cs="Times New Roman"/>
+        </w:rPr>
+        <w:t xml:space="preserve"> </w:t>
+      </w:r>
+      <w:r>
+        <w:rPr>
+          <w:rFonts w:hint="eastAsia" w:ascii="Times New Roman" w:hAnsi="Times New Roman" w:eastAsia="FangSong" w:cs="Times New Roman"/>
+        </w:rPr>
+        <w:t>但均形成了结晶水合物</w:t>
+      </w:r>
+      <w:r>
+        <w:rPr>
+          <w:rFonts w:hint="eastAsia" w:ascii="Times New Roman" w:hAnsi="Times New Roman" w:eastAsia="Times New Roman" w:cs="Times New Roman"/>
+        </w:rPr>
+        <w:t>。</w:t>
+      </w:r>
+    </w:p>
+    <w:p>
+      <w:pPr>
+        <w:pStyle w:val="FirstParagraph"/>
+        <w:spacing w:after="80"/>
+      </w:pPr>
+      <w:r>
+        <w:rPr>
+          <w:rFonts w:hint="eastAsia" w:ascii="Times New Roman" w:hAnsi="Times New Roman" w:eastAsia="FangSong" w:cs="Times New Roman"/>
+          <w:b/>
+          <w:bCs/>
+        </w:rPr>
+        <w:t xml:space="preserve">解析补注</w:t>
+      </w:r>
+      <w:r>
+        <w:rPr>
+          <w:rFonts w:hint="eastAsia" w:ascii="Times New Roman" w:hAnsi="Times New Roman" w:eastAsia="Times New Roman" w:cs="Times New Roman"/>
+        </w:rPr>
+        <w:t>（</w:t>
+      </w:r>
+      <w:r>
+        <w:rPr>
+          <w:rFonts w:hint="eastAsia" w:ascii="Times New Roman" w:hAnsi="Times New Roman" w:eastAsia="FangSong" w:cs="Times New Roman"/>
+        </w:rPr>
+        <w:t>原书未给说明</w:t>
+      </w:r>
+      <w:r>
+        <w:rPr>
+          <w:rFonts w:hint="eastAsia" w:ascii="Times New Roman" w:hAnsi="Times New Roman" w:eastAsia="Times New Roman" w:cs="Times New Roman"/>
+        </w:rPr>
+        <w:t>，</w:t>
+      </w:r>
+      <w:r>
+        <w:rPr>
+          <w:rFonts w:hint="eastAsia" w:ascii="Times New Roman" w:hAnsi="Times New Roman" w:eastAsia="FangSong" w:cs="Times New Roman"/>
+        </w:rPr>
+        <w:t>录入时补建</w:t>
+      </w:r>
+      <w:r>
+        <w:rPr>
+          <w:rFonts w:hint="eastAsia" w:ascii="Times New Roman" w:hAnsi="Times New Roman" w:eastAsia="Times New Roman" w:cs="Times New Roman"/>
+        </w:rPr>
+        <w:t>）</w:t>
+      </w:r>
+      <w:r>
+        <w:rPr>
+          <w:rFonts w:hint="eastAsia" w:ascii="Times New Roman" w:hAnsi="Times New Roman" w:eastAsia="FangSong" w:cs="Times New Roman"/>
+        </w:rPr>
+        <w:t>流程</w:t>
+      </w:r>
+      <w:r>
+        <w:rPr>
+          <w:rFonts w:hint="eastAsia" w:ascii="Times New Roman" w:hAnsi="Times New Roman" w:eastAsia="Times New Roman" w:cs="Times New Roman"/>
+        </w:rPr>
+        <w:t>（</w:t>
+      </w:r>
+      <w:r>
+        <w:rPr>
+          <w:rFonts w:hint="eastAsia" w:ascii="Times New Roman" w:hAnsi="Times New Roman" w:eastAsia="FangSong" w:cs="Times New Roman"/>
+        </w:rPr>
+        <w:t>依原图</w:t>
+      </w:r>
+      <w:r>
+        <w:rPr>
+          <w:rFonts w:hint="eastAsia" w:ascii="Times New Roman" w:hAnsi="Times New Roman" w:eastAsia="Times New Roman" w:cs="Times New Roman"/>
+        </w:rPr>
+        <w:t>）：</w:t>
+      </w:r>
+      <w:r>
+        <w:rPr>
+          <w:rFonts w:hint="eastAsia" w:ascii="Times New Roman" w:hAnsi="Times New Roman" w:eastAsia="FangSong" w:cs="Times New Roman"/>
+        </w:rPr>
+        <w:t>混有浓硫酸的阴极泥</w:t>
+      </w:r>
+      <w:r>
+        <w:rPr>
+          <w:rFonts w:ascii="Times New Roman" w:hAnsi="Times New Roman" w:eastAsia="Times New Roman" w:cs="Times New Roman"/>
+        </w:rPr>
+        <w:t xml:space="preserve"> –①443~573 K </w:t>
+      </w:r>
+      <w:r>
+        <w:rPr>
+          <w:rFonts w:hint="eastAsia" w:ascii="Times New Roman" w:hAnsi="Times New Roman" w:eastAsia="FangSong" w:cs="Times New Roman"/>
+        </w:rPr>
+        <w:t>焙烧</w:t>
+      </w:r>
+      <w:r>
+        <w:rPr>
+          <w:rFonts w:hint="eastAsia" w:ascii="Times New Roman" w:hAnsi="Times New Roman" w:eastAsia="Times New Roman" w:cs="Times New Roman"/>
+        </w:rPr>
+        <w:t>–&gt;</w:t>
+      </w:r>
+      <w:r>
+        <w:rPr>
+          <w:rFonts w:ascii="Times New Roman" w:hAnsi="Times New Roman" w:eastAsia="Times New Roman" w:cs="Times New Roman"/>
+        </w:rPr>
+        <w:t xml:space="preserve"> </w:t>
+      </w:r>
+      <w:r>
+        <w:rPr>
+          <w:rFonts w:hint="eastAsia" w:ascii="Times New Roman" w:hAnsi="Times New Roman" w:eastAsia="FangSong" w:cs="Times New Roman"/>
+        </w:rPr>
+        <w:t xml:space="preserve">生成</w:t>
+      </w:r>
+      <w:r>
+        <w:rPr>
+          <w:rFonts w:ascii="Times New Roman" w:hAnsi="Times New Roman" w:eastAsia="Times New Roman" w:cs="Times New Roman"/>
+        </w:rPr>
+        <w:t xml:space="preserve"> </w:t>
+      </w:r>
+      <m:oMath>
+        <m:r>
+          <m:rPr>
+            <m:sty m:val="p"/>
+          </m:rPr>
+          <m:t>X</m:t>
+        </m:r>
+        <m:sSub>
+          <m:e>
+            <m:r>
+              <m:rPr>
+                <m:sty m:val="p"/>
+              </m:rPr>
+              <m:t>O</m:t>
+            </m:r>
+          </m:e>
+          <m:sub>
+            <m:r>
+              <m:rPr>
+                <m:sty m:val="p"/>
+              </m:rPr>
+              <m:t>2</m:t>
+            </m:r>
+          </m:sub>
+        </m:sSub>
+      </m:oMath>
+      <w:r>
+        <w:rPr>
+          <w:rFonts w:ascii="Times New Roman" w:hAnsi="Times New Roman" w:eastAsia="Times New Roman" w:cs="Times New Roman"/>
+        </w:rPr>
+        <w:t xml:space="preserve">、</w:t>
+      </w:r>
+      <m:oMath>
+        <m:r>
+          <m:rPr>
+            <m:sty m:val="p"/>
+          </m:rPr>
+          <m:t>S</m:t>
+        </m:r>
+        <m:sSub>
+          <m:e>
+            <m:r>
+              <m:rPr>
+                <m:sty m:val="p"/>
+              </m:rPr>
+              <m:t>O</m:t>
+            </m:r>
+          </m:e>
+          <m:sub>
+            <m:r>
+              <m:rPr>
+                <m:sty m:val="p"/>
+              </m:rPr>
+              <m:t>2</m:t>
+            </m:r>
+          </m:sub>
+        </m:sSub>
+      </m:oMath>
+      <w:r>
+        <w:rPr>
+          <w:rFonts w:ascii="Times New Roman" w:hAnsi="Times New Roman" w:eastAsia="Times New Roman" w:cs="Times New Roman"/>
+        </w:rPr>
+        <w:t xml:space="preserve"> </w:t>
+      </w:r>
+      <w:r>
+        <w:rPr>
+          <w:rFonts w:hint="eastAsia" w:ascii="Times New Roman" w:hAnsi="Times New Roman" w:eastAsia="FangSong" w:cs="Times New Roman"/>
+        </w:rPr>
+        <w:t xml:space="preserve">等</w:t>
+      </w:r>
+      <w:r>
+        <w:rPr>
+          <w:rFonts w:ascii="Times New Roman" w:hAnsi="Times New Roman" w:eastAsia="Times New Roman" w:cs="Times New Roman"/>
+        </w:rPr>
+        <w:t xml:space="preserve"> –②773~873 K–&gt;</w:t>
+      </w:r>
+      <w:r>
+        <w:rPr>
+          <w:rFonts w:ascii="Times New Roman" w:hAnsi="Times New Roman" w:eastAsia="Times New Roman" w:cs="Times New Roman"/>
+        </w:rPr>
+        <w:t xml:space="preserve"> </w:t>
+      </w:r>
+      <m:oMath>
+        <m:r>
+          <m:rPr>
+            <m:sty m:val="p"/>
+          </m:rPr>
+          <m:t>X</m:t>
+        </m:r>
+        <m:sSub>
+          <m:e>
+            <m:r>
+              <m:rPr>
+                <m:sty m:val="p"/>
+              </m:rPr>
+              <m:t>O</m:t>
+            </m:r>
+          </m:e>
+          <m:sub>
+            <m:r>
+              <m:rPr>
+                <m:sty m:val="p"/>
+              </m:rPr>
+              <m:t>2</m:t>
+            </m:r>
+          </m:sub>
+        </m:sSub>
+      </m:oMath>
+      <w:r>
+        <w:rPr>
+          <w:rFonts w:ascii="Times New Roman" w:hAnsi="Times New Roman" w:eastAsia="Times New Roman" w:cs="Times New Roman"/>
+        </w:rPr>
+        <w:t xml:space="preserve"> </w:t>
+      </w:r>
+      <w:r>
+        <w:rPr>
+          <w:rFonts w:hint="eastAsia" w:ascii="Times New Roman" w:hAnsi="Times New Roman" w:eastAsia="FangSong" w:cs="Times New Roman"/>
+        </w:rPr>
+        <w:t>挥发</w:t>
+      </w:r>
+      <w:r>
+        <w:rPr>
+          <w:rFonts w:hint="eastAsia" w:ascii="Times New Roman" w:hAnsi="Times New Roman" w:eastAsia="Times New Roman" w:cs="Times New Roman"/>
+        </w:rPr>
+        <w:t>（</w:t>
+      </w:r>
+      <w:r>
+        <w:rPr>
+          <w:rFonts w:hint="eastAsia" w:ascii="Times New Roman" w:hAnsi="Times New Roman" w:eastAsia="FangSong" w:cs="Times New Roman"/>
+        </w:rPr>
+        <w:t>与难挥发杂质分离</w:t>
+      </w:r>
+      <w:r>
+        <w:rPr>
+          <w:rFonts w:hint="eastAsia" w:ascii="Times New Roman" w:hAnsi="Times New Roman" w:eastAsia="Times New Roman" w:cs="Times New Roman"/>
+        </w:rPr>
+        <w:t>）–</w:t>
+      </w:r>
+      <w:r>
+        <w:rPr>
+          <w:rFonts w:hint="eastAsia" w:ascii="Times New Roman" w:hAnsi="Times New Roman" w:eastAsia="FangSong" w:cs="Times New Roman"/>
+        </w:rPr>
+        <w:t>通入水中</w:t>
+      </w:r>
+      <w:r>
+        <w:rPr>
+          <w:rFonts w:hint="eastAsia" w:ascii="Times New Roman" w:hAnsi="Times New Roman" w:eastAsia="Times New Roman" w:cs="Times New Roman"/>
+        </w:rPr>
+        <w:t>–&gt;</w:t>
+      </w:r>
+      <w:r>
+        <w:rPr>
+          <w:rFonts w:ascii="Times New Roman" w:hAnsi="Times New Roman" w:eastAsia="Times New Roman" w:cs="Times New Roman"/>
+        </w:rPr>
+        <w:t xml:space="preserve"> </w:t>
+      </w:r>
+      <m:oMath>
+        <m:sSub>
+          <m:e>
+            <m:r>
+              <m:rPr>
+                <m:sty m:val="p"/>
+              </m:rPr>
+              <m:t>H</m:t>
+            </m:r>
+          </m:e>
+          <m:sub>
+            <m:r>
+              <m:rPr>
+                <m:sty m:val="p"/>
+              </m:rPr>
+              <m:t>2</m:t>
+            </m:r>
+          </m:sub>
+        </m:sSub>
+        <m:r>
+          <m:rPr>
+            <m:sty m:val="p"/>
+          </m:rPr>
+          <m:t>X</m:t>
+        </m:r>
+        <m:sSub>
+          <m:e>
+            <m:r>
+              <m:rPr>
+                <m:sty m:val="p"/>
+              </m:rPr>
+              <m:t>O</m:t>
+            </m:r>
+          </m:e>
+          <m:sub>
+            <m:r>
+              <m:rPr>
+                <m:sty m:val="p"/>
+              </m:rPr>
+              <m:t>3</m:t>
+            </m:r>
+          </m:sub>
+        </m:sSub>
+      </m:oMath>
+      <w:r>
+        <w:rPr>
+          <w:rFonts w:ascii="Times New Roman" w:hAnsi="Times New Roman" w:eastAsia="Times New Roman" w:cs="Times New Roman"/>
+        </w:rPr>
+        <w:t xml:space="preserve">、</w:t>
+      </w:r>
+      <m:oMath>
+        <m:sSub>
+          <m:e>
+            <m:r>
+              <m:rPr>
+                <m:sty m:val="p"/>
+              </m:rPr>
+              <m:t>H</m:t>
+            </m:r>
+          </m:e>
+          <m:sub>
+            <m:r>
+              <m:rPr>
+                <m:sty m:val="p"/>
+              </m:rPr>
+              <m:t>2</m:t>
+            </m:r>
+          </m:sub>
+        </m:sSub>
+        <m:r>
+          <m:rPr>
+            <m:sty m:val="p"/>
+          </m:rPr>
+          <m:t>S</m:t>
+        </m:r>
+        <m:sSub>
+          <m:e>
+            <m:r>
+              <m:rPr>
+                <m:sty m:val="p"/>
+              </m:rPr>
+              <m:t>O</m:t>
+            </m:r>
+          </m:e>
+          <m:sub>
+            <m:r>
+              <m:rPr>
+                <m:sty m:val="p"/>
+              </m:rPr>
+              <m:t>3</m:t>
+            </m:r>
+          </m:sub>
+        </m:sSub>
+      </m:oMath>
+      <w:r>
+        <w:rPr>
+          <w:rFonts w:ascii="Times New Roman" w:hAnsi="Times New Roman" w:eastAsia="Times New Roman" w:cs="Times New Roman"/>
+        </w:rPr>
+        <w:t xml:space="preserve"> </w:t>
+      </w:r>
+      <w:r>
+        <w:rPr>
+          <w:rFonts w:hint="eastAsia" w:ascii="Times New Roman" w:hAnsi="Times New Roman" w:eastAsia="FangSong" w:cs="Times New Roman"/>
+        </w:rPr>
+        <w:t xml:space="preserve">及</w:t>
+      </w:r>
+      <w:r>
+        <w:rPr>
+          <w:rFonts w:ascii="Times New Roman" w:hAnsi="Times New Roman" w:eastAsia="Times New Roman" w:cs="Times New Roman"/>
+        </w:rPr>
+        <w:t xml:space="preserve"> </w:t>
+      </w:r>
+      <m:oMath>
+        <m:r>
+          <m:rPr>
+            <m:sty m:val="p"/>
+          </m:rPr>
+          <m:t>S</m:t>
+        </m:r>
+        <m:sSub>
+          <m:e>
+            <m:r>
+              <m:rPr>
+                <m:sty m:val="p"/>
+              </m:rPr>
+              <m:t>O</m:t>
+            </m:r>
+          </m:e>
+          <m:sub>
+            <m:r>
+              <m:rPr>
+                <m:sty m:val="p"/>
+              </m:rPr>
+              <m:t>2</m:t>
+            </m:r>
+          </m:sub>
+        </m:sSub>
+      </m:oMath>
+      <w:r>
+        <w:rPr>
+          <w:rFonts w:ascii="Times New Roman" w:hAnsi="Times New Roman" w:eastAsia="Times New Roman" w:cs="Times New Roman"/>
+        </w:rPr>
+        <w:t xml:space="preserve"> </w:t>
+      </w:r>
+      <w:r>
+        <w:rPr>
+          <w:rFonts w:hint="eastAsia" w:ascii="Times New Roman" w:hAnsi="Times New Roman" w:eastAsia="Times New Roman" w:cs="Times New Roman"/>
+        </w:rPr>
+        <w:t>–</w:t>
+      </w:r>
+      <w:r>
+        <w:rPr>
+          <w:rFonts w:hint="eastAsia" w:ascii="Times New Roman" w:hAnsi="Times New Roman" w:eastAsia="FangSong" w:cs="Times New Roman"/>
+        </w:rPr>
+        <w:t>发生氧化还原</w:t>
+      </w:r>
+      <w:r>
+        <w:rPr>
+          <w:rFonts w:hint="eastAsia" w:ascii="Times New Roman" w:hAnsi="Times New Roman" w:eastAsia="Times New Roman" w:cs="Times New Roman"/>
+        </w:rPr>
+        <w:t>–&gt;</w:t>
+      </w:r>
+      <w:r>
+        <w:rPr>
+          <w:rFonts w:ascii="Times New Roman" w:hAnsi="Times New Roman" w:eastAsia="Times New Roman" w:cs="Times New Roman"/>
+        </w:rPr>
+        <w:t xml:space="preserve"> </w:t>
+      </w:r>
+      <w:r>
+        <w:rPr>
+          <w:rFonts w:hint="eastAsia" w:ascii="Times New Roman" w:hAnsi="Times New Roman" w:eastAsia="FangSong" w:cs="Times New Roman"/>
+        </w:rPr>
+        <w:t xml:space="preserve">生成</w:t>
+      </w:r>
+      <w:r>
+        <w:rPr>
+          <w:rFonts w:ascii="Times New Roman" w:hAnsi="Times New Roman" w:eastAsia="Times New Roman" w:cs="Times New Roman"/>
+        </w:rPr>
+        <w:t xml:space="preserve"> </w:t>
+      </w:r>
+      <w:r>
+        <w:rPr>
+          <w:rFonts w:hint="eastAsia" w:ascii="Times New Roman" w:hAnsi="Times New Roman" w:eastAsia="Times New Roman" w:cs="Times New Roman"/>
+        </w:rPr>
+        <w:t>X↓。</w:t>
+      </w:r>
+      <w:r>
+        <w:rPr>
+          <w:rFonts w:hint="eastAsia" w:ascii="Times New Roman" w:hAnsi="Times New Roman" w:eastAsia="FangSong" w:cs="Times New Roman"/>
+        </w:rPr>
+        <w:t>电子转移</w:t>
+      </w:r>
+      <w:r>
+        <w:rPr>
+          <w:rFonts w:hint="eastAsia" w:ascii="Times New Roman" w:hAnsi="Times New Roman" w:eastAsia="Times New Roman" w:cs="Times New Roman"/>
+        </w:rPr>
+        <w:t>：(2)</w:t>
+      </w:r>
+      <w:r>
+        <w:rPr>
+          <w:rFonts w:hint="eastAsia" w:ascii="Times New Roman" w:hAnsi="Times New Roman" w:eastAsia="FangSong" w:cs="Times New Roman"/>
+        </w:rPr>
+        <w:t>式</w:t>
+      </w:r>
+      <w:r>
+        <w:rPr>
+          <w:rFonts w:ascii="Times New Roman" w:hAnsi="Times New Roman" w:eastAsia="Times New Roman" w:cs="Times New Roman"/>
+        </w:rPr>
+        <w:t xml:space="preserve"> Se 0→+4 </w:t>
+      </w:r>
+      <w:r>
+        <w:rPr>
+          <w:rFonts w:hint="eastAsia" w:ascii="Times New Roman" w:hAnsi="Times New Roman" w:eastAsia="FangSong" w:cs="Times New Roman"/>
+        </w:rPr>
+        <w:t xml:space="preserve">失</w:t>
+      </w:r>
+      <w:r>
+        <w:rPr>
+          <w:rFonts w:ascii="Times New Roman" w:hAnsi="Times New Roman" w:eastAsia="Times New Roman" w:cs="Times New Roman"/>
+        </w:rPr>
+        <w:t xml:space="preserve"> 4e、2S +6→+4 </w:t>
+      </w:r>
+      <w:r>
+        <w:rPr>
+          <w:rFonts w:hint="eastAsia" w:ascii="Times New Roman" w:hAnsi="Times New Roman" w:eastAsia="FangSong" w:cs="Times New Roman"/>
+        </w:rPr>
+        <w:t xml:space="preserve">得</w:t>
+      </w:r>
+      <w:r>
+        <w:rPr>
+          <w:rFonts w:ascii="Times New Roman" w:hAnsi="Times New Roman" w:eastAsia="Times New Roman" w:cs="Times New Roman"/>
+        </w:rPr>
+        <w:t xml:space="preserve"> 4e </w:t>
+      </w:r>
+      <w:r>
+        <w:rPr>
+          <w:rFonts w:hint="eastAsia" w:ascii="Times New Roman" w:hAnsi="Times New Roman" w:eastAsia="Times New Roman" w:cs="Times New Roman"/>
+        </w:rPr>
+        <w:t>✓；Cu</w:t>
+      </w:r>
+      <w:r>
+        <w:rPr>
+          <w:rFonts w:hint="eastAsia" w:ascii="Times New Roman" w:hAnsi="Times New Roman" w:eastAsia="Times New Roman" w:cs="Times New Roman"/>
+          <w:vertAlign w:val="subscript"/>
+        </w:rPr>
+        <w:t>2</w:t>
+      </w:r>
+      <w:r>
+        <w:rPr>
+          <w:rFonts w:hint="eastAsia" w:ascii="Times New Roman" w:hAnsi="Times New Roman" w:eastAsia="Times New Roman" w:cs="Times New Roman"/>
+        </w:rPr>
+        <w:t>Se</w:t>
+      </w:r>
+      <w:r>
+        <w:rPr>
+          <w:rFonts w:ascii="Times New Roman" w:hAnsi="Times New Roman" w:eastAsia="Times New Roman" w:cs="Times New Roman"/>
+        </w:rPr>
+        <w:t xml:space="preserve"> </w:t>
+      </w:r>
+      <w:r>
+        <w:rPr>
+          <w:rFonts w:hint="eastAsia" w:ascii="Times New Roman" w:hAnsi="Times New Roman" w:eastAsia="FangSong" w:cs="Times New Roman"/>
+        </w:rPr>
+        <w:t xml:space="preserve">式中铜</w:t>
+      </w:r>
+      <w:r>
+        <w:rPr>
+          <w:rFonts w:ascii="Times New Roman" w:hAnsi="Times New Roman" w:eastAsia="Times New Roman" w:cs="Times New Roman"/>
+        </w:rPr>
+        <w:t xml:space="preserve"> +1→+2 </w:t>
+      </w:r>
+      <w:r>
+        <w:rPr>
+          <w:rFonts w:hint="eastAsia" w:ascii="Times New Roman" w:hAnsi="Times New Roman" w:eastAsia="FangSong" w:cs="Times New Roman"/>
+        </w:rPr>
+        <w:t xml:space="preserve">失</w:t>
+      </w:r>
+      <w:r>
+        <w:rPr>
+          <w:rFonts w:ascii="Times New Roman" w:hAnsi="Times New Roman" w:eastAsia="Times New Roman" w:cs="Times New Roman"/>
+        </w:rPr>
+        <w:t xml:space="preserve"> 2e、Se −2→+4 </w:t>
+      </w:r>
+      <w:r>
+        <w:rPr>
+          <w:rFonts w:hint="eastAsia" w:ascii="Times New Roman" w:hAnsi="Times New Roman" w:eastAsia="FangSong" w:cs="Times New Roman"/>
+        </w:rPr>
+        <w:t xml:space="preserve">失</w:t>
+      </w:r>
+      <w:r>
+        <w:rPr>
+          <w:rFonts w:ascii="Times New Roman" w:hAnsi="Times New Roman" w:eastAsia="Times New Roman" w:cs="Times New Roman"/>
+        </w:rPr>
+        <w:t xml:space="preserve"> </w:t>
+      </w:r>
+      <w:r>
+        <w:rPr>
+          <w:rFonts w:hint="eastAsia" w:ascii="Times New Roman" w:hAnsi="Times New Roman" w:eastAsia="Times New Roman" w:cs="Times New Roman"/>
+        </w:rPr>
+        <w:t>6e，</w:t>
+      </w:r>
+      <w:r>
+        <w:rPr>
+          <w:rFonts w:hint="eastAsia" w:ascii="Times New Roman" w:hAnsi="Times New Roman" w:eastAsia="FangSong" w:cs="Times New Roman"/>
+        </w:rPr>
+        <w:t>共失</w:t>
+      </w:r>
+      <w:r>
+        <w:rPr>
+          <w:rFonts w:ascii="Times New Roman" w:hAnsi="Times New Roman" w:eastAsia="Times New Roman" w:cs="Times New Roman"/>
+        </w:rPr>
+        <w:t xml:space="preserve"> 8e、4S +6→+4 </w:t>
+      </w:r>
+      <w:r>
+        <w:rPr>
+          <w:rFonts w:hint="eastAsia" w:ascii="Times New Roman" w:hAnsi="Times New Roman" w:eastAsia="FangSong" w:cs="Times New Roman"/>
+        </w:rPr>
+        <w:t xml:space="preserve">得</w:t>
+      </w:r>
+      <w:r>
+        <w:rPr>
+          <w:rFonts w:ascii="Times New Roman" w:hAnsi="Times New Roman" w:eastAsia="Times New Roman" w:cs="Times New Roman"/>
+        </w:rPr>
+        <w:t xml:space="preserve"> 8e </w:t>
+      </w:r>
+      <w:r>
+        <w:rPr>
+          <w:rFonts w:hint="eastAsia" w:ascii="Times New Roman" w:hAnsi="Times New Roman" w:eastAsia="Times New Roman" w:cs="Times New Roman"/>
+        </w:rPr>
+        <w:t>✓；(3)</w:t>
+      </w:r>
+      <w:r>
+        <w:rPr>
+          <w:rFonts w:hint="eastAsia" w:ascii="Times New Roman" w:hAnsi="Times New Roman" w:eastAsia="FangSong" w:cs="Times New Roman"/>
+        </w:rPr>
+        <w:t>式</w:t>
+      </w:r>
+      <w:r>
+        <w:rPr>
+          <w:rFonts w:ascii="Times New Roman" w:hAnsi="Times New Roman" w:eastAsia="Times New Roman" w:cs="Times New Roman"/>
+        </w:rPr>
+        <w:t xml:space="preserve"> Se +4→0 </w:t>
+      </w:r>
+      <w:r>
+        <w:rPr>
+          <w:rFonts w:hint="eastAsia" w:ascii="Times New Roman" w:hAnsi="Times New Roman" w:eastAsia="FangSong" w:cs="Times New Roman"/>
+        </w:rPr>
+        <w:t xml:space="preserve">得</w:t>
+      </w:r>
+      <w:r>
+        <w:rPr>
+          <w:rFonts w:ascii="Times New Roman" w:hAnsi="Times New Roman" w:eastAsia="Times New Roman" w:cs="Times New Roman"/>
+        </w:rPr>
+        <w:t xml:space="preserve"> 4e、2S +4→+6 </w:t>
+      </w:r>
+      <w:r>
+        <w:rPr>
+          <w:rFonts w:hint="eastAsia" w:ascii="Times New Roman" w:hAnsi="Times New Roman" w:eastAsia="FangSong" w:cs="Times New Roman"/>
+        </w:rPr>
+        <w:t xml:space="preserve">失</w:t>
+      </w:r>
+      <w:r>
+        <w:rPr>
+          <w:rFonts w:ascii="Times New Roman" w:hAnsi="Times New Roman" w:eastAsia="Times New Roman" w:cs="Times New Roman"/>
+        </w:rPr>
+        <w:t xml:space="preserve"> 4e ✓。(4) </w:t>
+      </w:r>
+      <w:r>
+        <w:rPr>
+          <w:rFonts w:hint="eastAsia" w:ascii="Times New Roman" w:hAnsi="Times New Roman" w:eastAsia="FangSong" w:cs="Times New Roman"/>
+        </w:rPr>
+        <w:t>的判定依据本讲</w:t>
+      </w:r>
+      <w:r>
+        <w:rPr>
+          <w:rFonts w:hint="eastAsia" w:ascii="Times New Roman" w:hAnsi="Times New Roman" w:eastAsia="Times New Roman" w:cs="Times New Roman"/>
+        </w:rPr>
+        <w:t>「</w:t>
+      </w:r>
+      <w:r>
+        <w:rPr>
+          <w:rFonts w:hint="eastAsia" w:ascii="Times New Roman" w:hAnsi="Times New Roman" w:eastAsia="FangSong" w:cs="Times New Roman"/>
+        </w:rPr>
+        <w:t>三</w:t>
+      </w:r>
+      <w:r>
+        <w:rPr>
+          <w:rFonts w:hint="eastAsia" w:ascii="Times New Roman" w:hAnsi="Times New Roman" w:eastAsia="Times New Roman" w:cs="Times New Roman"/>
+        </w:rPr>
+        <w:t>、</w:t>
+      </w:r>
+      <w:r>
+        <w:rPr>
+          <w:rFonts w:hint="eastAsia" w:ascii="Times New Roman" w:hAnsi="Times New Roman" w:eastAsia="FangSong" w:cs="Times New Roman"/>
+        </w:rPr>
+        <w:t>离子方程式的书写</w:t>
+      </w:r>
+      <w:r>
+        <w:rPr>
+          <w:rFonts w:hint="eastAsia" w:ascii="Times New Roman" w:hAnsi="Times New Roman" w:eastAsia="Times New Roman" w:cs="Times New Roman"/>
+        </w:rPr>
+        <w:t>」</w:t>
+      </w:r>
+      <w:r>
+        <w:rPr>
+          <w:rFonts w:hint="eastAsia" w:ascii="Times New Roman" w:hAnsi="Times New Roman" w:eastAsia="FangSong" w:cs="Times New Roman"/>
+        </w:rPr>
+        <w:t>第</w:t>
+      </w:r>
+      <w:r>
+        <w:rPr>
+          <w:rFonts w:ascii="Times New Roman" w:hAnsi="Times New Roman" w:eastAsia="Times New Roman" w:cs="Times New Roman"/>
+        </w:rPr>
+        <w:t xml:space="preserve"> 1 </w:t>
+      </w:r>
+      <w:r>
+        <w:rPr>
+          <w:rFonts w:hint="eastAsia" w:ascii="Times New Roman" w:hAnsi="Times New Roman" w:eastAsia="FangSong" w:cs="Times New Roman"/>
+        </w:rPr>
+        <w:t>条</w:t>
+      </w:r>
+      <w:r>
+        <w:rPr>
+          <w:rFonts w:hint="eastAsia" w:ascii="Times New Roman" w:hAnsi="Times New Roman" w:eastAsia="Times New Roman" w:cs="Times New Roman"/>
+        </w:rPr>
+        <w:t>：</w:t>
+      </w:r>
+      <w:r>
+        <w:rPr>
+          <w:rFonts w:hint="eastAsia" w:ascii="Times New Roman" w:hAnsi="Times New Roman" w:eastAsia="FangSong" w:cs="Times New Roman"/>
+        </w:rPr>
+        <w:t>单质</w:t>
+      </w:r>
+      <w:r>
+        <w:rPr>
+          <w:rFonts w:hint="eastAsia" w:ascii="Times New Roman" w:hAnsi="Times New Roman" w:eastAsia="Times New Roman" w:cs="Times New Roman"/>
+        </w:rPr>
+        <w:t>/</w:t>
+      </w:r>
+      <w:r>
+        <w:rPr>
+          <w:rFonts w:hint="eastAsia" w:ascii="Times New Roman" w:hAnsi="Times New Roman" w:eastAsia="FangSong" w:cs="Times New Roman"/>
+        </w:rPr>
+        <w:t>难溶物写分子式且浓硫酸中水少</w:t>
+      </w:r>
+      <w:r>
+        <w:rPr>
+          <w:rFonts w:hint="eastAsia" w:ascii="Times New Roman" w:hAnsi="Times New Roman" w:eastAsia="Times New Roman" w:cs="Times New Roman"/>
+        </w:rPr>
+        <w:t>，</w:t>
+      </w:r>
+      <w:r>
+        <w:rPr>
+          <w:rFonts w:hint="eastAsia" w:ascii="Times New Roman" w:hAnsi="Times New Roman" w:eastAsia="FangSong" w:cs="Times New Roman"/>
+        </w:rPr>
+        <w:t>无自由移动离子参与</w:t>
+      </w:r>
+      <w:r>
+        <w:rPr>
+          <w:rFonts w:hint="eastAsia" w:ascii="Times New Roman" w:hAnsi="Times New Roman" w:eastAsia="Times New Roman" w:cs="Times New Roman"/>
+        </w:rPr>
+        <w:t>。</w:t>
+      </w:r>
+    </w:p>
+    <w:tbl>
+      <w:tblPr>
+        <w:tblStyle w:val="Table"/>
+        <w:tblW w:type="auto" w:w="0"/>
+        <w:tblLook w:firstRow="1" w:lastRow="0" w:firstColumn="0" w:lastColumn="0" w:noHBand="0" w:noVBand="0" w:val="0020"/>
+      </w:tblPr>
+      <w:tblGrid>
+        <w:gridCol w:w="3960"/>
+        <w:gridCol w:w="3960"/>
+      </w:tblGrid>
+      <w:tr>
+        <w:trPr>
+          <w:tblHeader w:val="on"/>
+        </w:trPr>
+        <w:tc>
+          <w:tcPr/>
+          <w:p>
+            <w:pPr>
+              <w:pStyle w:val="Compact"/>
+              <w:jc w:val="center"/>
+            </w:pPr>
+            <w:r>
+              <w:rPr>
+                <w:rFonts w:hint="eastAsia" w:ascii="Times New Roman" w:hAnsi="Times New Roman" w:eastAsia="SimHei" w:cs="Times New Roman"/>
+                <w:b/>
+              </w:rPr>
+              <w:t xml:space="preserve">知识点</w:t>
+            </w:r>
+          </w:p>
+        </w:tc>
+        <w:tc>
+          <w:tcPr/>
+          <w:p>
+            <w:pPr>
+              <w:pStyle w:val="Compact"/>
+              <w:jc w:val="center"/>
+            </w:pPr>
+            <w:r>
+              <w:rPr>
+                <w:rFonts w:hint="eastAsia" w:ascii="Times New Roman" w:hAnsi="Times New Roman" w:eastAsia="SimHei" w:cs="Times New Roman"/>
+                <w:b/>
+              </w:rPr>
+              <w:t xml:space="preserve">关联内容</w:t>
+            </w:r>
+          </w:p>
+        </w:tc>
+      </w:tr>
+      <w:tr>
+        <w:tc>
+          <w:tcPr/>
+          <w:p>
+            <w:pPr>
+              <w:pStyle w:val="Compact"/>
+              <w:jc w:val="center"/>
+            </w:pPr>
+            <w:r>
+              <w:rPr>
+                <w:rFonts w:hint="eastAsia" w:ascii="Times New Roman" w:hAnsi="Times New Roman" w:eastAsia="FangSong" w:cs="Times New Roman"/>
+              </w:rPr>
+              <w:t xml:space="preserve">硒</w:t>
+            </w:r>
+          </w:p>
+        </w:tc>
+        <w:tc>
+          <w:tcPr/>
+          <w:p>
+            <w:pPr>
+              <w:pStyle w:val="Compact"/>
+              <w:jc w:val="center"/>
+            </w:pPr>
+            <w:r>
+              <w:rPr>
+                <w:rFonts w:ascii="Times New Roman" w:hAnsi="Times New Roman" w:eastAsia="Times New Roman" w:cs="Times New Roman"/>
+              </w:rPr>
+              <w:t xml:space="preserve">Se </w:t>
+            </w:r>
+            <w:r>
+              <w:rPr>
+                <w:rFonts w:hint="eastAsia" w:ascii="Times New Roman" w:hAnsi="Times New Roman" w:eastAsia="FangSong" w:cs="Times New Roman"/>
+              </w:rPr>
+              <w:t>的提取流程</w:t>
+            </w:r>
+            <w:r>
+              <w:rPr>
+                <w:rFonts w:hint="eastAsia" w:ascii="Times New Roman" w:hAnsi="Times New Roman" w:eastAsia="Times New Roman" w:cs="Times New Roman"/>
+              </w:rPr>
+              <w:t>、</w:t>
+            </w:r>
+            <w:r>
+              <w:rPr>
+                <w:rFonts w:hint="eastAsia" w:ascii="Times New Roman" w:hAnsi="Times New Roman" w:eastAsia="FangSong" w:cs="Times New Roman"/>
+              </w:rPr>
+              <w:t>基态电子排布</w:t>
+            </w:r>
+            <w:r>
+              <w:rPr>
+                <w:rFonts w:ascii="Times New Roman" w:hAnsi="Times New Roman" w:eastAsia="Times New Roman" w:cs="Times New Roman"/>
+              </w:rPr>
+              <w:t xml:space="preserve"> [Ar]3d</w:t>
+            </w:r>
+            <w:r>
+              <w:rPr>
+                <w:rFonts w:ascii="Times New Roman" w:hAnsi="Times New Roman" w:eastAsia="Times New Roman" w:cs="Times New Roman"/>
+                <w:vertAlign w:val="superscript"/>
+              </w:rPr>
+              <w:t>10</w:t>
+            </w:r>
+            <w:r>
+              <w:rPr>
+                <w:rFonts w:ascii="Times New Roman" w:hAnsi="Times New Roman" w:eastAsia="Times New Roman" w:cs="Times New Roman"/>
+              </w:rPr>
+              <w:t>4s</w:t>
+            </w:r>
+            <w:r>
+              <w:rPr>
+                <w:rFonts w:ascii="Times New Roman" w:hAnsi="Times New Roman" w:eastAsia="Times New Roman" w:cs="Times New Roman"/>
+                <w:vertAlign w:val="superscript"/>
+              </w:rPr>
+              <w:t>2</w:t>
+            </w:r>
+            <w:r>
+              <w:rPr>
+                <w:rFonts w:ascii="Times New Roman" w:hAnsi="Times New Roman" w:eastAsia="Times New Roman" w:cs="Times New Roman"/>
+              </w:rPr>
+              <w:t>4p</w:t>
+            </w:r>
+            <w:r>
+              <w:rPr>
+                <w:rFonts w:ascii="Times New Roman" w:hAnsi="Times New Roman" w:eastAsia="Times New Roman" w:cs="Times New Roman"/>
+                <w:vertAlign w:val="superscript"/>
+              </w:rPr>
+              <w:t>4</w:t>
+            </w:r>
+          </w:p>
+        </w:tc>
+      </w:tr>
+      <w:tr>
+        <w:tc>
+          <w:tcPr/>
+          <w:p>
+            <w:pPr>
+              <w:pStyle w:val="Compact"/>
+              <w:jc w:val="center"/>
+            </w:pPr>
+            <w:r>
+              <w:rPr>
+                <w:rFonts w:hint="eastAsia" w:ascii="Times New Roman" w:hAnsi="Times New Roman" w:eastAsia="FangSong" w:cs="Times New Roman"/>
+              </w:rPr>
+              <w:t xml:space="preserve">氧化态</w:t>
+            </w:r>
+          </w:p>
+        </w:tc>
+        <w:tc>
+          <w:tcPr/>
+          <w:p>
+            <w:pPr>
+              <w:pStyle w:val="Compact"/>
+              <w:jc w:val="center"/>
+            </w:pPr>
+            <w:r>
+              <w:rPr>
+                <w:rFonts w:ascii="Times New Roman" w:hAnsi="Times New Roman" w:eastAsia="Times New Roman" w:cs="Times New Roman"/>
+              </w:rPr>
+              <w:t xml:space="preserve">Se(0/−2/+4) </w:t>
+            </w:r>
+            <w:r>
+              <w:rPr>
+                <w:rFonts w:hint="eastAsia" w:ascii="Times New Roman" w:hAnsi="Times New Roman" w:eastAsia="FangSong" w:cs="Times New Roman"/>
+              </w:rPr>
+              <w:t xml:space="preserve">与浓硫酸中</w:t>
+            </w:r>
+            <w:r>
+              <w:rPr>
+                <w:rFonts w:ascii="Times New Roman" w:hAnsi="Times New Roman" w:eastAsia="Times New Roman" w:cs="Times New Roman"/>
+              </w:rPr>
+              <w:t xml:space="preserve"> S(+6→+4)、SO</w:t>
+            </w:r>
+            <w:r>
+              <w:rPr>
+                <w:rFonts w:ascii="Times New Roman" w:hAnsi="Times New Roman" w:eastAsia="Times New Roman" w:cs="Times New Roman"/>
+                <w:vertAlign w:val="subscript"/>
+              </w:rPr>
+              <w:t>2</w:t>
+            </w:r>
+            <w:r>
+              <w:rPr>
+                <w:rFonts w:ascii="Times New Roman" w:hAnsi="Times New Roman" w:eastAsia="Times New Roman" w:cs="Times New Roman"/>
+              </w:rPr>
+              <w:t xml:space="preserve"> </w:t>
+            </w:r>
+            <w:r>
+              <w:rPr>
+                <w:rFonts w:hint="eastAsia" w:ascii="Times New Roman" w:hAnsi="Times New Roman" w:eastAsia="FangSong" w:cs="Times New Roman"/>
+              </w:rPr>
+              <w:t xml:space="preserve">中</w:t>
+            </w:r>
+            <w:r>
+              <w:rPr>
+                <w:rFonts w:ascii="Times New Roman" w:hAnsi="Times New Roman" w:eastAsia="Times New Roman" w:cs="Times New Roman"/>
+              </w:rPr>
+              <w:t xml:space="preserve"> S(+4→+6) </w:t>
+            </w:r>
+            <w:r>
+              <w:rPr>
+                <w:rFonts w:hint="eastAsia" w:ascii="Times New Roman" w:hAnsi="Times New Roman" w:eastAsia="FangSong" w:cs="Times New Roman"/>
+              </w:rPr>
+              <w:t xml:space="preserve">的电子转移</w:t>
+            </w:r>
+          </w:p>
+        </w:tc>
+      </w:tr>
+      <w:tr>
+        <w:tc>
+          <w:tcPr/>
+          <w:p>
+            <w:pPr>
+              <w:pStyle w:val="Compact"/>
+              <w:jc w:val="center"/>
+            </w:pPr>
+            <w:r>
+              <w:rPr>
+                <w:rFonts w:hint="eastAsia" w:ascii="Times New Roman" w:hAnsi="Times New Roman" w:eastAsia="FangSong" w:cs="Times New Roman"/>
+              </w:rPr>
+              <w:t xml:space="preserve">氧化还原反应方程式配平</w:t>
+            </w:r>
+          </w:p>
+        </w:tc>
+        <w:tc>
+          <w:tcPr/>
+          <w:p>
+            <w:pPr>
+              <w:pStyle w:val="Compact"/>
+              <w:jc w:val="center"/>
+            </w:pPr>
+            <w:r>
+              <w:rPr>
+                <w:rFonts w:ascii="Times New Roman" w:hAnsi="Times New Roman" w:eastAsia="Times New Roman" w:cs="Times New Roman"/>
+              </w:rPr>
+              <w:t>Cu</w:t>
+            </w:r>
+            <w:r>
+              <w:rPr>
+                <w:rFonts w:ascii="Times New Roman" w:hAnsi="Times New Roman" w:eastAsia="Times New Roman" w:cs="Times New Roman"/>
+                <w:vertAlign w:val="subscript"/>
+              </w:rPr>
+              <w:t>2</w:t>
+            </w:r>
+            <w:r>
+              <w:rPr>
+                <w:rFonts w:ascii="Times New Roman" w:hAnsi="Times New Roman" w:eastAsia="Times New Roman" w:cs="Times New Roman"/>
+              </w:rPr>
+              <w:t xml:space="preserve">Se </w:t>
+            </w:r>
+            <w:r>
+              <w:rPr>
+                <w:rFonts w:hint="eastAsia" w:ascii="Times New Roman" w:hAnsi="Times New Roman" w:eastAsia="FangSong" w:cs="Times New Roman"/>
+              </w:rPr>
+              <w:t xml:space="preserve">双元素失电子的整体配平</w:t>
+            </w:r>
+          </w:p>
+        </w:tc>
+      </w:tr>
+    </w:tbl>
+    <w:p>
+      <w:pPr>
+        <w:spacing w:before="160" w:after="80"/>
+      </w:pPr>
+      <w:r>
+        <w:pict>
+          <v:rect style="width:0;height:1.5pt" o:hralign="center" o:hrstd="t" o:hr="t"/>
+        </w:pict>
+      </w:r>
+    </w:p>
+    <w:bookmarkEnd w:id="45"/>
+    <w:bookmarkStart w:id="59" w:name="mn2o3与co反应第27届初赛"/>
+    <w:p>
+      <w:pPr>
+        <w:pStyle w:val="Heading2"/>
+        <w:spacing w:before="280" w:after="120"/>
+      </w:pPr>
+      <w:r>
+        <w:rPr>
+          <w:rFonts w:ascii="Times New Roman" w:hAnsi="Times New Roman" w:eastAsia="Times New Roman" w:cs="Times New Roman"/>
+        </w:rPr>
+        <w:t xml:space="preserve">2.21 </w:t>
       </w:r>
       <w:r>
         <w:rPr>
@@ -37717,7 +40371,7 @@
         </w:tc>
       </w:tr>
     </w:tbl>
-    <w:bookmarkStart w:id="54" w:name="题目"/>
+    <w:bookmarkStart w:id="58" w:name="题目"/>
     <w:p>
       <w:pPr>
         <w:pStyle w:val="Heading3"/>
@@ -37755,18 +40409,18 @@
           <wp:inline>
             <wp:extent cx="3600000" cy="554294"/>
             <wp:effectExtent b="0" l="0" r="0" t="0"/>
-            <wp:docPr descr="" title="" id="43" name="Picture"/>
+            <wp:docPr descr="" title="" id="47" name="Picture"/>
             <a:graphic>
               <a:graphicData uri="http://schemas.openxmlformats.org/drawingml/2006/picture">
                 <pic:pic>
                   <pic:nvPicPr>
-                    <pic:cNvPr descr="c438d1b47827355c2309b9a8e20b9b8bd69ce7927ec1b728a852631a4cace834.jpg" id="44" name="Picture"/>
+                    <pic:cNvPr descr="c438d1b47827355c2309b9a8e20b9b8bd69ce7927ec1b728a852631a4cace834.jpg" id="48" name="Picture"/>
                     <pic:cNvPicPr>
                       <a:picLocks noChangeArrowheads="1" noChangeAspect="1"/>
                     </pic:cNvPicPr>
                   </pic:nvPicPr>
                   <pic:blipFill>
-                    <a:blip r:embed="rId42"/>
+                    <a:blip r:embed="rId46"/>
                     <a:stretch>
                       <a:fillRect/>
                     </a:stretch>
@@ -37807,18 +40461,18 @@
           <wp:inline>
             <wp:extent cx="3600000" cy="1321518"/>
             <wp:effectExtent b="0" l="0" r="0" t="0"/>
-            <wp:docPr descr="" title="" id="46" name="Picture"/>
+            <wp:docPr descr="" title="" id="50" name="Picture"/>
             <a:graphic>
               <a:graphicData uri="http://schemas.openxmlformats.org/drawingml/2006/picture">
                 <pic:pic>
                   <pic:nvPicPr>
-                    <pic:cNvPr descr="2ef4305c8eac398f8d264a1a7c511e240353e8bc1ecaa09286d858a0627aab78.jpg" id="47" name="Picture"/>
+                    <pic:cNvPr descr="2ef4305c8eac398f8d264a1a7c511e240353e8bc1ecaa09286d858a0627aab78.jpg" id="51" name="Picture"/>
                     <pic:cNvPicPr>
                       <a:picLocks noChangeArrowheads="1" noChangeAspect="1"/>
                     </pic:cNvPicPr>
                   </pic:nvPicPr>
                   <pic:blipFill>
-                    <a:blip r:embed="rId45"/>
+                    <a:blip r:embed="rId49"/>
                     <a:stretch>
                       <a:fillRect/>
                     </a:stretch>
@@ -37859,18 +40513,18 @@
           <wp:inline>
             <wp:extent cx="3600000" cy="1146050"/>
             <wp:effectExtent b="0" l="0" r="0" t="0"/>
-            <wp:docPr descr="" title="" id="49" name="Picture"/>
+            <wp:docPr descr="" title="" id="53" name="Picture"/>
             <a:graphic>
               <a:graphicData uri="http://schemas.openxmlformats.org/drawingml/2006/picture">
                 <pic:pic>
                   <pic:nvPicPr>
-                    <pic:cNvPr descr="4a627192094cf81aad272057093061c160d420a691a29ef82ad7eeaffabc080d.jpg" id="50" name="Picture"/>
+                    <pic:cNvPr descr="4a627192094cf81aad272057093061c160d420a691a29ef82ad7eeaffabc080d.jpg" id="54" name="Picture"/>
                     <pic:cNvPicPr>
                       <a:picLocks noChangeArrowheads="1" noChangeAspect="1"/>
                     </pic:cNvPicPr>
                   </pic:nvPicPr>
                   <pic:blipFill>
-                    <a:blip r:embed="rId48"/>
+                    <a:blip r:embed="rId52"/>
                     <a:stretch>
                       <a:fillRect/>
                     </a:stretch>
@@ -37911,18 +40565,18 @@
           <wp:inline>
             <wp:extent cx="3600000" cy="607570"/>
             <wp:effectExtent b="0" l="0" r="0" t="0"/>
-            <wp:docPr descr="" title="" id="52" name="Picture"/>
+            <wp:docPr descr="" title="" id="56" name="Picture"/>
             <a:graphic>
               <a:graphicData uri="http://schemas.openxmlformats.org/drawingml/2006/picture">
                 <pic:pic>
                   <pic:nvPicPr>
-                    <pic:cNvPr descr="4c96c9b6d0f470f2d7de3c49e5beb6d86104985ba9e7767b51d9a1d5a2f96eb0.jpg" id="53" name="Picture"/>
+                    <pic:cNvPr descr="4c96c9b6d0f470f2d7de3c49e5beb6d86104985ba9e7767b51d9a1d5a2f96eb0.jpg" id="57" name="Picture"/>
                     <pic:cNvPicPr>
                       <a:picLocks noChangeArrowheads="1" noChangeAspect="1"/>
                     </pic:cNvPicPr>
                   </pic:nvPicPr>
                   <pic:blipFill>
-                    <a:blip r:embed="rId51"/>
+                    <a:blip r:embed="rId55"/>
                     <a:stretch>
                       <a:fillRect/>
                     </a:stretch>
@@ -37959,9 +40613,9 @@
         </w:pict>
       </w:r>
     </w:p>
-    <w:bookmarkEnd w:id="54"/>
-    <w:bookmarkEnd w:id="55"/>
-    <w:bookmarkStart w:id="56" w:name="生成c和d的反应方程式第28届初赛"/>
+    <w:bookmarkEnd w:id="58"/>
+    <w:bookmarkEnd w:id="59"/>
+    <w:bookmarkStart w:id="60" w:name="生成c和d的反应方程式第28届初赛"/>
     <w:p>
       <w:pPr>
         <w:pStyle w:val="Heading2"/>
@@ -37971,7 +40625,7 @@
         <w:rPr>
           <w:rFonts w:ascii="Times New Roman" w:hAnsi="Times New Roman" w:eastAsia="Times New Roman" w:cs="Times New Roman"/>
         </w:rPr>
-        <w:t xml:space="preserve">2.21 </w:t>
+        <w:t xml:space="preserve">2.22 </w:t>
       </w:r>
       <w:r>
         <w:rPr>
@@ -40664,8 +43318,8 @@
         </w:pict>
       </w:r>
     </w:p>
-    <w:bookmarkEnd w:id="56"/>
-    <w:bookmarkStart w:id="63" w:name="so42-参与的释能反应方程式第34届初赛"/>
+    <w:bookmarkEnd w:id="60"/>
+    <w:bookmarkStart w:id="67" w:name="so42-参与的释能反应方程式第34届初赛"/>
     <w:p>
       <w:pPr>
         <w:pStyle w:val="Heading2"/>
@@ -40675,7 +43329,7 @@
         <w:rPr>
           <w:rFonts w:ascii="Times New Roman" w:hAnsi="Times New Roman" w:eastAsia="Times New Roman" w:cs="Times New Roman"/>
         </w:rPr>
-        <w:t xml:space="preserve">2.22 </w:t>
+        <w:t xml:space="preserve">2.23 </w:t>
       </w:r>
       <w:r>
         <w:rPr>
@@ -45580,18 +48234,18 @@
           <wp:inline>
             <wp:extent cx="2520000" cy="3775813"/>
             <wp:effectExtent b="0" l="0" r="0" t="0"/>
-            <wp:docPr descr="" title="" id="58" name="Picture"/>
+            <wp:docPr descr="" title="" id="62" name="Picture"/>
             <a:graphic>
               <a:graphicData uri="http://schemas.openxmlformats.org/drawingml/2006/picture">
                 <pic:pic>
                   <pic:nvPicPr>
-                    <pic:cNvPr descr="d6efb8710be0c5b5dcc514651b0d1a5e28de9809fd5dc9d115febd738c7dedfb.jpg" id="59" name="Picture"/>
+                    <pic:cNvPr descr="d6efb8710be0c5b5dcc514651b0d1a5e28de9809fd5dc9d115febd738c7dedfb.jpg" id="63" name="Picture"/>
                     <pic:cNvPicPr>
                       <a:picLocks noChangeArrowheads="1" noChangeAspect="1"/>
                     </pic:cNvPicPr>
                   </pic:nvPicPr>
                   <pic:blipFill>
-                    <a:blip r:embed="rId57"/>
+                    <a:blip r:embed="rId61"/>
                     <a:stretch>
                       <a:fillRect/>
                     </a:stretch>
@@ -46819,18 +49473,18 @@
           <wp:inline>
             <wp:extent cx="3240000" cy="3591710"/>
             <wp:effectExtent b="0" l="0" r="0" t="0"/>
-            <wp:docPr descr="" title="" id="61" name="Picture"/>
+            <wp:docPr descr="" title="" id="65" name="Picture"/>
             <a:graphic>
               <a:graphicData uri="http://schemas.openxmlformats.org/drawingml/2006/picture">
                 <pic:pic>
                   <pic:nvPicPr>
-                    <pic:cNvPr descr="849bac3a504e0f2b10c14866ab974977ea5bfb3dcca9717ceb7dafc134c56024.jpg" id="62" name="Picture"/>
+                    <pic:cNvPr descr="849bac3a504e0f2b10c14866ab974977ea5bfb3dcca9717ceb7dafc134c56024.jpg" id="66" name="Picture"/>
                     <pic:cNvPicPr>
                       <a:picLocks noChangeArrowheads="1" noChangeAspect="1"/>
                     </pic:cNvPicPr>
                   </pic:nvPicPr>
                   <pic:blipFill>
-                    <a:blip r:embed="rId60"/>
+                    <a:blip r:embed="rId64"/>
                     <a:stretch>
                       <a:fillRect/>
                     </a:stretch>
@@ -48787,8 +51441,8 @@
         </w:pict>
       </w:r>
     </w:p>
-    <w:bookmarkEnd w:id="63"/>
-    <w:bookmarkStart w:id="64" w:name="雄黄变铁与砒黄变铜第39届初赛"/>
+    <w:bookmarkEnd w:id="67"/>
+    <w:bookmarkStart w:id="68" w:name="雄黄变铁与砒黄变铜第39届初赛"/>
     <w:p>
       <w:pPr>
         <w:pStyle w:val="Heading2"/>
@@ -48798,7 +51452,7 @@
         <w:rPr>
           <w:rFonts w:ascii="Times New Roman" w:hAnsi="Times New Roman" w:eastAsia="Times New Roman" w:cs="Times New Roman"/>
         </w:rPr>
-        <w:t xml:space="preserve">2.23 </w:t>
+        <w:t xml:space="preserve">2.24 </w:t>
       </w:r>
       <w:r>
         <w:rPr>
@@ -52361,8 +55015,8 @@
         </w:pict>
       </w:r>
     </w:p>
-    <w:bookmarkEnd w:id="64"/>
-    <w:bookmarkStart w:id="65" w:name="化学能力测试-ch7b-6-萃取分配平衡"/>
+    <w:bookmarkEnd w:id="68"/>
+    <w:bookmarkStart w:id="69" w:name="化学能力测试-ch7b-6-萃取分配平衡"/>
     <w:p>
       <w:pPr>
         <w:pStyle w:val="Heading2"/>
@@ -52372,7 +55026,7 @@
         <w:rPr>
           <w:rFonts w:ascii="Times New Roman" w:hAnsi="Times New Roman" w:eastAsia="Times New Roman" w:cs="Times New Roman"/>
         </w:rPr>
-        <w:t xml:space="preserve">2.24 </w:t>
+        <w:t xml:space="preserve">2.25 </w:t>
       </w:r>
       <w:r>
         <w:rPr>
@@ -53702,7 +56356,7 @@
         <w:pStyle w:val="Compact"/>
         <w:numPr>
           <w:ilvl w:val="0"/>
-          <w:numId w:val="1012"/>
+          <w:numId w:val="1015"/>
         </w:numPr>
       </w:pPr>
       <w:r>
@@ -54856,7 +57510,7 @@
         <w:pStyle w:val="Compact"/>
         <w:numPr>
           <w:ilvl w:val="0"/>
-          <w:numId w:val="1013"/>
+          <w:numId w:val="1016"/>
         </w:numPr>
       </w:pPr>
       <w:r>
@@ -55395,8 +58049,8 @@
         </w:pict>
       </w:r>
     </w:p>
-    <w:bookmarkEnd w:id="65"/>
-    <w:bookmarkStart w:id="66" w:name="元氧-02-s2o3与i2反应"/>
+    <w:bookmarkEnd w:id="69"/>
+    <w:bookmarkStart w:id="71" w:name="二分册-l7例3-kmno4热分解失重配平"/>
     <w:p>
       <w:pPr>
         <w:pStyle w:val="Heading2"/>
@@ -55406,298 +58060,37 @@
         <w:rPr>
           <w:rFonts w:ascii="Times New Roman" w:hAnsi="Times New Roman" w:eastAsia="Times New Roman" w:cs="Times New Roman"/>
         </w:rPr>
-        <w:t xml:space="preserve">2.25 </w:t>
+        <w:t xml:space="preserve">2.26 </w:t>
       </w:r>
       <w:r>
         <w:rPr>
           <w:rFonts w:hint="eastAsia" w:ascii="Times New Roman" w:hAnsi="Times New Roman" w:eastAsia="SimHei" w:cs="Times New Roman"/>
         </w:rPr>
-        <w:t>元氧</w:t>
-      </w:r>
-      <w:r>
-        <w:rPr>
-          <w:rFonts w:hint="eastAsia" w:ascii="Times New Roman" w:hAnsi="Times New Roman" w:eastAsia="Times New Roman" w:cs="Times New Roman"/>
-        </w:rPr>
-        <w:t>-02-S2O3</w:t>
+        <w:t>二分册</w:t>
+      </w:r>
+      <w:r>
+        <w:rPr>
+          <w:rFonts w:hint="eastAsia" w:ascii="Times New Roman" w:hAnsi="Times New Roman" w:eastAsia="Times New Roman" w:cs="Times New Roman"/>
+        </w:rPr>
+        <w:t>-L7</w:t>
       </w:r>
       <w:r>
         <w:rPr>
           <w:rFonts w:hint="eastAsia" w:ascii="Times New Roman" w:hAnsi="Times New Roman" w:eastAsia="SimHei" w:cs="Times New Roman"/>
         </w:rPr>
-        <w:t>与</w:t>
-      </w:r>
-      <w:r>
-        <w:rPr>
-          <w:rFonts w:hint="eastAsia" w:ascii="Times New Roman" w:hAnsi="Times New Roman" w:eastAsia="Times New Roman" w:cs="Times New Roman"/>
-        </w:rPr>
-        <w:t>I2</w:t>
+        <w:t>例</w:t>
+      </w:r>
+      <w:r>
+        <w:rPr>
+          <w:rFonts w:hint="eastAsia" w:ascii="Times New Roman" w:hAnsi="Times New Roman" w:eastAsia="Times New Roman" w:cs="Times New Roman"/>
+        </w:rPr>
+        <w:t>3-KMnO4</w:t>
       </w:r>
       <w:r>
         <w:rPr>
           <w:rFonts w:hint="eastAsia" w:ascii="Times New Roman" w:hAnsi="Times New Roman" w:eastAsia="SimHei" w:cs="Times New Roman"/>
         </w:rPr>
-        <w:t>反应</w:t>
-      </w:r>
-    </w:p>
-    <w:p>
-      <w:pPr>
-        <w:pStyle w:val="Compact"/>
-        <w:numPr>
-          <w:ilvl w:val="0"/>
-          <w:numId w:val="1014"/>
-        </w:numPr>
-      </w:pPr>
-      <w:r>
-        <w:rPr>
-          <w:rFonts w:hint="eastAsia" w:ascii="Times New Roman" w:hAnsi="Times New Roman" w:eastAsia="FangSong" w:cs="Times New Roman"/>
-        </w:rPr>
-        <w:t xml:space="preserve">画出</w:t>
-      </w:r>
-      <w:r>
-        <w:rPr>
-          <w:rFonts w:ascii="Times New Roman" w:hAnsi="Times New Roman" w:eastAsia="Times New Roman" w:cs="Times New Roman"/>
-        </w:rPr>
-        <w:t xml:space="preserve"> S</w:t>
-      </w:r>
-      <w:r>
-        <w:rPr>
-          <w:rFonts w:ascii="Times New Roman" w:hAnsi="Times New Roman" w:eastAsia="Times New Roman" w:cs="Times New Roman"/>
-          <w:vertAlign w:val="subscript"/>
-        </w:rPr>
-        <w:t>2</w:t>
-      </w:r>
-      <w:r>
-        <w:rPr>
-          <w:rFonts w:ascii="Times New Roman" w:hAnsi="Times New Roman" w:eastAsia="Times New Roman" w:cs="Times New Roman"/>
-        </w:rPr>
-        <w:t>O</w:t>
-      </w:r>
-      <w:r>
-        <w:rPr>
-          <w:rFonts w:ascii="Times New Roman" w:hAnsi="Times New Roman" w:eastAsia="Times New Roman" w:cs="Times New Roman"/>
-          <w:vertAlign w:val="subscript"/>
-        </w:rPr>
-        <w:t>3</w:t>
-      </w:r>
-      <w:r>
-        <w:rPr>
-          <w:rFonts w:ascii="Times New Roman" w:hAnsi="Times New Roman" w:eastAsia="Times New Roman" w:cs="Times New Roman"/>
-          <w:vertAlign w:val="superscript"/>
-        </w:rPr>
-        <w:t>2-</w:t>
-      </w:r>
-      <w:r>
-        <w:rPr>
-          <w:rFonts w:ascii="Times New Roman" w:hAnsi="Times New Roman" w:eastAsia="Times New Roman" w:cs="Times New Roman"/>
-        </w:rPr>
-        <w:t xml:space="preserve"> </w:t>
-      </w:r>
-      <w:r>
-        <w:rPr>
-          <w:rFonts w:hint="eastAsia" w:ascii="Times New Roman" w:hAnsi="Times New Roman" w:eastAsia="FangSong" w:cs="Times New Roman"/>
-        </w:rPr>
-        <w:t>的结构特点</w:t>
-      </w:r>
-      <w:r>
-        <w:rPr>
-          <w:rFonts w:hint="eastAsia" w:ascii="Times New Roman" w:hAnsi="Times New Roman" w:eastAsia="Times New Roman" w:cs="Times New Roman"/>
-        </w:rPr>
-        <w:t>，</w:t>
-      </w:r>
-      <w:r>
-        <w:rPr>
-          <w:rFonts w:hint="eastAsia" w:ascii="Times New Roman" w:hAnsi="Times New Roman" w:eastAsia="FangSong" w:cs="Times New Roman"/>
-        </w:rPr>
-        <w:t>指出两种</w:t>
-      </w:r>
-      <w:r>
-        <w:rPr>
-          <w:rFonts w:ascii="Times New Roman" w:hAnsi="Times New Roman" w:eastAsia="Times New Roman" w:cs="Times New Roman"/>
-        </w:rPr>
-        <w:t xml:space="preserve"> S </w:t>
-      </w:r>
-      <w:r>
-        <w:rPr>
-          <w:rFonts w:hint="eastAsia" w:ascii="Times New Roman" w:hAnsi="Times New Roman" w:eastAsia="FangSong" w:cs="Times New Roman"/>
-        </w:rPr>
-        <w:t>的氧化态</w:t>
-      </w:r>
-      <w:r>
-        <w:rPr>
-          <w:rFonts w:hint="eastAsia" w:ascii="Times New Roman" w:hAnsi="Times New Roman" w:eastAsia="Times New Roman" w:cs="Times New Roman"/>
-        </w:rPr>
-        <w:t>。(2)</w:t>
-      </w:r>
-      <w:r>
-        <w:rPr>
-          <w:rFonts w:ascii="Times New Roman" w:hAnsi="Times New Roman" w:eastAsia="Times New Roman" w:cs="Times New Roman"/>
-        </w:rPr>
-        <w:t xml:space="preserve"> </w:t>
-      </w:r>
-      <w:r>
-        <w:rPr>
-          <w:rFonts w:hint="eastAsia" w:ascii="Times New Roman" w:hAnsi="Times New Roman" w:eastAsia="FangSong" w:cs="Times New Roman"/>
-        </w:rPr>
-        <w:t xml:space="preserve">解释为何</w:t>
-      </w:r>
-      <w:r>
-        <w:rPr>
-          <w:rFonts w:ascii="Times New Roman" w:hAnsi="Times New Roman" w:eastAsia="Times New Roman" w:cs="Times New Roman"/>
-        </w:rPr>
-        <w:t xml:space="preserve"> S</w:t>
-      </w:r>
-      <w:r>
-        <w:rPr>
-          <w:rFonts w:ascii="Times New Roman" w:hAnsi="Times New Roman" w:eastAsia="Times New Roman" w:cs="Times New Roman"/>
-          <w:vertAlign w:val="subscript"/>
-        </w:rPr>
-        <w:t>2</w:t>
-      </w:r>
-      <w:r>
-        <w:rPr>
-          <w:rFonts w:ascii="Times New Roman" w:hAnsi="Times New Roman" w:eastAsia="Times New Roman" w:cs="Times New Roman"/>
-        </w:rPr>
-        <w:t>O</w:t>
-      </w:r>
-      <w:r>
-        <w:rPr>
-          <w:rFonts w:ascii="Times New Roman" w:hAnsi="Times New Roman" w:eastAsia="Times New Roman" w:cs="Times New Roman"/>
-          <w:vertAlign w:val="subscript"/>
-        </w:rPr>
-        <w:t>3</w:t>
-      </w:r>
-      <w:r>
-        <w:rPr>
-          <w:rFonts w:ascii="Times New Roman" w:hAnsi="Times New Roman" w:eastAsia="Times New Roman" w:cs="Times New Roman"/>
-          <w:vertAlign w:val="superscript"/>
-        </w:rPr>
-        <w:t>2-</w:t>
-      </w:r>
-      <w:r>
-        <w:rPr>
-          <w:rFonts w:ascii="Times New Roman" w:hAnsi="Times New Roman" w:eastAsia="Times New Roman" w:cs="Times New Roman"/>
-        </w:rPr>
-        <w:t xml:space="preserve"> </w:t>
-      </w:r>
-      <w:r>
-        <w:rPr>
-          <w:rFonts w:hint="eastAsia" w:ascii="Times New Roman" w:hAnsi="Times New Roman" w:eastAsia="FangSong" w:cs="Times New Roman"/>
-        </w:rPr>
-        <w:t xml:space="preserve">与</w:t>
-      </w:r>
-      <w:r>
-        <w:rPr>
-          <w:rFonts w:ascii="Times New Roman" w:hAnsi="Times New Roman" w:eastAsia="Times New Roman" w:cs="Times New Roman"/>
-        </w:rPr>
-        <w:t xml:space="preserve"> I</w:t>
-      </w:r>
-      <w:r>
-        <w:rPr>
-          <w:rFonts w:ascii="Times New Roman" w:hAnsi="Times New Roman" w:eastAsia="Times New Roman" w:cs="Times New Roman"/>
-          <w:vertAlign w:val="subscript"/>
-        </w:rPr>
-        <w:t>2</w:t>
-      </w:r>
-      <w:r>
-        <w:rPr>
-          <w:rFonts w:ascii="Times New Roman" w:hAnsi="Times New Roman" w:eastAsia="Times New Roman" w:cs="Times New Roman"/>
-        </w:rPr>
-        <w:t xml:space="preserve"> </w:t>
-      </w:r>
-      <w:r>
-        <w:rPr>
-          <w:rFonts w:hint="eastAsia" w:ascii="Times New Roman" w:hAnsi="Times New Roman" w:eastAsia="FangSong" w:cs="Times New Roman"/>
-        </w:rPr>
-        <w:t xml:space="preserve">反应生成连四硫酸根</w:t>
-      </w:r>
-      <w:r>
-        <w:rPr>
-          <w:rFonts w:ascii="Times New Roman" w:hAnsi="Times New Roman" w:eastAsia="Times New Roman" w:cs="Times New Roman"/>
-        </w:rPr>
-        <w:t xml:space="preserve"> S</w:t>
-      </w:r>
-      <w:r>
-        <w:rPr>
-          <w:rFonts w:ascii="Times New Roman" w:hAnsi="Times New Roman" w:eastAsia="Times New Roman" w:cs="Times New Roman"/>
-          <w:vertAlign w:val="subscript"/>
-        </w:rPr>
-        <w:t>4</w:t>
-      </w:r>
-      <w:r>
-        <w:rPr>
-          <w:rFonts w:ascii="Times New Roman" w:hAnsi="Times New Roman" w:eastAsia="Times New Roman" w:cs="Times New Roman"/>
-        </w:rPr>
-        <w:t>O</w:t>
-      </w:r>
-      <w:r>
-        <w:rPr>
-          <w:rFonts w:ascii="Times New Roman" w:hAnsi="Times New Roman" w:eastAsia="Times New Roman" w:cs="Times New Roman"/>
-          <w:vertAlign w:val="subscript"/>
-        </w:rPr>
-        <w:t>6</w:t>
-      </w:r>
-      <w:r>
-        <w:rPr>
-          <w:rFonts w:ascii="Times New Roman" w:hAnsi="Times New Roman" w:eastAsia="Times New Roman" w:cs="Times New Roman"/>
-          <w:vertAlign w:val="superscript"/>
-        </w:rPr>
-        <w:t>2-</w:t>
-      </w:r>
-      <w:r>
-        <w:rPr>
-          <w:rFonts w:ascii="Times New Roman" w:hAnsi="Times New Roman" w:eastAsia="Times New Roman" w:cs="Times New Roman"/>
-        </w:rPr>
-        <w:t xml:space="preserve"> </w:t>
-      </w:r>
-      <w:r>
-        <w:rPr>
-          <w:rFonts w:hint="eastAsia" w:ascii="Times New Roman" w:hAnsi="Times New Roman" w:eastAsia="FangSong" w:cs="Times New Roman"/>
-        </w:rPr>
-        <w:t xml:space="preserve">而非</w:t>
-      </w:r>
-      <w:r>
-        <w:rPr>
-          <w:rFonts w:ascii="Times New Roman" w:hAnsi="Times New Roman" w:eastAsia="Times New Roman" w:cs="Times New Roman"/>
-        </w:rPr>
-        <w:t xml:space="preserve"> </w:t>
-      </w:r>
-      <w:r>
-        <w:rPr>
-          <w:rFonts w:hint="eastAsia" w:ascii="Times New Roman" w:hAnsi="Times New Roman" w:eastAsia="Times New Roman" w:cs="Times New Roman"/>
-        </w:rPr>
-        <w:t>SO</w:t>
-      </w:r>
-      <w:r>
-        <w:rPr>
-          <w:rFonts w:hint="eastAsia" w:ascii="Times New Roman" w:hAnsi="Times New Roman" w:eastAsia="Times New Roman" w:cs="Times New Roman"/>
-          <w:vertAlign w:val="subscript"/>
-        </w:rPr>
-        <w:t>4</w:t>
-      </w:r>
-      <w:r>
-        <w:rPr>
-          <w:rFonts w:hint="eastAsia" w:ascii="Times New Roman" w:hAnsi="Times New Roman" w:eastAsia="Times New Roman" w:cs="Times New Roman"/>
-          <w:vertAlign w:val="superscript"/>
-        </w:rPr>
-        <w:t>2-</w:t>
-      </w:r>
-      <w:r>
-        <w:rPr>
-          <w:rFonts w:hint="eastAsia" w:ascii="Times New Roman" w:hAnsi="Times New Roman" w:eastAsia="Times New Roman" w:cs="Times New Roman"/>
-        </w:rPr>
-        <w:t>，</w:t>
-      </w:r>
-      <w:r>
-        <w:rPr>
-          <w:rFonts w:hint="eastAsia" w:ascii="Times New Roman" w:hAnsi="Times New Roman" w:eastAsia="FangSong" w:cs="Times New Roman"/>
-        </w:rPr>
-        <w:t>写出配平方程式</w:t>
-      </w:r>
-      <w:r>
-        <w:rPr>
-          <w:rFonts w:hint="eastAsia" w:ascii="Times New Roman" w:hAnsi="Times New Roman" w:eastAsia="Times New Roman" w:cs="Times New Roman"/>
-        </w:rPr>
-        <w:t>。</w:t>
+        <w:t>热分解失重配平</w:t>
       </w:r>
     </w:p>
     <w:p>
@@ -55706,15 +58099,330 @@
       </w:pPr>
       <w:r>
         <w:rPr>
-          <w:rFonts w:ascii="Times New Roman" w:hAnsi="Times New Roman" w:eastAsia="Times New Roman" w:cs="Times New Roman"/>
-        </w:rPr>
-        <w:t xml:space="preserve">📖 </w:t>
-      </w:r>
-      <w:r>
-        <w:rPr>
-          <w:rFonts w:hint="eastAsia" w:ascii="Times New Roman" w:hAnsi="Times New Roman" w:eastAsia="FangSong" w:cs="Times New Roman"/>
-        </w:rPr>
-        <w:t xml:space="preserve">查看答案</w:t>
+          <w:rFonts w:hint="eastAsia" w:ascii="Times New Roman" w:hAnsi="Times New Roman" w:eastAsia="Times New Roman" w:cs="Times New Roman"/>
+        </w:rPr>
+        <w:t>【</w:t>
+      </w:r>
+      <w:r>
+        <w:rPr>
+          <w:rFonts w:hint="eastAsia" w:ascii="Times New Roman" w:hAnsi="Times New Roman" w:eastAsia="FangSong" w:cs="Times New Roman"/>
+        </w:rPr>
+        <w:t>例</w:t>
+      </w:r>
+      <w:r>
+        <w:rPr>
+          <w:rFonts w:ascii="Times New Roman" w:hAnsi="Times New Roman" w:eastAsia="Times New Roman" w:cs="Times New Roman"/>
+        </w:rPr>
+        <w:t xml:space="preserve"> 3】 </w:t>
+      </w:r>
+      <w:r>
+        <w:rPr>
+          <w:rFonts w:hint="eastAsia" w:ascii="Times New Roman" w:hAnsi="Times New Roman" w:eastAsia="FangSong" w:cs="Times New Roman"/>
+        </w:rPr>
+        <w:t>完成并配平下列反应方程式</w:t>
+      </w:r>
+      <w:r>
+        <w:rPr>
+          <w:rFonts w:hint="eastAsia" w:ascii="Times New Roman" w:hAnsi="Times New Roman" w:eastAsia="Times New Roman" w:cs="Times New Roman"/>
+        </w:rPr>
+        <w:t>：</w:t>
+      </w:r>
+    </w:p>
+    <w:p>
+      <w:pPr>
+        <w:numPr>
+          <w:ilvl w:val="0"/>
+          <w:numId w:val="1017"/>
+        </w:numPr>
+      </w:pPr>
+      <w:r>
+        <w:rPr>
+          <w:rFonts w:hint="eastAsia" w:ascii="Times New Roman" w:hAnsi="Times New Roman" w:eastAsia="FangSong" w:cs="Times New Roman"/>
+        </w:rPr>
+        <w:t xml:space="preserve">固体</w:t>
+      </w:r>
+      <w:r>
+        <w:rPr>
+          <w:rFonts w:ascii="Times New Roman" w:hAnsi="Times New Roman" w:eastAsia="Times New Roman" w:cs="Times New Roman"/>
+        </w:rPr>
+        <w:t xml:space="preserve"> </w:t>
+      </w:r>
+      <m:oMath>
+        <m:sSub>
+          <m:e>
+            <m:r>
+              <m:rPr>
+                <m:sty m:val="p"/>
+              </m:rPr>
+              <m:t>K</m:t>
+            </m:r>
+            <m:r>
+              <m:rPr>
+                <m:sty m:val="p"/>
+              </m:rPr>
+              <m:t>M</m:t>
+            </m:r>
+            <m:r>
+              <m:rPr>
+                <m:sty m:val="p"/>
+              </m:rPr>
+              <m:t>n</m:t>
+            </m:r>
+            <m:r>
+              <m:rPr>
+                <m:sty m:val="p"/>
+              </m:rPr>
+              <m:t>O</m:t>
+            </m:r>
+          </m:e>
+          <m:sub>
+            <m:r>
+              <m:t>4</m:t>
+            </m:r>
+          </m:sub>
+        </m:sSub>
+      </m:oMath>
+      <w:r>
+        <w:rPr>
+          <w:rFonts w:ascii="Times New Roman" w:hAnsi="Times New Roman" w:eastAsia="Times New Roman" w:cs="Times New Roman"/>
+        </w:rPr>
+        <w:t xml:space="preserve"> </w:t>
+      </w:r>
+      <w:r>
+        <w:rPr>
+          <w:rFonts w:hint="eastAsia" w:ascii="Times New Roman" w:hAnsi="Times New Roman" w:eastAsia="FangSong" w:cs="Times New Roman"/>
+        </w:rPr>
+        <w:t xml:space="preserve">在</w:t>
+      </w:r>
+      <w:r>
+        <w:rPr>
+          <w:rFonts w:ascii="Times New Roman" w:hAnsi="Times New Roman" w:eastAsia="Times New Roman" w:cs="Times New Roman"/>
+        </w:rPr>
+        <w:t xml:space="preserve"> </w:t>
+      </w:r>
+      <m:oMath>
+        <m:sSup>
+          <m:e>
+            <m:r>
+              <m:t>200</m:t>
+            </m:r>
+          </m:e>
+          <m:sup>
+            <m:r>
+              <m:rPr>
+                <m:sty m:val="p"/>
+              </m:rPr>
+              <m:t>∘</m:t>
+            </m:r>
+          </m:sup>
+        </m:sSup>
+        <m:r>
+          <m:rPr>
+            <m:sty m:val="p"/>
+          </m:rPr>
+          <m:t>C</m:t>
+        </m:r>
+      </m:oMath>
+      <w:r>
+        <w:rPr>
+          <w:rFonts w:ascii="Times New Roman" w:hAnsi="Times New Roman" w:eastAsia="Times New Roman" w:cs="Times New Roman"/>
+        </w:rPr>
+        <w:t xml:space="preserve"> </w:t>
+      </w:r>
+      <w:r>
+        <w:rPr>
+          <w:rFonts w:hint="eastAsia" w:ascii="Times New Roman" w:hAnsi="Times New Roman" w:eastAsia="FangSong" w:cs="Times New Roman"/>
+        </w:rPr>
+        <w:t>下加热</w:t>
+      </w:r>
+      <w:r>
+        <w:rPr>
+          <w:rFonts w:hint="eastAsia" w:ascii="Times New Roman" w:hAnsi="Times New Roman" w:eastAsia="Times New Roman" w:cs="Times New Roman"/>
+        </w:rPr>
+        <w:t>，</w:t>
+      </w:r>
+      <w:r>
+        <w:rPr>
+          <w:rFonts w:hint="eastAsia" w:ascii="Times New Roman" w:hAnsi="Times New Roman" w:eastAsia="FangSong" w:cs="Times New Roman"/>
+        </w:rPr>
+        <w:t>失重</w:t>
+      </w:r>
+      <w:r>
+        <w:rPr>
+          <w:rFonts w:ascii="Times New Roman" w:hAnsi="Times New Roman" w:eastAsia="Times New Roman" w:cs="Times New Roman"/>
+        </w:rPr>
+        <w:t xml:space="preserve"> </w:t>
+      </w:r>
+      <m:oMath>
+        <m:r>
+          <m:t>10.8</m:t>
+        </m:r>
+        <m:r>
+          <m:rPr>
+            <m:sty m:val="p"/>
+          </m:rPr>
+          <m:t>%</m:t>
+        </m:r>
+      </m:oMath>
+    </w:p>
+    <w:p>
+      <w:pPr>
+        <w:numPr>
+          <w:ilvl w:val="0"/>
+          <w:numId w:val="1017"/>
+        </w:numPr>
+      </w:pPr>
+      <w:r>
+        <w:rPr>
+          <w:rFonts w:hint="eastAsia" w:ascii="Times New Roman" w:hAnsi="Times New Roman" w:eastAsia="FangSong" w:cs="Times New Roman"/>
+        </w:rPr>
+        <w:t xml:space="preserve">固体</w:t>
+      </w:r>
+      <w:r>
+        <w:rPr>
+          <w:rFonts w:ascii="Times New Roman" w:hAnsi="Times New Roman" w:eastAsia="Times New Roman" w:cs="Times New Roman"/>
+        </w:rPr>
+        <w:t xml:space="preserve"> </w:t>
+      </w:r>
+      <m:oMath>
+        <m:sSub>
+          <m:e>
+            <m:r>
+              <m:rPr>
+                <m:sty m:val="p"/>
+              </m:rPr>
+              <m:t>K</m:t>
+            </m:r>
+            <m:r>
+              <m:rPr>
+                <m:sty m:val="p"/>
+              </m:rPr>
+              <m:t>M</m:t>
+            </m:r>
+            <m:r>
+              <m:rPr>
+                <m:sty m:val="p"/>
+              </m:rPr>
+              <m:t>n</m:t>
+            </m:r>
+            <m:r>
+              <m:rPr>
+                <m:sty m:val="p"/>
+              </m:rPr>
+              <m:t>O</m:t>
+            </m:r>
+          </m:e>
+          <m:sub>
+            <m:r>
+              <m:t>4</m:t>
+            </m:r>
+          </m:sub>
+        </m:sSub>
+      </m:oMath>
+      <w:r>
+        <w:rPr>
+          <w:rFonts w:ascii="Times New Roman" w:hAnsi="Times New Roman" w:eastAsia="Times New Roman" w:cs="Times New Roman"/>
+        </w:rPr>
+        <w:t xml:space="preserve"> </w:t>
+      </w:r>
+      <w:r>
+        <w:rPr>
+          <w:rFonts w:hint="eastAsia" w:ascii="Times New Roman" w:hAnsi="Times New Roman" w:eastAsia="FangSong" w:cs="Times New Roman"/>
+        </w:rPr>
+        <w:t xml:space="preserve">在</w:t>
+      </w:r>
+      <w:r>
+        <w:rPr>
+          <w:rFonts w:ascii="Times New Roman" w:hAnsi="Times New Roman" w:eastAsia="Times New Roman" w:cs="Times New Roman"/>
+        </w:rPr>
+        <w:t xml:space="preserve"> </w:t>
+      </w:r>
+      <m:oMath>
+        <m:sSup>
+          <m:e>
+            <m:r>
+              <m:t>240</m:t>
+            </m:r>
+          </m:e>
+          <m:sup>
+            <m:r>
+              <m:rPr>
+                <m:sty m:val="p"/>
+              </m:rPr>
+              <m:t>∘</m:t>
+            </m:r>
+          </m:sup>
+        </m:sSup>
+        <m:r>
+          <m:rPr>
+            <m:sty m:val="p"/>
+          </m:rPr>
+          <m:t>C</m:t>
+        </m:r>
+      </m:oMath>
+      <w:r>
+        <w:rPr>
+          <w:rFonts w:ascii="Times New Roman" w:hAnsi="Times New Roman" w:eastAsia="Times New Roman" w:cs="Times New Roman"/>
+        </w:rPr>
+        <w:t xml:space="preserve"> </w:t>
+      </w:r>
+      <w:r>
+        <w:rPr>
+          <w:rFonts w:hint="eastAsia" w:ascii="Times New Roman" w:hAnsi="Times New Roman" w:eastAsia="FangSong" w:cs="Times New Roman"/>
+        </w:rPr>
+        <w:t>下加热</w:t>
+      </w:r>
+      <w:r>
+        <w:rPr>
+          <w:rFonts w:hint="eastAsia" w:ascii="Times New Roman" w:hAnsi="Times New Roman" w:eastAsia="Times New Roman" w:cs="Times New Roman"/>
+        </w:rPr>
+        <w:t>，</w:t>
+      </w:r>
+      <w:r>
+        <w:rPr>
+          <w:rFonts w:hint="eastAsia" w:ascii="Times New Roman" w:hAnsi="Times New Roman" w:eastAsia="FangSong" w:cs="Times New Roman"/>
+        </w:rPr>
+        <w:t>失重</w:t>
+      </w:r>
+      <w:r>
+        <w:rPr>
+          <w:rFonts w:ascii="Times New Roman" w:hAnsi="Times New Roman" w:eastAsia="Times New Roman" w:cs="Times New Roman"/>
+        </w:rPr>
+        <w:t xml:space="preserve"> </w:t>
+      </w:r>
+      <m:oMath>
+        <m:r>
+          <m:t>15.3</m:t>
+        </m:r>
+        <m:r>
+          <m:rPr>
+            <m:sty m:val="p"/>
+          </m:rPr>
+          <m:t>%</m:t>
+        </m:r>
+      </m:oMath>
+      <w:r>
+        <w:rPr>
+          <w:rFonts w:ascii="Times New Roman" w:hAnsi="Times New Roman" w:eastAsia="Times New Roman" w:cs="Times New Roman"/>
+        </w:rPr>
+        <w:t xml:space="preserve">。</w:t>
+      </w:r>
+    </w:p>
+    <w:p>
+      <w:pPr>
+        <w:pStyle w:val="FirstParagraph"/>
+      </w:pPr>
+      <w:r>
+        <w:rPr>
+          <w:rFonts w:hint="eastAsia" w:ascii="Times New Roman" w:hAnsi="Times New Roman" w:eastAsia="FangSong" w:cs="Times New Roman"/>
+        </w:rPr>
+        <w:t>已知相对原子质量</w:t>
+      </w:r>
+      <w:r>
+        <w:rPr>
+          <w:rFonts w:hint="eastAsia" w:ascii="Times New Roman" w:hAnsi="Times New Roman" w:eastAsia="Times New Roman" w:cs="Times New Roman"/>
+        </w:rPr>
+        <w:t>：O：16.0，K：39.0，Mn：54.9</w:t>
       </w:r>
     </w:p>
     <w:p>
@@ -55724,50 +58432,38 @@
       <w:r>
         <w:rPr>
           <w:rFonts w:ascii="Times New Roman" w:hAnsi="Times New Roman" w:eastAsia="Times New Roman" w:cs="Times New Roman"/>
-          <w:b/>
-          <w:bCs/>
-        </w:rPr>
-        <w:t xml:space="preserve">(1) </w:t>
-      </w:r>
-      <w:r>
-        <w:rPr>
-          <w:rFonts w:hint="eastAsia" w:ascii="Times New Roman" w:hAnsi="Times New Roman" w:eastAsia="FangSong" w:cs="Times New Roman"/>
-          <w:b/>
-          <w:bCs/>
-        </w:rPr>
-        <w:t xml:space="preserve">结构</w:t>
-      </w:r>
-      <w:r>
-        <w:rPr>
-          <w:rFonts w:hint="eastAsia" w:ascii="Times New Roman" w:hAnsi="Times New Roman" w:eastAsia="Times New Roman" w:cs="Times New Roman"/>
-        </w:rPr>
-        <w:t>：</w:t>
-      </w:r>
-      <w:r>
-        <w:rPr>
-          <w:rFonts w:hint="eastAsia" w:ascii="Times New Roman" w:hAnsi="Times New Roman" w:eastAsia="FangSong" w:cs="Times New Roman"/>
-        </w:rPr>
-        <w:t>硫代硫酸根可看作</w:t>
-      </w:r>
-      <w:r>
-        <w:rPr>
-          <w:rFonts w:ascii="Times New Roman" w:hAnsi="Times New Roman" w:eastAsia="Times New Roman" w:cs="Times New Roman"/>
-        </w:rPr>
-        <w:t xml:space="preserve"> SO</w:t>
-      </w:r>
-      <w:r>
-        <w:rPr>
-          <w:rFonts w:ascii="Times New Roman" w:hAnsi="Times New Roman" w:eastAsia="Times New Roman" w:cs="Times New Roman"/>
-          <w:vertAlign w:val="subscript"/>
-        </w:rPr>
-        <w:t>4</w:t>
-      </w:r>
-      <w:r>
-        <w:rPr>
-          <w:rFonts w:ascii="Times New Roman" w:hAnsi="Times New Roman" w:eastAsia="Times New Roman" w:cs="Times New Roman"/>
-          <w:vertAlign w:val="superscript"/>
-        </w:rPr>
-        <w:t>2-</w:t>
+        </w:rPr>
+        <w:t xml:space="preserve">📖 </w:t>
+      </w:r>
+      <w:r>
+        <w:rPr>
+          <w:rFonts w:hint="eastAsia" w:ascii="Times New Roman" w:hAnsi="Times New Roman" w:eastAsia="FangSong" w:cs="Times New Roman"/>
+        </w:rPr>
+        <w:t xml:space="preserve">查看答案</w:t>
+      </w:r>
+    </w:p>
+    <w:bookmarkStart w:id="70" w:name="过程探究"/>
+    <w:p>
+      <w:pPr>
+        <w:pStyle w:val="Heading3"/>
+        <w:spacing w:before="280" w:after="120"/>
+      </w:pPr>
+      <w:r>
+        <w:rPr>
+          <w:rFonts w:hint="eastAsia" w:ascii="Times New Roman" w:hAnsi="Times New Roman" w:eastAsia="SimHei" w:cs="Times New Roman"/>
+        </w:rPr>
+        <w:t xml:space="preserve">过程探究</w:t>
+      </w:r>
+    </w:p>
+    <w:p>
+      <w:pPr>
+        <w:pStyle w:val="FirstParagraph"/>
+      </w:pPr>
+      <w:r>
+        <w:rPr>
+          <w:rFonts w:hint="eastAsia" w:ascii="Times New Roman" w:hAnsi="Times New Roman" w:eastAsia="FangSong" w:cs="Times New Roman"/>
+        </w:rPr>
+        <w:t xml:space="preserve">可假设</w:t>
       </w:r>
       <w:r>
         <w:rPr>
@@ -55775,114 +58471,160 @@
         </w:rPr>
         <w:t xml:space="preserve"> </w:t>
       </w:r>
-      <w:r>
-        <w:rPr>
-          <w:rFonts w:hint="eastAsia" w:ascii="Times New Roman" w:hAnsi="Times New Roman" w:eastAsia="FangSong" w:cs="Times New Roman"/>
-        </w:rPr>
-        <w:t>中一个端氧被硫取代</w:t>
-      </w:r>
-      <w:r>
-        <w:rPr>
-          <w:rFonts w:hint="eastAsia" w:ascii="Times New Roman" w:hAnsi="Times New Roman" w:eastAsia="Times New Roman" w:cs="Times New Roman"/>
-        </w:rPr>
-        <w:t>——</w:t>
-      </w:r>
-      <w:r>
-        <w:rPr>
-          <w:rFonts w:hint="eastAsia" w:ascii="Times New Roman" w:hAnsi="Times New Roman" w:eastAsia="FangSong" w:cs="Times New Roman"/>
-        </w:rPr>
-        <w:t>中心</w:t>
-      </w:r>
-      <w:r>
-        <w:rPr>
-          <w:rFonts w:ascii="Times New Roman" w:hAnsi="Times New Roman" w:eastAsia="Times New Roman" w:cs="Times New Roman"/>
-        </w:rPr>
-        <w:t xml:space="preserve"> S(+6) </w:t>
-      </w:r>
-      <w:r>
-        <w:rPr>
-          <w:rFonts w:hint="eastAsia" w:ascii="Times New Roman" w:hAnsi="Times New Roman" w:eastAsia="FangSong" w:cs="Times New Roman"/>
-        </w:rPr>
-        <w:t xml:space="preserve">与三个</w:t>
-      </w:r>
-      <w:r>
-        <w:rPr>
-          <w:rFonts w:ascii="Times New Roman" w:hAnsi="Times New Roman" w:eastAsia="Times New Roman" w:cs="Times New Roman"/>
-        </w:rPr>
-        <w:t xml:space="preserve"> O </w:t>
-      </w:r>
-      <w:r>
-        <w:rPr>
-          <w:rFonts w:hint="eastAsia" w:ascii="Times New Roman" w:hAnsi="Times New Roman" w:eastAsia="FangSong" w:cs="Times New Roman"/>
-        </w:rPr>
-        <w:t xml:space="preserve">和一个端</w:t>
-      </w:r>
-      <w:r>
-        <w:rPr>
-          <w:rFonts w:ascii="Times New Roman" w:hAnsi="Times New Roman" w:eastAsia="Times New Roman" w:cs="Times New Roman"/>
-        </w:rPr>
-        <w:t xml:space="preserve"> S(−2) </w:t>
-      </w:r>
-      <w:r>
-        <w:rPr>
-          <w:rFonts w:hint="eastAsia" w:ascii="Times New Roman" w:hAnsi="Times New Roman" w:eastAsia="FangSong" w:cs="Times New Roman"/>
-        </w:rPr>
-        <w:t>四面体配位</w:t>
-      </w:r>
-      <w:r>
-        <w:rPr>
-          <w:rFonts w:hint="eastAsia" w:ascii="Times New Roman" w:hAnsi="Times New Roman" w:eastAsia="Times New Roman" w:cs="Times New Roman"/>
-        </w:rPr>
-        <w:t>。</w:t>
-      </w:r>
-      <w:r>
-        <w:rPr>
-          <w:rFonts w:hint="eastAsia" w:ascii="Times New Roman" w:hAnsi="Times New Roman" w:eastAsia="FangSong" w:cs="Times New Roman"/>
-        </w:rPr>
-        <w:t>两个</w:t>
-      </w:r>
-      <w:r>
-        <w:rPr>
-          <w:rFonts w:ascii="Times New Roman" w:hAnsi="Times New Roman" w:eastAsia="Times New Roman" w:cs="Times New Roman"/>
-        </w:rPr>
-        <w:t xml:space="preserve"> S </w:t>
-      </w:r>
-      <w:r>
-        <w:rPr>
-          <w:rFonts w:hint="eastAsia" w:ascii="Times New Roman" w:hAnsi="Times New Roman" w:eastAsia="FangSong" w:cs="Times New Roman"/>
-        </w:rPr>
-        <w:t>氧化态截然不同</w:t>
-      </w:r>
-      <w:r>
-        <w:rPr>
-          <w:rFonts w:hint="eastAsia" w:ascii="Times New Roman" w:hAnsi="Times New Roman" w:eastAsia="Times New Roman" w:cs="Times New Roman"/>
-        </w:rPr>
-        <w:t>（+6</w:t>
-      </w:r>
-      <w:r>
-        <w:rPr>
-          <w:rFonts w:ascii="Times New Roman" w:hAnsi="Times New Roman" w:eastAsia="Times New Roman" w:cs="Times New Roman"/>
-        </w:rPr>
-        <w:t xml:space="preserve"> </w:t>
-      </w:r>
-      <w:r>
-        <w:rPr>
-          <w:rFonts w:hint="eastAsia" w:ascii="Times New Roman" w:hAnsi="Times New Roman" w:eastAsia="FangSong" w:cs="Times New Roman"/>
-        </w:rPr>
-        <w:t xml:space="preserve">与</w:t>
-      </w:r>
-      <w:r>
-        <w:rPr>
-          <w:rFonts w:ascii="Times New Roman" w:hAnsi="Times New Roman" w:eastAsia="Times New Roman" w:cs="Times New Roman"/>
-        </w:rPr>
-        <w:t xml:space="preserve"> </w:t>
-      </w:r>
-      <w:r>
-        <w:rPr>
-          <w:rFonts w:hint="eastAsia" w:ascii="Times New Roman" w:hAnsi="Times New Roman" w:eastAsia="Times New Roman" w:cs="Times New Roman"/>
-        </w:rPr>
-        <w:t xml:space="preserve">−2）。</w:t>
-      </w:r>
+      <m:oMath>
+        <m:oMathPr>
+          <m:ctrlPr>
+            <w:rPr>
+              <w:sz w:val="28"/>
+              <w:szCs w:val="28"/>
+            </w:rPr>
+          </m:ctrlPr>
+        </m:oMathPr>
+        <m:r>
+          <m:rPr>
+            <m:sty m:val="p"/>
+          </m:rPr>
+          <m:t>K</m:t>
+        </m:r>
+        <m:r>
+          <m:rPr>
+            <m:sty m:val="p"/>
+          </m:rPr>
+          <m:t>M</m:t>
+        </m:r>
+        <m:r>
+          <m:rPr>
+            <m:sty m:val="p"/>
+          </m:rPr>
+          <m:t>n</m:t>
+        </m:r>
+        <m:sSub>
+          <m:e>
+            <m:r>
+              <m:rPr>
+                <m:sty m:val="p"/>
+              </m:rPr>
+              <m:t>O</m:t>
+            </m:r>
+          </m:e>
+          <m:sub>
+            <m:r>
+              <m:rPr>
+                <m:sty m:val="p"/>
+              </m:rPr>
+              <m:t>4</m:t>
+            </m:r>
+          </m:sub>
+        </m:sSub>
+        <m:limUpp>
+          <m:e>
+            <m:r>
+              <m:rPr>
+                <m:sty m:val="p"/>
+              </m:rPr>
+              <m:t>→</m:t>
+            </m:r>
+          </m:e>
+          <m:lim>
+            <m:r>
+              <m:rPr>
+                <m:sty m:val="p"/>
+              </m:rPr>
+              <m:t>△</m:t>
+            </m:r>
+          </m:lim>
+        </m:limUpp>
+        <m:sSub>
+          <m:e>
+            <m:r>
+              <m:rPr>
+                <m:sty m:val="p"/>
+              </m:rPr>
+              <m:t>K</m:t>
+            </m:r>
+          </m:e>
+          <m:sub>
+            <m:r>
+              <m:rPr>
+                <m:sty m:val="p"/>
+              </m:rPr>
+              <m:t>x</m:t>
+            </m:r>
+          </m:sub>
+        </m:sSub>
+        <m:r>
+          <m:rPr>
+            <m:sty m:val="p"/>
+          </m:rPr>
+          <m:t>M</m:t>
+        </m:r>
+        <m:sSub>
+          <m:e>
+            <m:r>
+              <m:rPr>
+                <m:sty m:val="p"/>
+              </m:rPr>
+              <m:t>n</m:t>
+            </m:r>
+          </m:e>
+          <m:sub>
+            <m:r>
+              <m:rPr>
+                <m:sty m:val="p"/>
+              </m:rPr>
+              <m:t>y</m:t>
+            </m:r>
+          </m:sub>
+        </m:sSub>
+        <m:sSub>
+          <m:e>
+            <m:r>
+              <m:rPr>
+                <m:sty m:val="p"/>
+              </m:rPr>
+              <m:t>O</m:t>
+            </m:r>
+          </m:e>
+          <m:sub>
+            <m:r>
+              <m:rPr>
+                <m:sty m:val="p"/>
+              </m:rPr>
+              <m:t>z</m:t>
+            </m:r>
+          </m:sub>
+        </m:sSub>
+        <m:r>
+          <m:rPr>
+            <m:sty m:val="p"/>
+          </m:rPr>
+          <m:t>+</m:t>
+        </m:r>
+        <m:sSub>
+          <m:e>
+            <m:r>
+              <m:rPr>
+                <m:sty m:val="p"/>
+              </m:rPr>
+              <m:t>O</m:t>
+            </m:r>
+          </m:e>
+          <m:sub>
+            <m:r>
+              <m:rPr>
+                <m:sty m:val="p"/>
+              </m:rPr>
+              <m:t>2</m:t>
+            </m:r>
+          </m:sub>
+        </m:sSub>
+        <m:r>
+          <m:rPr>
+            <m:sty m:val="p"/>
+          </m:rPr>
+          <m:t>↑</m:t>
+        </m:r>
+      </m:oMath>
     </w:p>
     <w:p>
       <w:pPr>
@@ -55890,86 +58632,106 @@
       </w:pPr>
       <w:r>
         <w:rPr>
-          <w:rFonts w:ascii="Times New Roman" w:hAnsi="Times New Roman" w:eastAsia="Times New Roman" w:cs="Times New Roman"/>
-          <w:b/>
-          <w:bCs/>
-        </w:rPr>
-        <w:t xml:space="preserve">(2) </w:t>
-      </w:r>
-      <w:r>
-        <w:rPr>
-          <w:rFonts w:hint="eastAsia" w:ascii="Times New Roman" w:hAnsi="Times New Roman" w:eastAsia="FangSong" w:cs="Times New Roman"/>
-          <w:b/>
-          <w:bCs/>
-        </w:rPr>
-        <w:t xml:space="preserve">与</w:t>
-      </w:r>
-      <w:r>
-        <w:rPr>
-          <w:rFonts w:ascii="Times New Roman" w:hAnsi="Times New Roman" w:eastAsia="Times New Roman" w:cs="Times New Roman"/>
-          <w:b/>
-          <w:bCs/>
-        </w:rPr>
-        <w:t xml:space="preserve"> I</w:t>
-      </w:r>
-      <w:r>
-        <w:rPr>
-          <w:rFonts w:ascii="Times New Roman" w:hAnsi="Times New Roman" w:eastAsia="Times New Roman" w:cs="Times New Roman"/>
-          <w:b/>
-          <w:bCs/>
-          <w:vertAlign w:val="subscript"/>
-        </w:rPr>
-        <w:t>2</w:t>
-      </w:r>
-      <w:r>
-        <w:rPr>
-          <w:rFonts w:ascii="Times New Roman" w:hAnsi="Times New Roman" w:eastAsia="Times New Roman" w:cs="Times New Roman"/>
-          <w:b/>
-          <w:bCs/>
+          <w:rFonts w:hint="eastAsia" w:ascii="Times New Roman" w:hAnsi="Times New Roman" w:eastAsia="FangSong" w:cs="Times New Roman"/>
+        </w:rPr>
+        <w:t>由失去氧的质量</w:t>
+      </w:r>
+      <w:r>
+        <w:rPr>
+          <w:rFonts w:hint="eastAsia" w:ascii="Times New Roman" w:hAnsi="Times New Roman" w:eastAsia="Times New Roman" w:cs="Times New Roman"/>
+        </w:rPr>
+        <w:t>，</w:t>
+      </w:r>
+      <w:r>
+        <w:rPr>
+          <w:rFonts w:hint="eastAsia" w:ascii="Times New Roman" w:hAnsi="Times New Roman" w:eastAsia="FangSong" w:cs="Times New Roman"/>
+        </w:rPr>
+        <w:t>将质量转化为物质的量</w:t>
+      </w:r>
+      <w:r>
+        <w:rPr>
+          <w:rFonts w:hint="eastAsia" w:ascii="Times New Roman" w:hAnsi="Times New Roman" w:eastAsia="Times New Roman" w:cs="Times New Roman"/>
+        </w:rPr>
+        <w:t>，</w:t>
+      </w:r>
+      <w:r>
+        <w:rPr>
+          <w:rFonts w:hint="eastAsia" w:ascii="Times New Roman" w:hAnsi="Times New Roman" w:eastAsia="FangSong" w:cs="Times New Roman"/>
+        </w:rPr>
+        <w:t>再结合价态升降值相等解答此题</w:t>
+      </w:r>
+      <w:r>
+        <w:rPr>
+          <w:rFonts w:hint="eastAsia" w:ascii="Times New Roman" w:hAnsi="Times New Roman" w:eastAsia="Times New Roman" w:cs="Times New Roman"/>
+        </w:rPr>
+        <w:t>。</w:t>
+      </w:r>
+    </w:p>
+    <w:p>
+      <w:pPr>
+        <w:pStyle w:val="BodyText"/>
+      </w:pPr>
+      <w:r>
+        <w:rPr>
+          <w:rFonts w:hint="eastAsia" w:ascii="Times New Roman" w:hAnsi="Times New Roman" w:eastAsia="FangSong" w:cs="Times New Roman"/>
+        </w:rPr>
+        <w:t xml:space="preserve">假设以</w:t>
+      </w:r>
+      <w:r>
+        <w:rPr>
+          <w:rFonts w:ascii="Times New Roman" w:hAnsi="Times New Roman" w:eastAsia="Times New Roman" w:cs="Times New Roman"/>
         </w:rPr>
         <w:t xml:space="preserve"> </w:t>
       </w:r>
-      <w:r>
-        <w:rPr>
-          <w:rFonts w:hint="eastAsia" w:ascii="Times New Roman" w:hAnsi="Times New Roman" w:eastAsia="FangSong" w:cs="Times New Roman"/>
-          <w:b/>
-          <w:bCs/>
-        </w:rPr>
-        <w:t xml:space="preserve">反应</w:t>
-      </w:r>
-      <w:r>
-        <w:rPr>
-          <w:rFonts w:hint="eastAsia" w:ascii="Times New Roman" w:hAnsi="Times New Roman" w:eastAsia="Times New Roman" w:cs="Times New Roman"/>
-        </w:rPr>
-        <w:t>：S</w:t>
-      </w:r>
-      <w:r>
-        <w:rPr>
-          <w:rFonts w:hint="eastAsia" w:ascii="Times New Roman" w:hAnsi="Times New Roman" w:eastAsia="Times New Roman" w:cs="Times New Roman"/>
-          <w:vertAlign w:val="subscript"/>
-        </w:rPr>
-        <w:t>2</w:t>
-      </w:r>
-      <w:r>
-        <w:rPr>
-          <w:rFonts w:hint="eastAsia" w:ascii="Times New Roman" w:hAnsi="Times New Roman" w:eastAsia="Times New Roman" w:cs="Times New Roman"/>
-        </w:rPr>
-        <w:t>O</w:t>
-      </w:r>
-      <w:r>
-        <w:rPr>
-          <w:rFonts w:hint="eastAsia" w:ascii="Times New Roman" w:hAnsi="Times New Roman" w:eastAsia="Times New Roman" w:cs="Times New Roman"/>
-          <w:vertAlign w:val="subscript"/>
-        </w:rPr>
-        <w:t>3</w:t>
-      </w:r>
-      <w:r>
-        <w:rPr>
-          <w:rFonts w:hint="eastAsia" w:ascii="Times New Roman" w:hAnsi="Times New Roman" w:eastAsia="Times New Roman" w:cs="Times New Roman"/>
-          <w:vertAlign w:val="superscript"/>
-        </w:rPr>
-        <w:t>2-</w:t>
-      </w:r>
+      <m:oMath>
+        <m:oMathPr>
+          <m:ctrlPr>
+            <w:rPr>
+              <w:sz w:val="28"/>
+              <w:szCs w:val="28"/>
+            </w:rPr>
+          </m:ctrlPr>
+        </m:oMathPr>
+        <m:r>
+          <m:t>1</m:t>
+        </m:r>
+        <m:r>
+          <m:t> </m:t>
+        </m:r>
+        <m:r>
+          <m:t>m</m:t>
+        </m:r>
+        <m:r>
+          <m:t>o</m:t>
+        </m:r>
+        <m:r>
+          <m:t>l</m:t>
+        </m:r>
+        <m:r>
+          <m:t> </m:t>
+        </m:r>
+        <m:r>
+          <m:t>K</m:t>
+        </m:r>
+        <m:r>
+          <m:t>M</m:t>
+        </m:r>
+        <m:r>
+          <m:t>n</m:t>
+        </m:r>
+        <m:sSub>
+          <m:e>
+            <m:r>
+              <m:t>O</m:t>
+            </m:r>
+          </m:e>
+          <m:sub>
+            <m:r>
+              <m:t>4</m:t>
+            </m:r>
+          </m:sub>
+        </m:sSub>
+      </m:oMath>
       <w:r>
         <w:rPr>
           <w:rFonts w:ascii="Times New Roman" w:hAnsi="Times New Roman" w:eastAsia="Times New Roman" w:cs="Times New Roman"/>
@@ -55980,41 +58742,449 @@
         <w:rPr>
           <w:rFonts w:hint="eastAsia" w:ascii="Times New Roman" w:hAnsi="Times New Roman" w:eastAsia="FangSong" w:cs="Times New Roman"/>
         </w:rPr>
-        <w:t xml:space="preserve">中</w:t>
-      </w:r>
-      <w:r>
-        <w:rPr>
-          <w:rFonts w:hint="eastAsia" w:ascii="Times New Roman" w:hAnsi="Times New Roman" w:eastAsia="FangSong" w:cs="Times New Roman"/>
-          <w:b/>
-          <w:bCs/>
-        </w:rPr>
-        <w:t xml:space="preserve">端</w:t>
-      </w:r>
-      <w:r>
-        <w:rPr>
-          <w:rFonts w:ascii="Times New Roman" w:hAnsi="Times New Roman" w:eastAsia="Times New Roman" w:cs="Times New Roman"/>
-          <w:b/>
-          <w:bCs/>
-        </w:rPr>
-        <w:t xml:space="preserve"> S(−2)</w:t>
-      </w:r>
-      <w:r>
-        <w:rPr>
-          <w:rFonts w:ascii="Times New Roman" w:hAnsi="Times New Roman" w:eastAsia="Times New Roman" w:cs="Times New Roman"/>
-        </w:rPr>
-        <w:t xml:space="preserve"> </w:t>
-      </w:r>
-      <w:r>
-        <w:rPr>
-          <w:rFonts w:hint="eastAsia" w:ascii="Times New Roman" w:hAnsi="Times New Roman" w:eastAsia="FangSong" w:cs="Times New Roman"/>
-        </w:rPr>
-        <w:t>被氧化偶联</w:t>
+        <w:t>为基准量</w:t>
+      </w:r>
+      <w:r>
+        <w:rPr>
+          <w:rFonts w:hint="eastAsia" w:ascii="Times New Roman" w:hAnsi="Times New Roman" w:eastAsia="Times New Roman" w:cs="Times New Roman"/>
+        </w:rPr>
+        <w:t>，</w:t>
+      </w:r>
+      <w:r>
+        <w:rPr>
+          <w:rFonts w:hint="eastAsia" w:ascii="Times New Roman" w:hAnsi="Times New Roman" w:eastAsia="FangSong" w:cs="Times New Roman"/>
+        </w:rPr>
+        <w:t>失氧量</w:t>
       </w:r>
       <w:r>
         <w:rPr>
           <w:rFonts w:hint="eastAsia" w:ascii="Times New Roman" w:hAnsi="Times New Roman" w:eastAsia="Times New Roman" w:cs="Times New Roman"/>
         </w:rPr>
         <w:t>：</w:t>
+      </w:r>
+    </w:p>
+    <w:p>
+      <w:pPr>
+        <w:pStyle w:val="BodyText"/>
+      </w:pPr>
+      <m:oMathPara>
+        <m:oMathParaPr>
+          <m:jc m:val="center"/>
+          <m:ctrlPr>
+            <w:rPr>
+              <w:sz w:val="28"/>
+              <w:szCs w:val="28"/>
+            </w:rPr>
+          </m:ctrlPr>
+        </m:oMathParaPr>
+        <m:oMath>
+          <m:r>
+            <m:t>157.9</m:t>
+          </m:r>
+          <m:r>
+            <m:rPr>
+              <m:sty m:val="p"/>
+            </m:rPr>
+            <m:t>×</m:t>
+          </m:r>
+          <m:r>
+            <m:t>10.8</m:t>
+          </m:r>
+          <m:r>
+            <m:rPr>
+              <m:sty m:val="p"/>
+            </m:rPr>
+            <m:t>%</m:t>
+          </m:r>
+          <m:r>
+            <m:rPr>
+              <m:sty m:val="p"/>
+            </m:rPr>
+            <m:t>÷</m:t>
+          </m:r>
+          <m:r>
+            <m:t>16.0</m:t>
+          </m:r>
+          <m:r>
+            <m:rPr>
+              <m:sty m:val="p"/>
+            </m:rPr>
+            <m:t>≈</m:t>
+          </m:r>
+          <m:r>
+            <m:t>1</m:t>
+          </m:r>
+          <m:r>
+            <m:rPr>
+              <m:sty m:val="p"/>
+            </m:rPr>
+            <m:t>(</m:t>
+          </m:r>
+          <m:r>
+            <m:rPr>
+              <m:sty m:val="p"/>
+            </m:rPr>
+            <m:t>m</m:t>
+          </m:r>
+          <m:r>
+            <m:rPr>
+              <m:sty m:val="p"/>
+            </m:rPr>
+            <m:t>o</m:t>
+          </m:r>
+          <m:r>
+            <m:rPr>
+              <m:sty m:val="p"/>
+            </m:rPr>
+            <m:t>l</m:t>
+          </m:r>
+          <m:r>
+            <m:rPr>
+              <m:sty m:val="p"/>
+            </m:rPr>
+            <m:t>)</m:t>
+          </m:r>
+        </m:oMath>
+      </m:oMathPara>
+    </w:p>
+    <w:p>
+      <w:pPr>
+        <w:pStyle w:val="FirstParagraph"/>
+      </w:pPr>
+      <m:oMathPara>
+        <m:oMathParaPr>
+          <m:jc m:val="center"/>
+          <m:ctrlPr>
+            <w:rPr>
+              <w:sz w:val="28"/>
+              <w:szCs w:val="28"/>
+            </w:rPr>
+          </m:ctrlPr>
+        </m:oMathParaPr>
+        <m:oMath>
+          <m:r>
+            <m:t>157.9</m:t>
+          </m:r>
+          <m:r>
+            <m:rPr>
+              <m:sty m:val="p"/>
+            </m:rPr>
+            <m:t>×</m:t>
+          </m:r>
+          <m:r>
+            <m:t>15.3</m:t>
+          </m:r>
+          <m:r>
+            <m:rPr>
+              <m:sty m:val="p"/>
+            </m:rPr>
+            <m:t>%</m:t>
+          </m:r>
+          <m:r>
+            <m:rPr>
+              <m:sty m:val="p"/>
+            </m:rPr>
+            <m:t>÷</m:t>
+          </m:r>
+          <m:r>
+            <m:t>16.0</m:t>
+          </m:r>
+          <m:r>
+            <m:rPr>
+              <m:sty m:val="p"/>
+            </m:rPr>
+            <m:t>≈</m:t>
+          </m:r>
+          <m:r>
+            <m:t>1.5</m:t>
+          </m:r>
+          <m:r>
+            <m:rPr>
+              <m:sty m:val="p"/>
+            </m:rPr>
+            <m:t>(</m:t>
+          </m:r>
+          <m:r>
+            <m:rPr>
+              <m:sty m:val="p"/>
+            </m:rPr>
+            <m:t>m</m:t>
+          </m:r>
+          <m:r>
+            <m:rPr>
+              <m:sty m:val="p"/>
+            </m:rPr>
+            <m:t>o</m:t>
+          </m:r>
+          <m:r>
+            <m:rPr>
+              <m:sty m:val="p"/>
+            </m:rPr>
+            <m:t>l</m:t>
+          </m:r>
+          <m:r>
+            <m:rPr>
+              <m:sty m:val="p"/>
+            </m:rPr>
+            <m:t>)</m:t>
+          </m:r>
+        </m:oMath>
+      </m:oMathPara>
+    </w:p>
+    <w:p>
+      <w:pPr>
+        <w:pStyle w:val="FirstParagraph"/>
+      </w:pPr>
+      <w:r>
+        <w:rPr>
+          <w:rFonts w:hint="eastAsia" w:ascii="Times New Roman" w:hAnsi="Times New Roman" w:eastAsia="FangSong" w:cs="Times New Roman"/>
+        </w:rPr>
+        <w:t xml:space="preserve">则有</w:t>
+      </w:r>
+    </w:p>
+    <w:p>
+      <w:pPr>
+        <w:pStyle w:val="BodyText"/>
+      </w:pPr>
+      <m:oMathPara>
+        <m:oMathParaPr>
+          <m:jc m:val="center"/>
+          <m:ctrlPr>
+            <w:rPr>
+              <w:sz w:val="28"/>
+              <w:szCs w:val="28"/>
+            </w:rPr>
+          </m:ctrlPr>
+        </m:oMathParaPr>
+        <m:oMath>
+          <m:eqArr>
+            <m:e>
+              <m:r>
+                <m:rPr>
+                  <m:sty m:val="p"/>
+                </m:rPr>
+                <m:t>K</m:t>
+              </m:r>
+              <m:r>
+                <m:rPr>
+                  <m:sty m:val="p"/>
+                </m:rPr>
+                <m:t>M</m:t>
+              </m:r>
+              <m:r>
+                <m:rPr>
+                  <m:sty m:val="p"/>
+                </m:rPr>
+                <m:t>n</m:t>
+              </m:r>
+              <m:sSub>
+                <m:e>
+                  <m:r>
+                    <m:rPr>
+                      <m:sty m:val="p"/>
+                    </m:rPr>
+                    <m:t>O</m:t>
+                  </m:r>
+                </m:e>
+                <m:sub>
+                  <m:r>
+                    <m:rPr>
+                      <m:sty m:val="p"/>
+                    </m:rPr>
+                    <m:t>4</m:t>
+                  </m:r>
+                </m:sub>
+              </m:sSub>
+              <m:r>
+                <m:t>&amp;</m:t>
+              </m:r>
+              <m:limUpp>
+                <m:e>
+                  <m:r>
+                    <m:rPr>
+                      <m:sty m:val="p"/>
+                    </m:rPr>
+                    <m:t>→</m:t>
+                  </m:r>
+                </m:e>
+                <m:lim>
+                  <m:r>
+                    <m:rPr>
+                      <m:sty m:val="p"/>
+                    </m:rPr>
+                    <m:t>△</m:t>
+                  </m:r>
+                </m:lim>
+              </m:limUpp>
+              <m:r>
+                <m:rPr>
+                  <m:sty m:val="p"/>
+                </m:rPr>
+                <m:t>K</m:t>
+              </m:r>
+              <m:r>
+                <m:rPr>
+                  <m:sty m:val="p"/>
+                </m:rPr>
+                <m:t>M</m:t>
+              </m:r>
+              <m:r>
+                <m:rPr>
+                  <m:sty m:val="p"/>
+                </m:rPr>
+                <m:t>n</m:t>
+              </m:r>
+              <m:sSub>
+                <m:e>
+                  <m:r>
+                    <m:rPr>
+                      <m:sty m:val="p"/>
+                    </m:rPr>
+                    <m:t>O</m:t>
+                  </m:r>
+                </m:e>
+                <m:sub>
+                  <m:r>
+                    <m:rPr>
+                      <m:sty m:val="p"/>
+                    </m:rPr>
+                    <m:t>3</m:t>
+                  </m:r>
+                </m:sub>
+              </m:sSub>
+              <m:r>
+                <m:rPr>
+                  <m:sty m:val="p"/>
+                </m:rPr>
+                <m:t>+</m:t>
+              </m:r>
+              <m:r>
+                <m:rPr>
+                  <m:sty m:val="p"/>
+                </m:rPr>
+                <m:t>[</m:t>
+              </m:r>
+              <m:r>
+                <m:rPr>
+                  <m:sty m:val="p"/>
+                </m:rPr>
+                <m:t>O</m:t>
+              </m:r>
+              <m:r>
+                <m:rPr>
+                  <m:sty m:val="p"/>
+                </m:rPr>
+                <m:t>]</m:t>
+              </m:r>
+            </m:e>
+            <m:e>
+              <m:r>
+                <m:t>&amp;</m:t>
+              </m:r>
+              <m:limUpp>
+                <m:e>
+                  <m:r>
+                    <m:rPr>
+                      <m:sty m:val="p"/>
+                    </m:rPr>
+                    <m:t>→</m:t>
+                  </m:r>
+                </m:e>
+                <m:lim>
+                  <m:r>
+                    <m:rPr>
+                      <m:sty m:val="p"/>
+                    </m:rPr>
+                    <m:t>△</m:t>
+                  </m:r>
+                </m:lim>
+              </m:limUpp>
+              <m:r>
+                <m:rPr>
+                  <m:sty m:val="p"/>
+                </m:rPr>
+                <m:t>K</m:t>
+              </m:r>
+              <m:r>
+                <m:rPr>
+                  <m:sty m:val="p"/>
+                </m:rPr>
+                <m:t>M</m:t>
+              </m:r>
+              <m:r>
+                <m:rPr>
+                  <m:sty m:val="p"/>
+                </m:rPr>
+                <m:t>n</m:t>
+              </m:r>
+              <m:sSub>
+                <m:e>
+                  <m:r>
+                    <m:rPr>
+                      <m:sty m:val="p"/>
+                    </m:rPr>
+                    <m:t>O</m:t>
+                  </m:r>
+                </m:e>
+                <m:sub>
+                  <m:r>
+                    <m:rPr>
+                      <m:sty m:val="p"/>
+                    </m:rPr>
+                    <m:t>2.5</m:t>
+                  </m:r>
+                </m:sub>
+              </m:sSub>
+              <m:r>
+                <m:rPr>
+                  <m:sty m:val="p"/>
+                </m:rPr>
+                <m:t>+</m:t>
+              </m:r>
+              <m:r>
+                <m:t>1</m:t>
+              </m:r>
+              <m:r>
+                <m:rPr>
+                  <m:sty m:val="p"/>
+                </m:rPr>
+                <m:t>.</m:t>
+              </m:r>
+              <m:r>
+                <m:t>5</m:t>
+              </m:r>
+              <m:r>
+                <m:rPr>
+                  <m:sty m:val="p"/>
+                </m:rPr>
+                <m:t>[</m:t>
+              </m:r>
+              <m:r>
+                <m:rPr>
+                  <m:sty m:val="p"/>
+                </m:rPr>
+                <m:t>O</m:t>
+              </m:r>
+              <m:r>
+                <m:rPr>
+                  <m:sty m:val="p"/>
+                </m:rPr>
+                <m:t>]</m:t>
+              </m:r>
+            </m:e>
+          </m:eqArr>
+        </m:oMath>
+      </m:oMathPara>
+    </w:p>
+    <w:p>
+      <w:pPr>
+        <w:pStyle w:val="FirstParagraph"/>
+      </w:pPr>
+      <w:r>
+        <w:rPr>
+          <w:rFonts w:hint="eastAsia" w:ascii="Times New Roman" w:hAnsi="Times New Roman" w:eastAsia="FangSong" w:cs="Times New Roman"/>
+        </w:rPr>
+        <w:t xml:space="preserve">调整计量数</w:t>
       </w:r>
     </w:p>
     <w:p>
@@ -56041,6 +59211,2622 @@
                 <m:rPr>
                   <m:sty m:val="p"/>
                 </m:rPr>
+                <m:t>K</m:t>
+              </m:r>
+              <m:r>
+                <m:rPr>
+                  <m:sty m:val="p"/>
+                </m:rPr>
+                <m:t>M</m:t>
+              </m:r>
+              <m:r>
+                <m:rPr>
+                  <m:sty m:val="p"/>
+                </m:rPr>
+                <m:t>n</m:t>
+              </m:r>
+              <m:r>
+                <m:rPr>
+                  <m:sty m:val="p"/>
+                </m:rPr>
+                <m:t>O</m:t>
+              </m:r>
+            </m:e>
+            <m:sub>
+              <m:r>
+                <m:t>4</m:t>
+              </m:r>
+            </m:sub>
+          </m:sSub>
+          <m:limUpp>
+            <m:e>
+              <m:r>
+                <m:rPr>
+                  <m:sty m:val="p"/>
+                </m:rPr>
+                <m:t>→</m:t>
+              </m:r>
+            </m:e>
+            <m:lim>
+              <m:r>
+                <m:rPr>
+                  <m:sty m:val="p"/>
+                </m:rPr>
+                <m:t>△</m:t>
+              </m:r>
+            </m:lim>
+          </m:limUpp>
+          <m:sSub>
+            <m:e>
+              <m:r>
+                <m:rPr>
+                  <m:sty m:val="p"/>
+                </m:rPr>
+                <m:t>K</m:t>
+              </m:r>
+            </m:e>
+            <m:sub>
+              <m:r>
+                <m:t>2</m:t>
+              </m:r>
+            </m:sub>
+          </m:sSub>
+          <m:sSub>
+            <m:e>
+              <m:r>
+                <m:rPr>
+                  <m:sty m:val="p"/>
+                </m:rPr>
+                <m:t>M</m:t>
+              </m:r>
+              <m:r>
+                <m:rPr>
+                  <m:sty m:val="p"/>
+                </m:rPr>
+                <m:t>n</m:t>
+              </m:r>
+            </m:e>
+            <m:sub>
+              <m:r>
+                <m:t>2</m:t>
+              </m:r>
+            </m:sub>
+          </m:sSub>
+          <m:sSub>
+            <m:e>
+              <m:r>
+                <m:rPr>
+                  <m:sty m:val="p"/>
+                </m:rPr>
+                <m:t>O</m:t>
+              </m:r>
+            </m:e>
+            <m:sub>
+              <m:r>
+                <m:t>6</m:t>
+              </m:r>
+            </m:sub>
+          </m:sSub>
+          <m:r>
+            <m:rPr>
+              <m:sty m:val="p"/>
+            </m:rPr>
+            <m:t>+</m:t>
+          </m:r>
+          <m:sSub>
+            <m:e>
+              <m:r>
+                <m:rPr>
+                  <m:sty m:val="p"/>
+                </m:rPr>
+                <m:t>O</m:t>
+              </m:r>
+            </m:e>
+            <m:sub>
+              <m:r>
+                <m:t>2</m:t>
+              </m:r>
+            </m:sub>
+          </m:sSub>
+          <m:limUpp>
+            <m:e>
+              <m:r>
+                <m:rPr>
+                  <m:sty m:val="p"/>
+                </m:rPr>
+                <m:t>→</m:t>
+              </m:r>
+            </m:e>
+            <m:lim>
+              <m:r>
+                <m:rPr>
+                  <m:sty m:val="p"/>
+                </m:rPr>
+                <m:t>△</m:t>
+              </m:r>
+            </m:lim>
+          </m:limUpp>
+          <m:sSub>
+            <m:e>
+              <m:r>
+                <m:rPr>
+                  <m:sty m:val="p"/>
+                </m:rPr>
+                <m:t>K</m:t>
+              </m:r>
+            </m:e>
+            <m:sub>
+              <m:r>
+                <m:t>2</m:t>
+              </m:r>
+            </m:sub>
+          </m:sSub>
+          <m:sSub>
+            <m:e>
+              <m:r>
+                <m:rPr>
+                  <m:sty m:val="p"/>
+                </m:rPr>
+                <m:t>M</m:t>
+              </m:r>
+              <m:r>
+                <m:rPr>
+                  <m:sty m:val="p"/>
+                </m:rPr>
+                <m:t>n</m:t>
+              </m:r>
+            </m:e>
+            <m:sub>
+              <m:r>
+                <m:t>2</m:t>
+              </m:r>
+            </m:sub>
+          </m:sSub>
+          <m:sSub>
+            <m:e>
+              <m:r>
+                <m:rPr>
+                  <m:sty m:val="p"/>
+                </m:rPr>
+                <m:t>O</m:t>
+              </m:r>
+            </m:e>
+            <m:sub>
+              <m:r>
+                <m:t>5</m:t>
+              </m:r>
+            </m:sub>
+          </m:sSub>
+          <m:r>
+            <m:rPr>
+              <m:sty m:val="p"/>
+            </m:rPr>
+            <m:t>+</m:t>
+          </m:r>
+          <m:f>
+            <m:fPr>
+              <m:type m:val="bar"/>
+            </m:fPr>
+            <m:num>
+              <m:r>
+                <m:t>3</m:t>
+              </m:r>
+            </m:num>
+            <m:den>
+              <m:r>
+                <m:t>2</m:t>
+              </m:r>
+            </m:den>
+          </m:f>
+          <m:sSub>
+            <m:e>
+              <m:r>
+                <m:rPr>
+                  <m:sty m:val="p"/>
+                </m:rPr>
+                <m:t>O</m:t>
+              </m:r>
+            </m:e>
+            <m:sub>
+              <m:r>
+                <m:t>2</m:t>
+              </m:r>
+            </m:sub>
+          </m:sSub>
+        </m:oMath>
+      </m:oMathPara>
+    </w:p>
+    <w:p>
+      <w:pPr>
+        <w:pStyle w:val="FirstParagraph"/>
+      </w:pPr>
+      <w:r>
+        <w:rPr>
+          <w:rFonts w:hint="eastAsia" w:ascii="Times New Roman" w:hAnsi="Times New Roman" w:eastAsia="FangSong" w:cs="Times New Roman"/>
+        </w:rPr>
+        <w:t>根据锰元素性质</w:t>
+      </w:r>
+      <w:r>
+        <w:rPr>
+          <w:rFonts w:hint="eastAsia" w:ascii="Times New Roman" w:hAnsi="Times New Roman" w:eastAsia="Times New Roman" w:cs="Times New Roman"/>
+        </w:rPr>
+        <w:t>，</w:t>
+      </w:r>
+      <w:r>
+        <w:rPr>
+          <w:rFonts w:hint="eastAsia" w:ascii="Times New Roman" w:hAnsi="Times New Roman" w:eastAsia="FangSong" w:cs="Times New Roman"/>
+        </w:rPr>
+        <w:t>缩合的锰元素的多酸根可能不稳定</w:t>
+      </w:r>
+      <w:r>
+        <w:rPr>
+          <w:rFonts w:hint="eastAsia" w:ascii="Times New Roman" w:hAnsi="Times New Roman" w:eastAsia="Times New Roman" w:cs="Times New Roman"/>
+        </w:rPr>
+        <w:t>，</w:t>
+      </w:r>
+      <w:r>
+        <w:rPr>
+          <w:rFonts w:hint="eastAsia" w:ascii="Times New Roman" w:hAnsi="Times New Roman" w:eastAsia="FangSong" w:cs="Times New Roman"/>
+        </w:rPr>
+        <w:t>有再分解的可能</w:t>
+      </w:r>
+      <w:r>
+        <w:rPr>
+          <w:rFonts w:hint="eastAsia" w:ascii="Times New Roman" w:hAnsi="Times New Roman" w:eastAsia="Times New Roman" w:cs="Times New Roman"/>
+        </w:rPr>
+        <w:t>，</w:t>
+      </w:r>
+      <w:r>
+        <w:rPr>
+          <w:rFonts w:hint="eastAsia" w:ascii="Times New Roman" w:hAnsi="Times New Roman" w:eastAsia="FangSong" w:cs="Times New Roman"/>
+        </w:rPr>
+        <w:t>即</w:t>
+      </w:r>
+      <w:r>
+        <w:rPr>
+          <w:rFonts w:hint="eastAsia" w:ascii="Times New Roman" w:hAnsi="Times New Roman" w:eastAsia="Times New Roman" w:cs="Times New Roman"/>
+        </w:rPr>
+        <w:t>：</w:t>
+      </w:r>
+    </w:p>
+    <w:p>
+      <w:pPr>
+        <w:pStyle w:val="BodyText"/>
+      </w:pPr>
+      <m:oMathPara>
+        <m:oMathParaPr>
+          <m:jc m:val="center"/>
+          <m:ctrlPr>
+            <w:rPr>
+              <w:sz w:val="28"/>
+              <w:szCs w:val="28"/>
+            </w:rPr>
+          </m:ctrlPr>
+        </m:oMathParaPr>
+        <m:oMath>
+          <m:eqArr>
+            <m:e>
+              <m:r>
+                <m:t>&amp;</m:t>
+              </m:r>
+              <m:sSub>
+                <m:e>
+                  <m:r>
+                    <m:rPr>
+                      <m:sty m:val="p"/>
+                    </m:rPr>
+                    <m:t>K</m:t>
+                  </m:r>
+                </m:e>
+                <m:sub>
+                  <m:r>
+                    <m:rPr>
+                      <m:sty m:val="p"/>
+                    </m:rPr>
+                    <m:t>2</m:t>
+                  </m:r>
+                </m:sub>
+              </m:sSub>
+              <m:r>
+                <m:rPr>
+                  <m:sty m:val="p"/>
+                </m:rPr>
+                <m:t>M</m:t>
+              </m:r>
+              <m:sSub>
+                <m:e>
+                  <m:r>
+                    <m:rPr>
+                      <m:sty m:val="p"/>
+                    </m:rPr>
+                    <m:t>n</m:t>
+                  </m:r>
+                </m:e>
+                <m:sub>
+                  <m:r>
+                    <m:rPr>
+                      <m:sty m:val="p"/>
+                    </m:rPr>
+                    <m:t>2</m:t>
+                  </m:r>
+                </m:sub>
+              </m:sSub>
+              <m:sSub>
+                <m:e>
+                  <m:r>
+                    <m:rPr>
+                      <m:sty m:val="p"/>
+                    </m:rPr>
+                    <m:t>O</m:t>
+                  </m:r>
+                </m:e>
+                <m:sub>
+                  <m:r>
+                    <m:rPr>
+                      <m:sty m:val="p"/>
+                    </m:rPr>
+                    <m:t>6</m:t>
+                  </m:r>
+                </m:sub>
+              </m:sSub>
+              <m:r>
+                <m:rPr>
+                  <m:sty m:val="p"/>
+                </m:rPr>
+                <m:t>→</m:t>
+              </m:r>
+              <m:sSub>
+                <m:e>
+                  <m:r>
+                    <m:rPr>
+                      <m:sty m:val="p"/>
+                    </m:rPr>
+                    <m:t>K</m:t>
+                  </m:r>
+                </m:e>
+                <m:sub>
+                  <m:r>
+                    <m:rPr>
+                      <m:sty m:val="p"/>
+                    </m:rPr>
+                    <m:t>2</m:t>
+                  </m:r>
+                </m:sub>
+              </m:sSub>
+              <m:r>
+                <m:rPr>
+                  <m:sty m:val="p"/>
+                </m:rPr>
+                <m:t>M</m:t>
+              </m:r>
+              <m:r>
+                <m:rPr>
+                  <m:sty m:val="p"/>
+                </m:rPr>
+                <m:t>n</m:t>
+              </m:r>
+              <m:sSub>
+                <m:e>
+                  <m:r>
+                    <m:rPr>
+                      <m:sty m:val="p"/>
+                    </m:rPr>
+                    <m:t>O</m:t>
+                  </m:r>
+                </m:e>
+                <m:sub>
+                  <m:r>
+                    <m:rPr>
+                      <m:sty m:val="p"/>
+                    </m:rPr>
+                    <m:t>4</m:t>
+                  </m:r>
+                </m:sub>
+              </m:sSub>
+              <m:r>
+                <m:rPr>
+                  <m:sty m:val="p"/>
+                </m:rPr>
+                <m:t>+</m:t>
+              </m:r>
+              <m:r>
+                <m:rPr>
+                  <m:sty m:val="p"/>
+                </m:rPr>
+                <m:t>M</m:t>
+              </m:r>
+              <m:r>
+                <m:rPr>
+                  <m:sty m:val="p"/>
+                </m:rPr>
+                <m:t>n</m:t>
+              </m:r>
+              <m:sSub>
+                <m:e>
+                  <m:r>
+                    <m:rPr>
+                      <m:sty m:val="p"/>
+                    </m:rPr>
+                    <m:t>O</m:t>
+                  </m:r>
+                </m:e>
+                <m:sub>
+                  <m:r>
+                    <m:rPr>
+                      <m:sty m:val="p"/>
+                    </m:rPr>
+                    <m:t>2</m:t>
+                  </m:r>
+                </m:sub>
+              </m:sSub>
+            </m:e>
+            <m:e>
+              <m:r>
+                <m:t>&amp;</m:t>
+              </m:r>
+              <m:sSub>
+                <m:e>
+                  <m:r>
+                    <m:rPr>
+                      <m:sty m:val="p"/>
+                    </m:rPr>
+                    <m:t>K</m:t>
+                  </m:r>
+                </m:e>
+                <m:sub>
+                  <m:r>
+                    <m:rPr>
+                      <m:sty m:val="p"/>
+                    </m:rPr>
+                    <m:t>2</m:t>
+                  </m:r>
+                </m:sub>
+              </m:sSub>
+              <m:r>
+                <m:rPr>
+                  <m:sty m:val="p"/>
+                </m:rPr>
+                <m:t>M</m:t>
+              </m:r>
+              <m:sSub>
+                <m:e>
+                  <m:r>
+                    <m:rPr>
+                      <m:sty m:val="p"/>
+                    </m:rPr>
+                    <m:t>n</m:t>
+                  </m:r>
+                </m:e>
+                <m:sub>
+                  <m:r>
+                    <m:rPr>
+                      <m:sty m:val="p"/>
+                    </m:rPr>
+                    <m:t>2</m:t>
+                  </m:r>
+                </m:sub>
+              </m:sSub>
+              <m:sSub>
+                <m:e>
+                  <m:r>
+                    <m:rPr>
+                      <m:sty m:val="p"/>
+                    </m:rPr>
+                    <m:t>O</m:t>
+                  </m:r>
+                </m:e>
+                <m:sub>
+                  <m:r>
+                    <m:rPr>
+                      <m:sty m:val="p"/>
+                    </m:rPr>
+                    <m:t>5</m:t>
+                  </m:r>
+                </m:sub>
+              </m:sSub>
+              <m:r>
+                <m:rPr>
+                  <m:sty m:val="p"/>
+                </m:rPr>
+                <m:t>→</m:t>
+              </m:r>
+              <m:sSub>
+                <m:e>
+                  <m:r>
+                    <m:rPr>
+                      <m:sty m:val="p"/>
+                    </m:rPr>
+                    <m:t>K</m:t>
+                  </m:r>
+                </m:e>
+                <m:sub>
+                  <m:r>
+                    <m:rPr>
+                      <m:sty m:val="p"/>
+                    </m:rPr>
+                    <m:t>2</m:t>
+                  </m:r>
+                </m:sub>
+              </m:sSub>
+              <m:r>
+                <m:rPr>
+                  <m:sty m:val="p"/>
+                </m:rPr>
+                <m:t>M</m:t>
+              </m:r>
+              <m:r>
+                <m:rPr>
+                  <m:sty m:val="p"/>
+                </m:rPr>
+                <m:t>n</m:t>
+              </m:r>
+              <m:sSub>
+                <m:e>
+                  <m:r>
+                    <m:rPr>
+                      <m:sty m:val="p"/>
+                    </m:rPr>
+                    <m:t>O</m:t>
+                  </m:r>
+                </m:e>
+                <m:sub>
+                  <m:r>
+                    <m:rPr>
+                      <m:sty m:val="p"/>
+                    </m:rPr>
+                    <m:t>3</m:t>
+                  </m:r>
+                </m:sub>
+              </m:sSub>
+              <m:r>
+                <m:rPr>
+                  <m:sty m:val="p"/>
+                </m:rPr>
+                <m:t>+</m:t>
+              </m:r>
+              <m:r>
+                <m:rPr>
+                  <m:sty m:val="p"/>
+                </m:rPr>
+                <m:t>M</m:t>
+              </m:r>
+              <m:r>
+                <m:rPr>
+                  <m:sty m:val="p"/>
+                </m:rPr>
+                <m:t>n</m:t>
+              </m:r>
+              <m:sSub>
+                <m:e>
+                  <m:r>
+                    <m:rPr>
+                      <m:sty m:val="p"/>
+                    </m:rPr>
+                    <m:t>O</m:t>
+                  </m:r>
+                </m:e>
+                <m:sub>
+                  <m:r>
+                    <m:rPr>
+                      <m:sty m:val="p"/>
+                    </m:rPr>
+                    <m:t>2</m:t>
+                  </m:r>
+                </m:sub>
+              </m:sSub>
+            </m:e>
+          </m:eqArr>
+        </m:oMath>
+      </m:oMathPara>
+    </w:p>
+    <w:p>
+      <w:pPr>
+        <w:pStyle w:val="FirstParagraph"/>
+      </w:pPr>
+      <w:r>
+        <w:rPr>
+          <w:rFonts w:hint="eastAsia" w:ascii="Times New Roman" w:hAnsi="Times New Roman" w:eastAsia="FangSong" w:cs="Times New Roman"/>
+        </w:rPr>
+        <w:t>另一种思考方式为</w:t>
+      </w:r>
+      <w:r>
+        <w:rPr>
+          <w:rFonts w:hint="eastAsia" w:ascii="Times New Roman" w:hAnsi="Times New Roman" w:eastAsia="Times New Roman" w:cs="Times New Roman"/>
+        </w:rPr>
+        <w:t>：</w:t>
+      </w:r>
+      <w:r>
+        <w:rPr>
+          <w:rFonts w:hint="eastAsia" w:ascii="Times New Roman" w:hAnsi="Times New Roman" w:eastAsia="FangSong" w:cs="Times New Roman"/>
+        </w:rPr>
+        <w:t>将含氧酸盐分解还原为各种氧化物</w:t>
+      </w:r>
+      <w:r>
+        <w:rPr>
+          <w:rFonts w:hint="eastAsia" w:ascii="Times New Roman" w:hAnsi="Times New Roman" w:eastAsia="Times New Roman" w:cs="Times New Roman"/>
+        </w:rPr>
+        <w:t>，</w:t>
+      </w:r>
+      <w:r>
+        <w:rPr>
+          <w:rFonts w:hint="eastAsia" w:ascii="Times New Roman" w:hAnsi="Times New Roman" w:eastAsia="FangSong" w:cs="Times New Roman"/>
+        </w:rPr>
+        <w:t>尔后再根据氧化物的酸碱性</w:t>
+      </w:r>
+      <w:r>
+        <w:rPr>
+          <w:rFonts w:hint="eastAsia" w:ascii="Times New Roman" w:hAnsi="Times New Roman" w:eastAsia="Times New Roman" w:cs="Times New Roman"/>
+        </w:rPr>
+        <w:t>，</w:t>
+      </w:r>
+      <w:r>
+        <w:rPr>
+          <w:rFonts w:hint="eastAsia" w:ascii="Times New Roman" w:hAnsi="Times New Roman" w:eastAsia="FangSong" w:cs="Times New Roman"/>
+        </w:rPr>
+        <w:t>在加热条件下融合</w:t>
+      </w:r>
+      <w:r>
+        <w:rPr>
+          <w:rFonts w:hint="eastAsia" w:ascii="Times New Roman" w:hAnsi="Times New Roman" w:eastAsia="Times New Roman" w:cs="Times New Roman"/>
+        </w:rPr>
+        <w:t>，</w:t>
+      </w:r>
+      <w:r>
+        <w:rPr>
+          <w:rFonts w:hint="eastAsia" w:ascii="Times New Roman" w:hAnsi="Times New Roman" w:eastAsia="FangSong" w:cs="Times New Roman"/>
+        </w:rPr>
+        <w:t>生成相应的含氧酸盐</w:t>
+      </w:r>
+      <w:r>
+        <w:rPr>
+          <w:rFonts w:hint="eastAsia" w:ascii="Times New Roman" w:hAnsi="Times New Roman" w:eastAsia="Times New Roman" w:cs="Times New Roman"/>
+        </w:rPr>
+        <w:t>。</w:t>
+      </w:r>
+    </w:p>
+    <w:p>
+      <w:pPr>
+        <w:pStyle w:val="BodyText"/>
+      </w:pPr>
+      <w:r>
+        <w:rPr>
+          <w:rFonts w:hint="eastAsia" w:ascii="Times New Roman" w:hAnsi="Times New Roman" w:eastAsia="FangSong" w:cs="Times New Roman"/>
+        </w:rPr>
+        <w:t>以价态分析为依据</w:t>
+      </w:r>
+      <w:r>
+        <w:rPr>
+          <w:rFonts w:hint="eastAsia" w:ascii="Times New Roman" w:hAnsi="Times New Roman" w:eastAsia="Times New Roman" w:cs="Times New Roman"/>
+        </w:rPr>
+        <w:t>，</w:t>
+      </w:r>
+      <w:r>
+        <w:rPr>
+          <w:rFonts w:hint="eastAsia" w:ascii="Times New Roman" w:hAnsi="Times New Roman" w:eastAsia="FangSong" w:cs="Times New Roman"/>
+        </w:rPr>
+        <w:t>则</w:t>
+      </w:r>
+      <w:r>
+        <w:rPr>
+          <w:rFonts w:hint="eastAsia" w:ascii="Times New Roman" w:hAnsi="Times New Roman" w:eastAsia="Times New Roman" w:cs="Times New Roman"/>
+        </w:rPr>
+        <w:t>：</w:t>
+      </w:r>
+    </w:p>
+    <w:p>
+      <w:pPr>
+        <w:pStyle w:val="BodyText"/>
+      </w:pPr>
+      <m:oMathPara>
+        <m:oMathParaPr>
+          <m:jc m:val="center"/>
+          <m:ctrlPr>
+            <w:rPr>
+              <w:sz w:val="28"/>
+              <w:szCs w:val="28"/>
+            </w:rPr>
+          </m:ctrlPr>
+        </m:oMathParaPr>
+        <m:oMath>
+          <m:eqArr>
+            <m:e>
+              <m:r>
+                <m:t>&amp;</m:t>
+              </m:r>
+              <m:r>
+                <m:t>2</m:t>
+              </m:r>
+              <m:sSub>
+                <m:e>
+                  <m:r>
+                    <m:rPr>
+                      <m:sty m:val="p"/>
+                    </m:rPr>
+                    <m:t>K</m:t>
+                  </m:r>
+                  <m:r>
+                    <m:rPr>
+                      <m:sty m:val="p"/>
+                    </m:rPr>
+                    <m:t>M</m:t>
+                  </m:r>
+                  <m:r>
+                    <m:rPr>
+                      <m:sty m:val="p"/>
+                    </m:rPr>
+                    <m:t>n</m:t>
+                  </m:r>
+                  <m:r>
+                    <m:rPr>
+                      <m:sty m:val="p"/>
+                    </m:rPr>
+                    <m:t>O</m:t>
+                  </m:r>
+                </m:e>
+                <m:sub>
+                  <m:r>
+                    <m:t>4</m:t>
+                  </m:r>
+                </m:sub>
+              </m:sSub>
+              <m:limUpp>
+                <m:e>
+                  <m:r>
+                    <m:rPr>
+                      <m:sty m:val="p"/>
+                    </m:rPr>
+                    <m:t>→</m:t>
+                  </m:r>
+                </m:e>
+                <m:lim>
+                  <m:r>
+                    <m:rPr>
+                      <m:sty m:val="p"/>
+                    </m:rPr>
+                    <m:t>△</m:t>
+                  </m:r>
+                </m:lim>
+              </m:limUpp>
+              <m:sSub>
+                <m:e>
+                  <m:r>
+                    <m:rPr>
+                      <m:sty m:val="p"/>
+                    </m:rPr>
+                    <m:t>K</m:t>
+                  </m:r>
+                </m:e>
+                <m:sub>
+                  <m:r>
+                    <m:t>2</m:t>
+                  </m:r>
+                </m:sub>
+              </m:sSub>
+              <m:r>
+                <m:rPr>
+                  <m:sty m:val="p"/>
+                </m:rPr>
+                <m:t>O</m:t>
+              </m:r>
+              <m:r>
+                <m:rPr>
+                  <m:sty m:val="p"/>
+                </m:rPr>
+                <m:t>+</m:t>
+              </m:r>
+              <m:sSub>
+                <m:e>
+                  <m:r>
+                    <m:rPr>
+                      <m:sty m:val="p"/>
+                    </m:rPr>
+                    <m:t>M</m:t>
+                  </m:r>
+                  <m:r>
+                    <m:rPr>
+                      <m:sty m:val="p"/>
+                    </m:rPr>
+                    <m:t>n</m:t>
+                  </m:r>
+                </m:e>
+                <m:sub>
+                  <m:r>
+                    <m:t>2</m:t>
+                  </m:r>
+                </m:sub>
+              </m:sSub>
+              <m:sSub>
+                <m:e>
+                  <m:r>
+                    <m:rPr>
+                      <m:sty m:val="p"/>
+                    </m:rPr>
+                    <m:t>O</m:t>
+                  </m:r>
+                </m:e>
+                <m:sub>
+                  <m:r>
+                    <m:t>5</m:t>
+                  </m:r>
+                </m:sub>
+              </m:sSub>
+              <m:r>
+                <m:rPr>
+                  <m:sty m:val="p"/>
+                </m:rPr>
+                <m:t>+</m:t>
+              </m:r>
+              <m:sSub>
+                <m:e>
+                  <m:r>
+                    <m:rPr>
+                      <m:sty m:val="p"/>
+                    </m:rPr>
+                    <m:t>O</m:t>
+                  </m:r>
+                </m:e>
+                <m:sub>
+                  <m:r>
+                    <m:t>2</m:t>
+                  </m:r>
+                </m:sub>
+              </m:sSub>
+            </m:e>
+            <m:e>
+              <m:r>
+                <m:t>&amp;</m:t>
+              </m:r>
+              <m:r>
+                <m:rPr>
+                  <m:sty m:val="p"/>
+                </m:rPr>
+                <m:t>(</m:t>
+              </m:r>
+              <m:sSub>
+                <m:e>
+                  <m:r>
+                    <m:rPr>
+                      <m:sty m:val="p"/>
+                    </m:rPr>
+                    <m:t>M</m:t>
+                  </m:r>
+                  <m:r>
+                    <m:rPr>
+                      <m:sty m:val="p"/>
+                    </m:rPr>
+                    <m:t>n</m:t>
+                  </m:r>
+                </m:e>
+                <m:sub>
+                  <m:r>
+                    <m:t>2</m:t>
+                  </m:r>
+                </m:sub>
+              </m:sSub>
+              <m:sSub>
+                <m:e>
+                  <m:r>
+                    <m:rPr>
+                      <m:sty m:val="p"/>
+                    </m:rPr>
+                    <m:t>O</m:t>
+                  </m:r>
+                </m:e>
+                <m:sub>
+                  <m:r>
+                    <m:t>5</m:t>
+                  </m:r>
+                </m:sub>
+              </m:sSub>
+              <m:r>
+                <m:rPr>
+                  <m:sty m:val="p"/>
+                </m:rPr>
+                <m:t>→</m:t>
+              </m:r>
+              <m:sSub>
+                <m:e>
+                  <m:r>
+                    <m:rPr>
+                      <m:sty m:val="p"/>
+                    </m:rPr>
+                    <m:t>M</m:t>
+                  </m:r>
+                  <m:r>
+                    <m:rPr>
+                      <m:sty m:val="p"/>
+                    </m:rPr>
+                    <m:t>n</m:t>
+                  </m:r>
+                  <m:r>
+                    <m:rPr>
+                      <m:sty m:val="p"/>
+                    </m:rPr>
+                    <m:t>O</m:t>
+                  </m:r>
+                </m:e>
+                <m:sub>
+                  <m:r>
+                    <m:t>3</m:t>
+                  </m:r>
+                </m:sub>
+              </m:sSub>
+              <m:r>
+                <m:rPr>
+                  <m:sty m:val="p"/>
+                </m:rPr>
+                <m:t>+</m:t>
+              </m:r>
+              <m:sSub>
+                <m:e>
+                  <m:r>
+                    <m:rPr>
+                      <m:sty m:val="p"/>
+                    </m:rPr>
+                    <m:t>M</m:t>
+                  </m:r>
+                  <m:r>
+                    <m:rPr>
+                      <m:sty m:val="p"/>
+                    </m:rPr>
+                    <m:t>n</m:t>
+                  </m:r>
+                  <m:r>
+                    <m:rPr>
+                      <m:sty m:val="p"/>
+                    </m:rPr>
+                    <m:t>O</m:t>
+                  </m:r>
+                </m:e>
+                <m:sub>
+                  <m:r>
+                    <m:t>2</m:t>
+                  </m:r>
+                </m:sub>
+              </m:sSub>
+              <m:r>
+                <m:rPr>
+                  <m:sty m:val="p"/>
+                </m:rPr>
+                <m:t>)</m:t>
+              </m:r>
+            </m:e>
+            <m:e>
+              <m:r>
+                <m:t>&amp;</m:t>
+              </m:r>
+              <m:limUpp>
+                <m:e>
+                  <m:r>
+                    <m:rPr>
+                      <m:sty m:val="p"/>
+                    </m:rPr>
+                    <m:t>→</m:t>
+                  </m:r>
+                </m:e>
+                <m:lim>
+                  <m:r>
+                    <m:rPr>
+                      <m:sty m:val="p"/>
+                    </m:rPr>
+                    <m:t>△</m:t>
+                  </m:r>
+                </m:lim>
+              </m:limUpp>
+              <m:sSub>
+                <m:e>
+                  <m:r>
+                    <m:rPr>
+                      <m:sty m:val="p"/>
+                    </m:rPr>
+                    <m:t>K</m:t>
+                  </m:r>
+                </m:e>
+                <m:sub>
+                  <m:r>
+                    <m:t>2</m:t>
+                  </m:r>
+                </m:sub>
+              </m:sSub>
+              <m:r>
+                <m:rPr>
+                  <m:sty m:val="p"/>
+                </m:rPr>
+                <m:t>O</m:t>
+              </m:r>
+              <m:r>
+                <m:rPr>
+                  <m:sty m:val="p"/>
+                </m:rPr>
+                <m:t>+</m:t>
+              </m:r>
+              <m:r>
+                <m:t>2</m:t>
+              </m:r>
+              <m:sSub>
+                <m:e>
+                  <m:r>
+                    <m:rPr>
+                      <m:sty m:val="p"/>
+                    </m:rPr>
+                    <m:t>M</m:t>
+                  </m:r>
+                  <m:r>
+                    <m:rPr>
+                      <m:sty m:val="p"/>
+                    </m:rPr>
+                    <m:t>n</m:t>
+                  </m:r>
+                  <m:r>
+                    <m:rPr>
+                      <m:sty m:val="p"/>
+                    </m:rPr>
+                    <m:t>O</m:t>
+                  </m:r>
+                </m:e>
+                <m:sub>
+                  <m:r>
+                    <m:t>2</m:t>
+                  </m:r>
+                </m:sub>
+              </m:sSub>
+              <m:r>
+                <m:rPr>
+                  <m:sty m:val="p"/>
+                </m:rPr>
+                <m:t>+</m:t>
+              </m:r>
+              <m:f>
+                <m:fPr>
+                  <m:type m:val="bar"/>
+                </m:fPr>
+                <m:num>
+                  <m:r>
+                    <m:t>3</m:t>
+                  </m:r>
+                </m:num>
+                <m:den>
+                  <m:r>
+                    <m:t>2</m:t>
+                  </m:r>
+                </m:den>
+              </m:f>
+              <m:sSub>
+                <m:e>
+                  <m:r>
+                    <m:rPr>
+                      <m:sty m:val="p"/>
+                    </m:rPr>
+                    <m:t>O</m:t>
+                  </m:r>
+                </m:e>
+                <m:sub>
+                  <m:r>
+                    <m:t>2</m:t>
+                  </m:r>
+                </m:sub>
+              </m:sSub>
+            </m:e>
+          </m:eqArr>
+        </m:oMath>
+      </m:oMathPara>
+    </w:p>
+    <w:p>
+      <w:pPr>
+        <w:pStyle w:val="FirstParagraph"/>
+      </w:pPr>
+      <w:r>
+        <w:rPr>
+          <w:rFonts w:hint="eastAsia" w:ascii="Times New Roman" w:hAnsi="Times New Roman" w:eastAsia="FangSong" w:cs="Times New Roman"/>
+        </w:rPr>
+        <w:t xml:space="preserve">由于</w:t>
+      </w:r>
+      <w:r>
+        <w:rPr>
+          <w:rFonts w:ascii="Times New Roman" w:hAnsi="Times New Roman" w:eastAsia="Times New Roman" w:cs="Times New Roman"/>
+        </w:rPr>
+        <w:t xml:space="preserve"> MnO</w:t>
+      </w:r>
+      <w:r>
+        <w:rPr>
+          <w:rFonts w:ascii="Times New Roman" w:hAnsi="Times New Roman" w:eastAsia="Times New Roman" w:cs="Times New Roman"/>
+          <w:vertAlign w:val="subscript"/>
+        </w:rPr>
+        <w:t>3</w:t>
+      </w:r>
+      <w:r>
+        <w:rPr>
+          <w:rFonts w:ascii="Times New Roman" w:hAnsi="Times New Roman" w:eastAsia="Times New Roman" w:cs="Times New Roman"/>
+        </w:rPr>
+        <w:t>、MnO</w:t>
+      </w:r>
+      <w:r>
+        <w:rPr>
+          <w:rFonts w:ascii="Times New Roman" w:hAnsi="Times New Roman" w:eastAsia="Times New Roman" w:cs="Times New Roman"/>
+          <w:vertAlign w:val="subscript"/>
+        </w:rPr>
+        <w:t>2</w:t>
+      </w:r>
+      <w:r>
+        <w:rPr>
+          <w:rFonts w:ascii="Times New Roman" w:hAnsi="Times New Roman" w:eastAsia="Times New Roman" w:cs="Times New Roman"/>
+        </w:rPr>
+        <w:t xml:space="preserve"> </w:t>
+      </w:r>
+      <w:r>
+        <w:rPr>
+          <w:rFonts w:hint="eastAsia" w:ascii="Times New Roman" w:hAnsi="Times New Roman" w:eastAsia="FangSong" w:cs="Times New Roman"/>
+        </w:rPr>
+        <w:t>都是酸性氧化物</w:t>
+      </w:r>
+      <w:r>
+        <w:rPr>
+          <w:rFonts w:hint="eastAsia" w:ascii="Times New Roman" w:hAnsi="Times New Roman" w:eastAsia="Times New Roman" w:cs="Times New Roman"/>
+        </w:rPr>
+        <w:t>，</w:t>
+      </w:r>
+      <w:r>
+        <w:rPr>
+          <w:rFonts w:hint="eastAsia" w:ascii="Times New Roman" w:hAnsi="Times New Roman" w:eastAsia="FangSong" w:cs="Times New Roman"/>
+        </w:rPr>
+        <w:t>且</w:t>
+      </w:r>
+      <w:r>
+        <w:rPr>
+          <w:rFonts w:ascii="Times New Roman" w:hAnsi="Times New Roman" w:eastAsia="Times New Roman" w:cs="Times New Roman"/>
+        </w:rPr>
+        <w:t xml:space="preserve"> MnO</w:t>
+      </w:r>
+      <w:r>
+        <w:rPr>
+          <w:rFonts w:ascii="Times New Roman" w:hAnsi="Times New Roman" w:eastAsia="Times New Roman" w:cs="Times New Roman"/>
+          <w:vertAlign w:val="subscript"/>
+        </w:rPr>
+        <w:t>3</w:t>
+      </w:r>
+      <w:r>
+        <w:rPr>
+          <w:rFonts w:ascii="Times New Roman" w:hAnsi="Times New Roman" w:eastAsia="Times New Roman" w:cs="Times New Roman"/>
+        </w:rPr>
+        <w:t xml:space="preserve"> </w:t>
+      </w:r>
+      <w:r>
+        <w:rPr>
+          <w:rFonts w:hint="eastAsia" w:ascii="Times New Roman" w:hAnsi="Times New Roman" w:eastAsia="FangSong" w:cs="Times New Roman"/>
+        </w:rPr>
+        <w:t>酸性强</w:t>
+      </w:r>
+      <w:r>
+        <w:rPr>
+          <w:rFonts w:hint="eastAsia" w:ascii="Times New Roman" w:hAnsi="Times New Roman" w:eastAsia="Times New Roman" w:cs="Times New Roman"/>
+        </w:rPr>
+        <w:t>，</w:t>
+      </w:r>
+      <w:r>
+        <w:rPr>
+          <w:rFonts w:hint="eastAsia" w:ascii="Times New Roman" w:hAnsi="Times New Roman" w:eastAsia="FangSong" w:cs="Times New Roman"/>
+        </w:rPr>
+        <w:t>因此</w:t>
+      </w:r>
+      <w:r>
+        <w:rPr>
+          <w:rFonts w:ascii="Times New Roman" w:hAnsi="Times New Roman" w:eastAsia="Times New Roman" w:cs="Times New Roman"/>
+        </w:rPr>
+        <w:t xml:space="preserve"> </w:t>
+      </w:r>
+      <m:oMath>
+        <m:sSub>
+          <m:e>
+            <m:r>
+              <m:t>K</m:t>
+            </m:r>
+          </m:e>
+          <m:sub>
+            <m:r>
+              <m:t>2</m:t>
+            </m:r>
+          </m:sub>
+        </m:sSub>
+        <m:r>
+          <m:t>O</m:t>
+        </m:r>
+      </m:oMath>
+      <w:r>
+        <w:rPr>
+          <w:rFonts w:ascii="Times New Roman" w:hAnsi="Times New Roman" w:eastAsia="Times New Roman" w:cs="Times New Roman"/>
+        </w:rPr>
+        <w:t xml:space="preserve"> </w:t>
+      </w:r>
+      <w:r>
+        <w:rPr>
+          <w:rFonts w:hint="eastAsia" w:ascii="Times New Roman" w:hAnsi="Times New Roman" w:eastAsia="FangSong" w:cs="Times New Roman"/>
+        </w:rPr>
+        <w:t xml:space="preserve">与</w:t>
+      </w:r>
+      <w:r>
+        <w:rPr>
+          <w:rFonts w:ascii="Times New Roman" w:hAnsi="Times New Roman" w:eastAsia="Times New Roman" w:cs="Times New Roman"/>
+        </w:rPr>
+        <w:t xml:space="preserve"> MnO</w:t>
+      </w:r>
+      <w:r>
+        <w:rPr>
+          <w:rFonts w:ascii="Times New Roman" w:hAnsi="Times New Roman" w:eastAsia="Times New Roman" w:cs="Times New Roman"/>
+          <w:vertAlign w:val="subscript"/>
+        </w:rPr>
+        <w:t>3</w:t>
+      </w:r>
+      <w:r>
+        <w:rPr>
+          <w:rFonts w:ascii="Times New Roman" w:hAnsi="Times New Roman" w:eastAsia="Times New Roman" w:cs="Times New Roman"/>
+        </w:rPr>
+        <w:t xml:space="preserve"> </w:t>
+      </w:r>
+      <w:r>
+        <w:rPr>
+          <w:rFonts w:hint="eastAsia" w:ascii="Times New Roman" w:hAnsi="Times New Roman" w:eastAsia="FangSong" w:cs="Times New Roman"/>
+        </w:rPr>
+        <w:t xml:space="preserve">或</w:t>
+      </w:r>
+      <w:r>
+        <w:rPr>
+          <w:rFonts w:ascii="Times New Roman" w:hAnsi="Times New Roman" w:eastAsia="Times New Roman" w:cs="Times New Roman"/>
+        </w:rPr>
+        <w:t xml:space="preserve"> MnO</w:t>
+      </w:r>
+      <w:r>
+        <w:rPr>
+          <w:rFonts w:ascii="Times New Roman" w:hAnsi="Times New Roman" w:eastAsia="Times New Roman" w:cs="Times New Roman"/>
+          <w:vertAlign w:val="subscript"/>
+        </w:rPr>
+        <w:t>2</w:t>
+      </w:r>
+      <w:r>
+        <w:rPr>
+          <w:rFonts w:ascii="Times New Roman" w:hAnsi="Times New Roman" w:eastAsia="Times New Roman" w:cs="Times New Roman"/>
+        </w:rPr>
+        <w:t xml:space="preserve"> </w:t>
+      </w:r>
+      <w:r>
+        <w:rPr>
+          <w:rFonts w:hint="eastAsia" w:ascii="Times New Roman" w:hAnsi="Times New Roman" w:eastAsia="FangSong" w:cs="Times New Roman"/>
+        </w:rPr>
+        <w:t>会反应</w:t>
+      </w:r>
+      <w:r>
+        <w:rPr>
+          <w:rFonts w:hint="eastAsia" w:ascii="Times New Roman" w:hAnsi="Times New Roman" w:eastAsia="Times New Roman" w:cs="Times New Roman"/>
+        </w:rPr>
+        <w:t>。</w:t>
+      </w:r>
+    </w:p>
+    <w:p>
+      <w:pPr>
+        <w:pStyle w:val="Compact"/>
+        <w:numPr>
+          <w:ilvl w:val="0"/>
+          <w:numId w:val="1018"/>
+        </w:numPr>
+      </w:pPr>
+      <m:oMath>
+        <m:oMathPr>
+          <m:ctrlPr>
+            <w:rPr>
+              <w:sz w:val="28"/>
+              <w:szCs w:val="28"/>
+            </w:rPr>
+          </m:ctrlPr>
+        </m:oMathPr>
+        <m:r>
+          <m:t>2</m:t>
+        </m:r>
+        <m:sSub>
+          <m:e>
+            <m:r>
+              <m:rPr>
+                <m:sty m:val="p"/>
+              </m:rPr>
+              <m:t>K</m:t>
+            </m:r>
+            <m:r>
+              <m:rPr>
+                <m:sty m:val="p"/>
+              </m:rPr>
+              <m:t>M</m:t>
+            </m:r>
+            <m:r>
+              <m:rPr>
+                <m:sty m:val="p"/>
+              </m:rPr>
+              <m:t>n</m:t>
+            </m:r>
+            <m:r>
+              <m:rPr>
+                <m:sty m:val="p"/>
+              </m:rPr>
+              <m:t>O</m:t>
+            </m:r>
+          </m:e>
+          <m:sub>
+            <m:r>
+              <m:t>4</m:t>
+            </m:r>
+          </m:sub>
+        </m:sSub>
+        <m:limUpp>
+          <m:e>
+            <m:r>
+              <m:rPr>
+                <m:sty m:val="p"/>
+              </m:rPr>
+              <m:t>→</m:t>
+            </m:r>
+          </m:e>
+          <m:lim>
+            <m:r>
+              <m:rPr>
+                <m:sty m:val="p"/>
+              </m:rPr>
+              <m:t>△</m:t>
+            </m:r>
+          </m:lim>
+        </m:limUpp>
+        <m:sSub>
+          <m:e>
+            <m:r>
+              <m:rPr>
+                <m:sty m:val="p"/>
+              </m:rPr>
+              <m:t>K</m:t>
+            </m:r>
+          </m:e>
+          <m:sub>
+            <m:r>
+              <m:t>2</m:t>
+            </m:r>
+          </m:sub>
+        </m:sSub>
+        <m:sSub>
+          <m:e>
+            <m:r>
+              <m:rPr>
+                <m:sty m:val="p"/>
+              </m:rPr>
+              <m:t>M</m:t>
+            </m:r>
+            <m:r>
+              <m:rPr>
+                <m:sty m:val="p"/>
+              </m:rPr>
+              <m:t>n</m:t>
+            </m:r>
+          </m:e>
+          <m:sub>
+            <m:r>
+              <m:t>2</m:t>
+            </m:r>
+          </m:sub>
+        </m:sSub>
+        <m:sSub>
+          <m:e>
+            <m:r>
+              <m:rPr>
+                <m:sty m:val="p"/>
+              </m:rPr>
+              <m:t>O</m:t>
+            </m:r>
+          </m:e>
+          <m:sub>
+            <m:r>
+              <m:t>6</m:t>
+            </m:r>
+          </m:sub>
+        </m:sSub>
+        <m:r>
+          <m:rPr>
+            <m:sty m:val="p"/>
+          </m:rPr>
+          <m:t>+</m:t>
+        </m:r>
+        <m:sSub>
+          <m:e>
+            <m:r>
+              <m:rPr>
+                <m:sty m:val="p"/>
+              </m:rPr>
+              <m:t>O</m:t>
+            </m:r>
+          </m:e>
+          <m:sub>
+            <m:r>
+              <m:t>2</m:t>
+            </m:r>
+          </m:sub>
+        </m:sSub>
+        <m:r>
+          <m:rPr>
+            <m:sty m:val="p"/>
+          </m:rPr>
+          <m:t>↑</m:t>
+        </m:r>
+      </m:oMath>
+      <w:r>
+        <w:rPr>
+          <w:rFonts w:ascii="Times New Roman" w:hAnsi="Times New Roman" w:eastAsia="Times New Roman" w:cs="Times New Roman"/>
+        </w:rPr>
+        <w:t xml:space="preserve">​</w:t>
+      </w:r>
+    </w:p>
+    <w:p>
+      <w:pPr>
+        <w:pStyle w:val="FirstParagraph"/>
+      </w:pPr>
+      <m:oMathPara>
+        <m:oMathParaPr>
+          <m:jc m:val="center"/>
+          <m:ctrlPr>
+            <w:rPr>
+              <w:sz w:val="28"/>
+              <w:szCs w:val="28"/>
+            </w:rPr>
+          </m:ctrlPr>
+        </m:oMathParaPr>
+        <m:oMath>
+          <m:r>
+            <m:t>2</m:t>
+          </m:r>
+          <m:sSub>
+            <m:e>
+              <m:r>
+                <m:rPr>
+                  <m:sty m:val="p"/>
+                </m:rPr>
+                <m:t>K</m:t>
+              </m:r>
+              <m:r>
+                <m:rPr>
+                  <m:sty m:val="p"/>
+                </m:rPr>
+                <m:t>M</m:t>
+              </m:r>
+              <m:r>
+                <m:rPr>
+                  <m:sty m:val="p"/>
+                </m:rPr>
+                <m:t>n</m:t>
+              </m:r>
+              <m:r>
+                <m:rPr>
+                  <m:sty m:val="p"/>
+                </m:rPr>
+                <m:t>O</m:t>
+              </m:r>
+            </m:e>
+            <m:sub>
+              <m:r>
+                <m:t>4</m:t>
+              </m:r>
+            </m:sub>
+          </m:sSub>
+          <m:limUpp>
+            <m:e>
+              <m:r>
+                <m:rPr>
+                  <m:sty m:val="p"/>
+                </m:rPr>
+                <m:t>→</m:t>
+              </m:r>
+            </m:e>
+            <m:lim>
+              <m:r>
+                <m:rPr>
+                  <m:sty m:val="p"/>
+                </m:rPr>
+                <m:t>△</m:t>
+              </m:r>
+            </m:lim>
+          </m:limUpp>
+          <m:sSub>
+            <m:e>
+              <m:r>
+                <m:rPr>
+                  <m:sty m:val="p"/>
+                </m:rPr>
+                <m:t>K</m:t>
+              </m:r>
+            </m:e>
+            <m:sub>
+              <m:r>
+                <m:t>2</m:t>
+              </m:r>
+            </m:sub>
+          </m:sSub>
+          <m:sSub>
+            <m:e>
+              <m:r>
+                <m:rPr>
+                  <m:sty m:val="p"/>
+                </m:rPr>
+                <m:t>M</m:t>
+              </m:r>
+              <m:r>
+                <m:rPr>
+                  <m:sty m:val="p"/>
+                </m:rPr>
+                <m:t>n</m:t>
+              </m:r>
+              <m:r>
+                <m:rPr>
+                  <m:sty m:val="p"/>
+                </m:rPr>
+                <m:t>O</m:t>
+              </m:r>
+            </m:e>
+            <m:sub>
+              <m:r>
+                <m:t>4</m:t>
+              </m:r>
+            </m:sub>
+          </m:sSub>
+          <m:r>
+            <m:rPr>
+              <m:sty m:val="p"/>
+            </m:rPr>
+            <m:t>+</m:t>
+          </m:r>
+          <m:sSub>
+            <m:e>
+              <m:r>
+                <m:rPr>
+                  <m:sty m:val="p"/>
+                </m:rPr>
+                <m:t>M</m:t>
+              </m:r>
+              <m:r>
+                <m:rPr>
+                  <m:sty m:val="p"/>
+                </m:rPr>
+                <m:t>n</m:t>
+              </m:r>
+              <m:r>
+                <m:rPr>
+                  <m:sty m:val="p"/>
+                </m:rPr>
+                <m:t>O</m:t>
+              </m:r>
+            </m:e>
+            <m:sub>
+              <m:r>
+                <m:t>2</m:t>
+              </m:r>
+            </m:sub>
+          </m:sSub>
+          <m:r>
+            <m:rPr>
+              <m:sty m:val="p"/>
+            </m:rPr>
+            <m:t>+</m:t>
+          </m:r>
+          <m:sSub>
+            <m:e>
+              <m:r>
+                <m:rPr>
+                  <m:sty m:val="p"/>
+                </m:rPr>
+                <m:t>O</m:t>
+              </m:r>
+            </m:e>
+            <m:sub>
+              <m:r>
+                <m:t>2</m:t>
+              </m:r>
+            </m:sub>
+          </m:sSub>
+          <m:r>
+            <m:rPr>
+              <m:sty m:val="p"/>
+            </m:rPr>
+            <m:t>↑</m:t>
+          </m:r>
+        </m:oMath>
+      </m:oMathPara>
+    </w:p>
+    <w:p>
+      <w:pPr>
+        <w:pStyle w:val="FirstParagraph"/>
+      </w:pPr>
+      <m:oMathPara>
+        <m:oMathParaPr>
+          <m:jc m:val="center"/>
+          <m:ctrlPr>
+            <w:rPr>
+              <w:sz w:val="28"/>
+              <w:szCs w:val="28"/>
+            </w:rPr>
+          </m:ctrlPr>
+        </m:oMathParaPr>
+        <m:oMath>
+          <m:r>
+            <m:t>4</m:t>
+          </m:r>
+          <m:sSub>
+            <m:e>
+              <m:r>
+                <m:rPr>
+                  <m:sty m:val="p"/>
+                </m:rPr>
+                <m:t>K</m:t>
+              </m:r>
+              <m:r>
+                <m:rPr>
+                  <m:sty m:val="p"/>
+                </m:rPr>
+                <m:t>M</m:t>
+              </m:r>
+              <m:r>
+                <m:rPr>
+                  <m:sty m:val="p"/>
+                </m:rPr>
+                <m:t>n</m:t>
+              </m:r>
+              <m:r>
+                <m:rPr>
+                  <m:sty m:val="p"/>
+                </m:rPr>
+                <m:t>O</m:t>
+              </m:r>
+            </m:e>
+            <m:sub>
+              <m:r>
+                <m:t>4</m:t>
+              </m:r>
+            </m:sub>
+          </m:sSub>
+          <m:limUpp>
+            <m:e>
+              <m:r>
+                <m:rPr>
+                  <m:sty m:val="p"/>
+                </m:rPr>
+                <m:t>→</m:t>
+              </m:r>
+            </m:e>
+            <m:lim>
+              <m:r>
+                <m:rPr>
+                  <m:sty m:val="p"/>
+                </m:rPr>
+                <m:t>△</m:t>
+              </m:r>
+            </m:lim>
+          </m:limUpp>
+          <m:r>
+            <m:t>2</m:t>
+          </m:r>
+          <m:sSub>
+            <m:e>
+              <m:r>
+                <m:rPr>
+                  <m:sty m:val="p"/>
+                </m:rPr>
+                <m:t>K</m:t>
+              </m:r>
+            </m:e>
+            <m:sub>
+              <m:r>
+                <m:t>2</m:t>
+              </m:r>
+            </m:sub>
+          </m:sSub>
+          <m:sSub>
+            <m:e>
+              <m:r>
+                <m:rPr>
+                  <m:sty m:val="p"/>
+                </m:rPr>
+                <m:t>M</m:t>
+              </m:r>
+              <m:r>
+                <m:rPr>
+                  <m:sty m:val="p"/>
+                </m:rPr>
+                <m:t>n</m:t>
+              </m:r>
+            </m:e>
+            <m:sub>
+              <m:r>
+                <m:t>2</m:t>
+              </m:r>
+            </m:sub>
+          </m:sSub>
+          <m:sSub>
+            <m:e>
+              <m:r>
+                <m:rPr>
+                  <m:sty m:val="p"/>
+                </m:rPr>
+                <m:t>O</m:t>
+              </m:r>
+            </m:e>
+            <m:sub>
+              <m:r>
+                <m:t>5</m:t>
+              </m:r>
+            </m:sub>
+          </m:sSub>
+          <m:r>
+            <m:rPr>
+              <m:sty m:val="p"/>
+            </m:rPr>
+            <m:t>+</m:t>
+          </m:r>
+          <m:r>
+            <m:t>3</m:t>
+          </m:r>
+          <m:sSub>
+            <m:e>
+              <m:r>
+                <m:rPr>
+                  <m:sty m:val="p"/>
+                </m:rPr>
+                <m:t>O</m:t>
+              </m:r>
+            </m:e>
+            <m:sub>
+              <m:r>
+                <m:t>2</m:t>
+              </m:r>
+            </m:sub>
+          </m:sSub>
+          <m:r>
+            <m:rPr>
+              <m:sty m:val="p"/>
+            </m:rPr>
+            <m:t>↑</m:t>
+          </m:r>
+        </m:oMath>
+      </m:oMathPara>
+    </w:p>
+    <w:p>
+      <w:pPr>
+        <w:pStyle w:val="FirstParagraph"/>
+      </w:pPr>
+      <m:oMathPara>
+        <m:oMathParaPr>
+          <m:jc m:val="center"/>
+          <m:ctrlPr>
+            <w:rPr>
+              <w:sz w:val="28"/>
+              <w:szCs w:val="28"/>
+            </w:rPr>
+          </m:ctrlPr>
+        </m:oMathParaPr>
+        <m:oMath>
+          <m:r>
+            <m:t>4</m:t>
+          </m:r>
+          <m:sSub>
+            <m:e>
+              <m:r>
+                <m:rPr>
+                  <m:sty m:val="p"/>
+                </m:rPr>
+                <m:t>K</m:t>
+              </m:r>
+              <m:r>
+                <m:rPr>
+                  <m:sty m:val="p"/>
+                </m:rPr>
+                <m:t>M</m:t>
+              </m:r>
+              <m:r>
+                <m:rPr>
+                  <m:sty m:val="p"/>
+                </m:rPr>
+                <m:t>n</m:t>
+              </m:r>
+              <m:r>
+                <m:rPr>
+                  <m:sty m:val="p"/>
+                </m:rPr>
+                <m:t>O</m:t>
+              </m:r>
+            </m:e>
+            <m:sub>
+              <m:r>
+                <m:t>4</m:t>
+              </m:r>
+            </m:sub>
+          </m:sSub>
+          <m:limUpp>
+            <m:e>
+              <m:r>
+                <m:rPr>
+                  <m:sty m:val="p"/>
+                </m:rPr>
+                <m:t>→</m:t>
+              </m:r>
+            </m:e>
+            <m:lim>
+              <m:r>
+                <m:rPr>
+                  <m:sty m:val="p"/>
+                </m:rPr>
+                <m:t>△</m:t>
+              </m:r>
+            </m:lim>
+          </m:limUpp>
+          <m:r>
+            <m:t>2</m:t>
+          </m:r>
+          <m:sSub>
+            <m:e>
+              <m:r>
+                <m:rPr>
+                  <m:sty m:val="p"/>
+                </m:rPr>
+                <m:t>K</m:t>
+              </m:r>
+            </m:e>
+            <m:sub>
+              <m:r>
+                <m:t>2</m:t>
+              </m:r>
+            </m:sub>
+          </m:sSub>
+          <m:sSub>
+            <m:e>
+              <m:r>
+                <m:rPr>
+                  <m:sty m:val="p"/>
+                </m:rPr>
+                <m:t>M</m:t>
+              </m:r>
+              <m:r>
+                <m:rPr>
+                  <m:sty m:val="p"/>
+                </m:rPr>
+                <m:t>n</m:t>
+              </m:r>
+              <m:r>
+                <m:rPr>
+                  <m:sty m:val="p"/>
+                </m:rPr>
+                <m:t>O</m:t>
+              </m:r>
+            </m:e>
+            <m:sub>
+              <m:r>
+                <m:t>3</m:t>
+              </m:r>
+            </m:sub>
+          </m:sSub>
+          <m:r>
+            <m:rPr>
+              <m:sty m:val="p"/>
+            </m:rPr>
+            <m:t>+</m:t>
+          </m:r>
+          <m:r>
+            <m:t>2</m:t>
+          </m:r>
+          <m:sSub>
+            <m:e>
+              <m:r>
+                <m:rPr>
+                  <m:sty m:val="p"/>
+                </m:rPr>
+                <m:t>M</m:t>
+              </m:r>
+              <m:r>
+                <m:rPr>
+                  <m:sty m:val="p"/>
+                </m:rPr>
+                <m:t>n</m:t>
+              </m:r>
+              <m:r>
+                <m:rPr>
+                  <m:sty m:val="p"/>
+                </m:rPr>
+                <m:t>O</m:t>
+              </m:r>
+            </m:e>
+            <m:sub>
+              <m:r>
+                <m:t>2</m:t>
+              </m:r>
+            </m:sub>
+          </m:sSub>
+          <m:r>
+            <m:rPr>
+              <m:sty m:val="p"/>
+            </m:rPr>
+            <m:t>+</m:t>
+          </m:r>
+          <m:r>
+            <m:t>3</m:t>
+          </m:r>
+          <m:sSub>
+            <m:e>
+              <m:r>
+                <m:rPr>
+                  <m:sty m:val="p"/>
+                </m:rPr>
+                <m:t>O</m:t>
+              </m:r>
+            </m:e>
+            <m:sub>
+              <m:r>
+                <m:t>2</m:t>
+              </m:r>
+            </m:sub>
+          </m:sSub>
+          <m:r>
+            <m:rPr>
+              <m:sty m:val="p"/>
+            </m:rPr>
+            <m:t>↑</m:t>
+          </m:r>
+        </m:oMath>
+      </m:oMathPara>
+    </w:p>
+    <w:p>
+      <w:pPr>
+        <w:spacing w:before="160" w:after="80"/>
+      </w:pPr>
+      <w:r>
+        <w:pict>
+          <v:rect style="width:0;height:1.5pt" o:hralign="center" o:hrstd="t" o:hr="t"/>
+        </w:pict>
+      </w:r>
+    </w:p>
+    <w:bookmarkEnd w:id="70"/>
+    <w:bookmarkEnd w:id="71"/>
+    <w:bookmarkStart w:id="72" w:name="元氧-02-s2o3与i2反应"/>
+    <w:p>
+      <w:pPr>
+        <w:pStyle w:val="Heading2"/>
+        <w:spacing w:before="280" w:after="120"/>
+      </w:pPr>
+      <w:r>
+        <w:rPr>
+          <w:rFonts w:ascii="Times New Roman" w:hAnsi="Times New Roman" w:eastAsia="Times New Roman" w:cs="Times New Roman"/>
+        </w:rPr>
+        <w:t xml:space="preserve">2.27 </w:t>
+      </w:r>
+      <w:r>
+        <w:rPr>
+          <w:rFonts w:hint="eastAsia" w:ascii="Times New Roman" w:hAnsi="Times New Roman" w:eastAsia="SimHei" w:cs="Times New Roman"/>
+        </w:rPr>
+        <w:t>元氧</w:t>
+      </w:r>
+      <w:r>
+        <w:rPr>
+          <w:rFonts w:hint="eastAsia" w:ascii="Times New Roman" w:hAnsi="Times New Roman" w:eastAsia="Times New Roman" w:cs="Times New Roman"/>
+        </w:rPr>
+        <w:t>-02-S2O3</w:t>
+      </w:r>
+      <w:r>
+        <w:rPr>
+          <w:rFonts w:hint="eastAsia" w:ascii="Times New Roman" w:hAnsi="Times New Roman" w:eastAsia="SimHei" w:cs="Times New Roman"/>
+        </w:rPr>
+        <w:t>与</w:t>
+      </w:r>
+      <w:r>
+        <w:rPr>
+          <w:rFonts w:hint="eastAsia" w:ascii="Times New Roman" w:hAnsi="Times New Roman" w:eastAsia="Times New Roman" w:cs="Times New Roman"/>
+        </w:rPr>
+        <w:t>I2</w:t>
+      </w:r>
+      <w:r>
+        <w:rPr>
+          <w:rFonts w:hint="eastAsia" w:ascii="Times New Roman" w:hAnsi="Times New Roman" w:eastAsia="SimHei" w:cs="Times New Roman"/>
+        </w:rPr>
+        <w:t>反应</w:t>
+      </w:r>
+    </w:p>
+    <w:p>
+      <w:pPr>
+        <w:pStyle w:val="Compact"/>
+        <w:numPr>
+          <w:ilvl w:val="0"/>
+          <w:numId w:val="1020"/>
+        </w:numPr>
+      </w:pPr>
+      <w:r>
+        <w:rPr>
+          <w:rFonts w:hint="eastAsia" w:ascii="Times New Roman" w:hAnsi="Times New Roman" w:eastAsia="FangSong" w:cs="Times New Roman"/>
+        </w:rPr>
+        <w:t xml:space="preserve">画出</w:t>
+      </w:r>
+      <w:r>
+        <w:rPr>
+          <w:rFonts w:ascii="Times New Roman" w:hAnsi="Times New Roman" w:eastAsia="Times New Roman" w:cs="Times New Roman"/>
+        </w:rPr>
+        <w:t xml:space="preserve"> S</w:t>
+      </w:r>
+      <w:r>
+        <w:rPr>
+          <w:rFonts w:ascii="Times New Roman" w:hAnsi="Times New Roman" w:eastAsia="Times New Roman" w:cs="Times New Roman"/>
+          <w:vertAlign w:val="subscript"/>
+        </w:rPr>
+        <w:t>2</w:t>
+      </w:r>
+      <w:r>
+        <w:rPr>
+          <w:rFonts w:ascii="Times New Roman" w:hAnsi="Times New Roman" w:eastAsia="Times New Roman" w:cs="Times New Roman"/>
+        </w:rPr>
+        <w:t>O</w:t>
+      </w:r>
+      <w:r>
+        <w:rPr>
+          <w:rFonts w:ascii="Times New Roman" w:hAnsi="Times New Roman" w:eastAsia="Times New Roman" w:cs="Times New Roman"/>
+          <w:vertAlign w:val="subscript"/>
+        </w:rPr>
+        <w:t>3</w:t>
+      </w:r>
+      <w:r>
+        <w:rPr>
+          <w:rFonts w:ascii="Times New Roman" w:hAnsi="Times New Roman" w:eastAsia="Times New Roman" w:cs="Times New Roman"/>
+          <w:vertAlign w:val="superscript"/>
+        </w:rPr>
+        <w:t>2-</w:t>
+      </w:r>
+      <w:r>
+        <w:rPr>
+          <w:rFonts w:ascii="Times New Roman" w:hAnsi="Times New Roman" w:eastAsia="Times New Roman" w:cs="Times New Roman"/>
+        </w:rPr>
+        <w:t xml:space="preserve"> </w:t>
+      </w:r>
+      <w:r>
+        <w:rPr>
+          <w:rFonts w:hint="eastAsia" w:ascii="Times New Roman" w:hAnsi="Times New Roman" w:eastAsia="FangSong" w:cs="Times New Roman"/>
+        </w:rPr>
+        <w:t>的结构特点</w:t>
+      </w:r>
+      <w:r>
+        <w:rPr>
+          <w:rFonts w:hint="eastAsia" w:ascii="Times New Roman" w:hAnsi="Times New Roman" w:eastAsia="Times New Roman" w:cs="Times New Roman"/>
+        </w:rPr>
+        <w:t>，</w:t>
+      </w:r>
+      <w:r>
+        <w:rPr>
+          <w:rFonts w:hint="eastAsia" w:ascii="Times New Roman" w:hAnsi="Times New Roman" w:eastAsia="FangSong" w:cs="Times New Roman"/>
+        </w:rPr>
+        <w:t>指出两种</w:t>
+      </w:r>
+      <w:r>
+        <w:rPr>
+          <w:rFonts w:ascii="Times New Roman" w:hAnsi="Times New Roman" w:eastAsia="Times New Roman" w:cs="Times New Roman"/>
+        </w:rPr>
+        <w:t xml:space="preserve"> S </w:t>
+      </w:r>
+      <w:r>
+        <w:rPr>
+          <w:rFonts w:hint="eastAsia" w:ascii="Times New Roman" w:hAnsi="Times New Roman" w:eastAsia="FangSong" w:cs="Times New Roman"/>
+        </w:rPr>
+        <w:t>的氧化态</w:t>
+      </w:r>
+      <w:r>
+        <w:rPr>
+          <w:rFonts w:hint="eastAsia" w:ascii="Times New Roman" w:hAnsi="Times New Roman" w:eastAsia="Times New Roman" w:cs="Times New Roman"/>
+        </w:rPr>
+        <w:t>。(2)</w:t>
+      </w:r>
+      <w:r>
+        <w:rPr>
+          <w:rFonts w:ascii="Times New Roman" w:hAnsi="Times New Roman" w:eastAsia="Times New Roman" w:cs="Times New Roman"/>
+        </w:rPr>
+        <w:t xml:space="preserve"> </w:t>
+      </w:r>
+      <w:r>
+        <w:rPr>
+          <w:rFonts w:hint="eastAsia" w:ascii="Times New Roman" w:hAnsi="Times New Roman" w:eastAsia="FangSong" w:cs="Times New Roman"/>
+        </w:rPr>
+        <w:t xml:space="preserve">解释为何</w:t>
+      </w:r>
+      <w:r>
+        <w:rPr>
+          <w:rFonts w:ascii="Times New Roman" w:hAnsi="Times New Roman" w:eastAsia="Times New Roman" w:cs="Times New Roman"/>
+        </w:rPr>
+        <w:t xml:space="preserve"> S</w:t>
+      </w:r>
+      <w:r>
+        <w:rPr>
+          <w:rFonts w:ascii="Times New Roman" w:hAnsi="Times New Roman" w:eastAsia="Times New Roman" w:cs="Times New Roman"/>
+          <w:vertAlign w:val="subscript"/>
+        </w:rPr>
+        <w:t>2</w:t>
+      </w:r>
+      <w:r>
+        <w:rPr>
+          <w:rFonts w:ascii="Times New Roman" w:hAnsi="Times New Roman" w:eastAsia="Times New Roman" w:cs="Times New Roman"/>
+        </w:rPr>
+        <w:t>O</w:t>
+      </w:r>
+      <w:r>
+        <w:rPr>
+          <w:rFonts w:ascii="Times New Roman" w:hAnsi="Times New Roman" w:eastAsia="Times New Roman" w:cs="Times New Roman"/>
+          <w:vertAlign w:val="subscript"/>
+        </w:rPr>
+        <w:t>3</w:t>
+      </w:r>
+      <w:r>
+        <w:rPr>
+          <w:rFonts w:ascii="Times New Roman" w:hAnsi="Times New Roman" w:eastAsia="Times New Roman" w:cs="Times New Roman"/>
+          <w:vertAlign w:val="superscript"/>
+        </w:rPr>
+        <w:t>2-</w:t>
+      </w:r>
+      <w:r>
+        <w:rPr>
+          <w:rFonts w:ascii="Times New Roman" w:hAnsi="Times New Roman" w:eastAsia="Times New Roman" w:cs="Times New Roman"/>
+        </w:rPr>
+        <w:t xml:space="preserve"> </w:t>
+      </w:r>
+      <w:r>
+        <w:rPr>
+          <w:rFonts w:hint="eastAsia" w:ascii="Times New Roman" w:hAnsi="Times New Roman" w:eastAsia="FangSong" w:cs="Times New Roman"/>
+        </w:rPr>
+        <w:t xml:space="preserve">与</w:t>
+      </w:r>
+      <w:r>
+        <w:rPr>
+          <w:rFonts w:ascii="Times New Roman" w:hAnsi="Times New Roman" w:eastAsia="Times New Roman" w:cs="Times New Roman"/>
+        </w:rPr>
+        <w:t xml:space="preserve"> I</w:t>
+      </w:r>
+      <w:r>
+        <w:rPr>
+          <w:rFonts w:ascii="Times New Roman" w:hAnsi="Times New Roman" w:eastAsia="Times New Roman" w:cs="Times New Roman"/>
+          <w:vertAlign w:val="subscript"/>
+        </w:rPr>
+        <w:t>2</w:t>
+      </w:r>
+      <w:r>
+        <w:rPr>
+          <w:rFonts w:ascii="Times New Roman" w:hAnsi="Times New Roman" w:eastAsia="Times New Roman" w:cs="Times New Roman"/>
+        </w:rPr>
+        <w:t xml:space="preserve"> </w:t>
+      </w:r>
+      <w:r>
+        <w:rPr>
+          <w:rFonts w:hint="eastAsia" w:ascii="Times New Roman" w:hAnsi="Times New Roman" w:eastAsia="FangSong" w:cs="Times New Roman"/>
+        </w:rPr>
+        <w:t xml:space="preserve">反应生成连四硫酸根</w:t>
+      </w:r>
+      <w:r>
+        <w:rPr>
+          <w:rFonts w:ascii="Times New Roman" w:hAnsi="Times New Roman" w:eastAsia="Times New Roman" w:cs="Times New Roman"/>
+        </w:rPr>
+        <w:t xml:space="preserve"> S</w:t>
+      </w:r>
+      <w:r>
+        <w:rPr>
+          <w:rFonts w:ascii="Times New Roman" w:hAnsi="Times New Roman" w:eastAsia="Times New Roman" w:cs="Times New Roman"/>
+          <w:vertAlign w:val="subscript"/>
+        </w:rPr>
+        <w:t>4</w:t>
+      </w:r>
+      <w:r>
+        <w:rPr>
+          <w:rFonts w:ascii="Times New Roman" w:hAnsi="Times New Roman" w:eastAsia="Times New Roman" w:cs="Times New Roman"/>
+        </w:rPr>
+        <w:t>O</w:t>
+      </w:r>
+      <w:r>
+        <w:rPr>
+          <w:rFonts w:ascii="Times New Roman" w:hAnsi="Times New Roman" w:eastAsia="Times New Roman" w:cs="Times New Roman"/>
+          <w:vertAlign w:val="subscript"/>
+        </w:rPr>
+        <w:t>6</w:t>
+      </w:r>
+      <w:r>
+        <w:rPr>
+          <w:rFonts w:ascii="Times New Roman" w:hAnsi="Times New Roman" w:eastAsia="Times New Roman" w:cs="Times New Roman"/>
+          <w:vertAlign w:val="superscript"/>
+        </w:rPr>
+        <w:t>2-</w:t>
+      </w:r>
+      <w:r>
+        <w:rPr>
+          <w:rFonts w:ascii="Times New Roman" w:hAnsi="Times New Roman" w:eastAsia="Times New Roman" w:cs="Times New Roman"/>
+        </w:rPr>
+        <w:t xml:space="preserve"> </w:t>
+      </w:r>
+      <w:r>
+        <w:rPr>
+          <w:rFonts w:hint="eastAsia" w:ascii="Times New Roman" w:hAnsi="Times New Roman" w:eastAsia="FangSong" w:cs="Times New Roman"/>
+        </w:rPr>
+        <w:t xml:space="preserve">而非</w:t>
+      </w:r>
+      <w:r>
+        <w:rPr>
+          <w:rFonts w:ascii="Times New Roman" w:hAnsi="Times New Roman" w:eastAsia="Times New Roman" w:cs="Times New Roman"/>
+        </w:rPr>
+        <w:t xml:space="preserve"> </w:t>
+      </w:r>
+      <w:r>
+        <w:rPr>
+          <w:rFonts w:hint="eastAsia" w:ascii="Times New Roman" w:hAnsi="Times New Roman" w:eastAsia="Times New Roman" w:cs="Times New Roman"/>
+        </w:rPr>
+        <w:t>SO</w:t>
+      </w:r>
+      <w:r>
+        <w:rPr>
+          <w:rFonts w:hint="eastAsia" w:ascii="Times New Roman" w:hAnsi="Times New Roman" w:eastAsia="Times New Roman" w:cs="Times New Roman"/>
+          <w:vertAlign w:val="subscript"/>
+        </w:rPr>
+        <w:t>4</w:t>
+      </w:r>
+      <w:r>
+        <w:rPr>
+          <w:rFonts w:hint="eastAsia" w:ascii="Times New Roman" w:hAnsi="Times New Roman" w:eastAsia="Times New Roman" w:cs="Times New Roman"/>
+          <w:vertAlign w:val="superscript"/>
+        </w:rPr>
+        <w:t>2-</w:t>
+      </w:r>
+      <w:r>
+        <w:rPr>
+          <w:rFonts w:hint="eastAsia" w:ascii="Times New Roman" w:hAnsi="Times New Roman" w:eastAsia="Times New Roman" w:cs="Times New Roman"/>
+        </w:rPr>
+        <w:t>，</w:t>
+      </w:r>
+      <w:r>
+        <w:rPr>
+          <w:rFonts w:hint="eastAsia" w:ascii="Times New Roman" w:hAnsi="Times New Roman" w:eastAsia="FangSong" w:cs="Times New Roman"/>
+        </w:rPr>
+        <w:t>写出配平方程式</w:t>
+      </w:r>
+      <w:r>
+        <w:rPr>
+          <w:rFonts w:hint="eastAsia" w:ascii="Times New Roman" w:hAnsi="Times New Roman" w:eastAsia="Times New Roman" w:cs="Times New Roman"/>
+        </w:rPr>
+        <w:t>。</w:t>
+      </w:r>
+    </w:p>
+    <w:p>
+      <w:pPr>
+        <w:pStyle w:val="FirstParagraph"/>
+      </w:pPr>
+      <w:r>
+        <w:rPr>
+          <w:rFonts w:ascii="Times New Roman" w:hAnsi="Times New Roman" w:eastAsia="Times New Roman" w:cs="Times New Roman"/>
+        </w:rPr>
+        <w:t xml:space="preserve">📖 </w:t>
+      </w:r>
+      <w:r>
+        <w:rPr>
+          <w:rFonts w:hint="eastAsia" w:ascii="Times New Roman" w:hAnsi="Times New Roman" w:eastAsia="FangSong" w:cs="Times New Roman"/>
+        </w:rPr>
+        <w:t xml:space="preserve">查看答案</w:t>
+      </w:r>
+    </w:p>
+    <w:p>
+      <w:pPr>
+        <w:pStyle w:val="BodyText"/>
+      </w:pPr>
+      <w:r>
+        <w:rPr>
+          <w:rFonts w:ascii="Times New Roman" w:hAnsi="Times New Roman" w:eastAsia="Times New Roman" w:cs="Times New Roman"/>
+          <w:b/>
+          <w:bCs/>
+        </w:rPr>
+        <w:t xml:space="preserve">(1) </w:t>
+      </w:r>
+      <w:r>
+        <w:rPr>
+          <w:rFonts w:hint="eastAsia" w:ascii="Times New Roman" w:hAnsi="Times New Roman" w:eastAsia="FangSong" w:cs="Times New Roman"/>
+          <w:b/>
+          <w:bCs/>
+        </w:rPr>
+        <w:t xml:space="preserve">结构</w:t>
+      </w:r>
+      <w:r>
+        <w:rPr>
+          <w:rFonts w:hint="eastAsia" w:ascii="Times New Roman" w:hAnsi="Times New Roman" w:eastAsia="Times New Roman" w:cs="Times New Roman"/>
+        </w:rPr>
+        <w:t>：</w:t>
+      </w:r>
+      <w:r>
+        <w:rPr>
+          <w:rFonts w:hint="eastAsia" w:ascii="Times New Roman" w:hAnsi="Times New Roman" w:eastAsia="FangSong" w:cs="Times New Roman"/>
+        </w:rPr>
+        <w:t>硫代硫酸根可看作</w:t>
+      </w:r>
+      <w:r>
+        <w:rPr>
+          <w:rFonts w:ascii="Times New Roman" w:hAnsi="Times New Roman" w:eastAsia="Times New Roman" w:cs="Times New Roman"/>
+        </w:rPr>
+        <w:t xml:space="preserve"> SO</w:t>
+      </w:r>
+      <w:r>
+        <w:rPr>
+          <w:rFonts w:ascii="Times New Roman" w:hAnsi="Times New Roman" w:eastAsia="Times New Roman" w:cs="Times New Roman"/>
+          <w:vertAlign w:val="subscript"/>
+        </w:rPr>
+        <w:t>4</w:t>
+      </w:r>
+      <w:r>
+        <w:rPr>
+          <w:rFonts w:ascii="Times New Roman" w:hAnsi="Times New Roman" w:eastAsia="Times New Roman" w:cs="Times New Roman"/>
+          <w:vertAlign w:val="superscript"/>
+        </w:rPr>
+        <w:t>2-</w:t>
+      </w:r>
+      <w:r>
+        <w:rPr>
+          <w:rFonts w:ascii="Times New Roman" w:hAnsi="Times New Roman" w:eastAsia="Times New Roman" w:cs="Times New Roman"/>
+        </w:rPr>
+        <w:t xml:space="preserve"> </w:t>
+      </w:r>
+      <w:r>
+        <w:rPr>
+          <w:rFonts w:hint="eastAsia" w:ascii="Times New Roman" w:hAnsi="Times New Roman" w:eastAsia="FangSong" w:cs="Times New Roman"/>
+        </w:rPr>
+        <w:t>中一个端氧被硫取代</w:t>
+      </w:r>
+      <w:r>
+        <w:rPr>
+          <w:rFonts w:hint="eastAsia" w:ascii="Times New Roman" w:hAnsi="Times New Roman" w:eastAsia="Times New Roman" w:cs="Times New Roman"/>
+        </w:rPr>
+        <w:t>——</w:t>
+      </w:r>
+      <w:r>
+        <w:rPr>
+          <w:rFonts w:hint="eastAsia" w:ascii="Times New Roman" w:hAnsi="Times New Roman" w:eastAsia="FangSong" w:cs="Times New Roman"/>
+        </w:rPr>
+        <w:t>中心</w:t>
+      </w:r>
+      <w:r>
+        <w:rPr>
+          <w:rFonts w:ascii="Times New Roman" w:hAnsi="Times New Roman" w:eastAsia="Times New Roman" w:cs="Times New Roman"/>
+        </w:rPr>
+        <w:t xml:space="preserve"> S(+6) </w:t>
+      </w:r>
+      <w:r>
+        <w:rPr>
+          <w:rFonts w:hint="eastAsia" w:ascii="Times New Roman" w:hAnsi="Times New Roman" w:eastAsia="FangSong" w:cs="Times New Roman"/>
+        </w:rPr>
+        <w:t xml:space="preserve">与三个</w:t>
+      </w:r>
+      <w:r>
+        <w:rPr>
+          <w:rFonts w:ascii="Times New Roman" w:hAnsi="Times New Roman" w:eastAsia="Times New Roman" w:cs="Times New Roman"/>
+        </w:rPr>
+        <w:t xml:space="preserve"> O </w:t>
+      </w:r>
+      <w:r>
+        <w:rPr>
+          <w:rFonts w:hint="eastAsia" w:ascii="Times New Roman" w:hAnsi="Times New Roman" w:eastAsia="FangSong" w:cs="Times New Roman"/>
+        </w:rPr>
+        <w:t xml:space="preserve">和一个端</w:t>
+      </w:r>
+      <w:r>
+        <w:rPr>
+          <w:rFonts w:ascii="Times New Roman" w:hAnsi="Times New Roman" w:eastAsia="Times New Roman" w:cs="Times New Roman"/>
+        </w:rPr>
+        <w:t xml:space="preserve"> S(−2) </w:t>
+      </w:r>
+      <w:r>
+        <w:rPr>
+          <w:rFonts w:hint="eastAsia" w:ascii="Times New Roman" w:hAnsi="Times New Roman" w:eastAsia="FangSong" w:cs="Times New Roman"/>
+        </w:rPr>
+        <w:t>四面体配位</w:t>
+      </w:r>
+      <w:r>
+        <w:rPr>
+          <w:rFonts w:hint="eastAsia" w:ascii="Times New Roman" w:hAnsi="Times New Roman" w:eastAsia="Times New Roman" w:cs="Times New Roman"/>
+        </w:rPr>
+        <w:t>。</w:t>
+      </w:r>
+      <w:r>
+        <w:rPr>
+          <w:rFonts w:hint="eastAsia" w:ascii="Times New Roman" w:hAnsi="Times New Roman" w:eastAsia="FangSong" w:cs="Times New Roman"/>
+        </w:rPr>
+        <w:t>两个</w:t>
+      </w:r>
+      <w:r>
+        <w:rPr>
+          <w:rFonts w:ascii="Times New Roman" w:hAnsi="Times New Roman" w:eastAsia="Times New Roman" w:cs="Times New Roman"/>
+        </w:rPr>
+        <w:t xml:space="preserve"> S </w:t>
+      </w:r>
+      <w:r>
+        <w:rPr>
+          <w:rFonts w:hint="eastAsia" w:ascii="Times New Roman" w:hAnsi="Times New Roman" w:eastAsia="FangSong" w:cs="Times New Roman"/>
+        </w:rPr>
+        <w:t>氧化态截然不同</w:t>
+      </w:r>
+      <w:r>
+        <w:rPr>
+          <w:rFonts w:hint="eastAsia" w:ascii="Times New Roman" w:hAnsi="Times New Roman" w:eastAsia="Times New Roman" w:cs="Times New Roman"/>
+        </w:rPr>
+        <w:t>（+6</w:t>
+      </w:r>
+      <w:r>
+        <w:rPr>
+          <w:rFonts w:ascii="Times New Roman" w:hAnsi="Times New Roman" w:eastAsia="Times New Roman" w:cs="Times New Roman"/>
+        </w:rPr>
+        <w:t xml:space="preserve"> </w:t>
+      </w:r>
+      <w:r>
+        <w:rPr>
+          <w:rFonts w:hint="eastAsia" w:ascii="Times New Roman" w:hAnsi="Times New Roman" w:eastAsia="FangSong" w:cs="Times New Roman"/>
+        </w:rPr>
+        <w:t xml:space="preserve">与</w:t>
+      </w:r>
+      <w:r>
+        <w:rPr>
+          <w:rFonts w:ascii="Times New Roman" w:hAnsi="Times New Roman" w:eastAsia="Times New Roman" w:cs="Times New Roman"/>
+        </w:rPr>
+        <w:t xml:space="preserve"> </w:t>
+      </w:r>
+      <w:r>
+        <w:rPr>
+          <w:rFonts w:hint="eastAsia" w:ascii="Times New Roman" w:hAnsi="Times New Roman" w:eastAsia="Times New Roman" w:cs="Times New Roman"/>
+        </w:rPr>
+        <w:t xml:space="preserve">−2）。</w:t>
+      </w:r>
+    </w:p>
+    <w:p>
+      <w:pPr>
+        <w:pStyle w:val="BodyText"/>
+      </w:pPr>
+      <w:r>
+        <w:rPr>
+          <w:rFonts w:ascii="Times New Roman" w:hAnsi="Times New Roman" w:eastAsia="Times New Roman" w:cs="Times New Roman"/>
+          <w:b/>
+          <w:bCs/>
+        </w:rPr>
+        <w:t xml:space="preserve">(2) </w:t>
+      </w:r>
+      <w:r>
+        <w:rPr>
+          <w:rFonts w:hint="eastAsia" w:ascii="Times New Roman" w:hAnsi="Times New Roman" w:eastAsia="FangSong" w:cs="Times New Roman"/>
+          <w:b/>
+          <w:bCs/>
+        </w:rPr>
+        <w:t xml:space="preserve">与</w:t>
+      </w:r>
+      <w:r>
+        <w:rPr>
+          <w:rFonts w:ascii="Times New Roman" w:hAnsi="Times New Roman" w:eastAsia="Times New Roman" w:cs="Times New Roman"/>
+          <w:b/>
+          <w:bCs/>
+        </w:rPr>
+        <w:t xml:space="preserve"> I</w:t>
+      </w:r>
+      <w:r>
+        <w:rPr>
+          <w:rFonts w:ascii="Times New Roman" w:hAnsi="Times New Roman" w:eastAsia="Times New Roman" w:cs="Times New Roman"/>
+          <w:b/>
+          <w:bCs/>
+          <w:vertAlign w:val="subscript"/>
+        </w:rPr>
+        <w:t>2</w:t>
+      </w:r>
+      <w:r>
+        <w:rPr>
+          <w:rFonts w:ascii="Times New Roman" w:hAnsi="Times New Roman" w:eastAsia="Times New Roman" w:cs="Times New Roman"/>
+          <w:b/>
+          <w:bCs/>
+        </w:rPr>
+        <w:t xml:space="preserve"> </w:t>
+      </w:r>
+      <w:r>
+        <w:rPr>
+          <w:rFonts w:hint="eastAsia" w:ascii="Times New Roman" w:hAnsi="Times New Roman" w:eastAsia="FangSong" w:cs="Times New Roman"/>
+          <w:b/>
+          <w:bCs/>
+        </w:rPr>
+        <w:t xml:space="preserve">反应</w:t>
+      </w:r>
+      <w:r>
+        <w:rPr>
+          <w:rFonts w:hint="eastAsia" w:ascii="Times New Roman" w:hAnsi="Times New Roman" w:eastAsia="Times New Roman" w:cs="Times New Roman"/>
+        </w:rPr>
+        <w:t>：S</w:t>
+      </w:r>
+      <w:r>
+        <w:rPr>
+          <w:rFonts w:hint="eastAsia" w:ascii="Times New Roman" w:hAnsi="Times New Roman" w:eastAsia="Times New Roman" w:cs="Times New Roman"/>
+          <w:vertAlign w:val="subscript"/>
+        </w:rPr>
+        <w:t>2</w:t>
+      </w:r>
+      <w:r>
+        <w:rPr>
+          <w:rFonts w:hint="eastAsia" w:ascii="Times New Roman" w:hAnsi="Times New Roman" w:eastAsia="Times New Roman" w:cs="Times New Roman"/>
+        </w:rPr>
+        <w:t>O</w:t>
+      </w:r>
+      <w:r>
+        <w:rPr>
+          <w:rFonts w:hint="eastAsia" w:ascii="Times New Roman" w:hAnsi="Times New Roman" w:eastAsia="Times New Roman" w:cs="Times New Roman"/>
+          <w:vertAlign w:val="subscript"/>
+        </w:rPr>
+        <w:t>3</w:t>
+      </w:r>
+      <w:r>
+        <w:rPr>
+          <w:rFonts w:hint="eastAsia" w:ascii="Times New Roman" w:hAnsi="Times New Roman" w:eastAsia="Times New Roman" w:cs="Times New Roman"/>
+          <w:vertAlign w:val="superscript"/>
+        </w:rPr>
+        <w:t>2-</w:t>
+      </w:r>
+      <w:r>
+        <w:rPr>
+          <w:rFonts w:ascii="Times New Roman" w:hAnsi="Times New Roman" w:eastAsia="Times New Roman" w:cs="Times New Roman"/>
+        </w:rPr>
+        <w:t xml:space="preserve"> </w:t>
+      </w:r>
+      <w:r>
+        <w:rPr>
+          <w:rFonts w:hint="eastAsia" w:ascii="Times New Roman" w:hAnsi="Times New Roman" w:eastAsia="FangSong" w:cs="Times New Roman"/>
+        </w:rPr>
+        <w:t xml:space="preserve">中</w:t>
+      </w:r>
+      <w:r>
+        <w:rPr>
+          <w:rFonts w:hint="eastAsia" w:ascii="Times New Roman" w:hAnsi="Times New Roman" w:eastAsia="FangSong" w:cs="Times New Roman"/>
+          <w:b/>
+          <w:bCs/>
+        </w:rPr>
+        <w:t xml:space="preserve">端</w:t>
+      </w:r>
+      <w:r>
+        <w:rPr>
+          <w:rFonts w:ascii="Times New Roman" w:hAnsi="Times New Roman" w:eastAsia="Times New Roman" w:cs="Times New Roman"/>
+          <w:b/>
+          <w:bCs/>
+        </w:rPr>
+        <w:t xml:space="preserve"> S(−2)</w:t>
+      </w:r>
+      <w:r>
+        <w:rPr>
+          <w:rFonts w:ascii="Times New Roman" w:hAnsi="Times New Roman" w:eastAsia="Times New Roman" w:cs="Times New Roman"/>
+        </w:rPr>
+        <w:t xml:space="preserve"> </w:t>
+      </w:r>
+      <w:r>
+        <w:rPr>
+          <w:rFonts w:hint="eastAsia" w:ascii="Times New Roman" w:hAnsi="Times New Roman" w:eastAsia="FangSong" w:cs="Times New Roman"/>
+        </w:rPr>
+        <w:t>被氧化偶联</w:t>
+      </w:r>
+      <w:r>
+        <w:rPr>
+          <w:rFonts w:hint="eastAsia" w:ascii="Times New Roman" w:hAnsi="Times New Roman" w:eastAsia="Times New Roman" w:cs="Times New Roman"/>
+        </w:rPr>
+        <w:t>：</w:t>
+      </w:r>
+    </w:p>
+    <w:p>
+      <w:pPr>
+        <w:pStyle w:val="BodyText"/>
+      </w:pPr>
+      <m:oMathPara>
+        <m:oMathParaPr>
+          <m:jc m:val="center"/>
+          <m:ctrlPr>
+            <w:rPr>
+              <w:sz w:val="28"/>
+              <w:szCs w:val="28"/>
+            </w:rPr>
+          </m:ctrlPr>
+        </m:oMathParaPr>
+        <m:oMath>
+          <m:r>
+            <m:t>2</m:t>
+          </m:r>
+          <m:sSub>
+            <m:e>
+              <m:r>
+                <m:rPr>
+                  <m:sty m:val="p"/>
+                </m:rPr>
                 <m:t>S</m:t>
               </m:r>
             </m:e>
@@ -56805,8 +62591,8 @@
         </w:pict>
       </w:r>
     </w:p>
-    <w:bookmarkEnd w:id="66"/>
-    <w:bookmarkEnd w:id="67"/>
+    <w:bookmarkEnd w:id="72"/>
+    <w:bookmarkEnd w:id="73"/>
     <w:sectPr>
       <w:footerReference w:type="default" r:id="rId9"/>
       <w:footnotePr>
@@ -57289,6 +63075,91 @@
       <w:start w:val="4"/>
       <w:numFmt w:val="decimal"/>
       <w:lvlText w:val="%9."/>
+      <w:lvlJc w:val="left"/>
+      <w:pPr>
+        <w:ind w:left="6480" w:hanging="360"/>
+      </w:pPr>
+    </w:lvl>
+  </w:abstractNum>
+  <w:abstractNum w:abstractNumId="99433">
+    <w:nsid w:val="00A99433"/>
+    <w:multiLevelType w:val="multilevel"/>
+    <w:lvl w:ilvl="0">
+      <w:start w:val="3"/>
+      <w:numFmt w:val="decimal"/>
+      <w:lvlText w:val="(%1)"/>
+      <w:lvlJc w:val="left"/>
+      <w:pPr>
+        <w:ind w:left="720" w:hanging="360"/>
+      </w:pPr>
+    </w:lvl>
+    <w:lvl w:ilvl="1">
+      <w:start w:val="3"/>
+      <w:numFmt w:val="decimal"/>
+      <w:lvlText w:val="(%2)"/>
+      <w:lvlJc w:val="left"/>
+      <w:pPr>
+        <w:ind w:left="1440" w:hanging="360"/>
+      </w:pPr>
+    </w:lvl>
+    <w:lvl w:ilvl="2">
+      <w:start w:val="3"/>
+      <w:numFmt w:val="decimal"/>
+      <w:lvlText w:val="(%3)"/>
+      <w:lvlJc w:val="left"/>
+      <w:pPr>
+        <w:ind w:left="2160" w:hanging="360"/>
+      </w:pPr>
+    </w:lvl>
+    <w:lvl w:ilvl="3">
+      <w:start w:val="3"/>
+      <w:numFmt w:val="decimal"/>
+      <w:lvlText w:val="(%4)"/>
+      <w:lvlJc w:val="left"/>
+      <w:pPr>
+        <w:ind w:left="2880" w:hanging="360"/>
+      </w:pPr>
+    </w:lvl>
+    <w:lvl w:ilvl="4">
+      <w:start w:val="3"/>
+      <w:numFmt w:val="decimal"/>
+      <w:lvlText w:val="(%5)"/>
+      <w:lvlJc w:val="left"/>
+      <w:pPr>
+        <w:ind w:left="3600" w:hanging="360"/>
+      </w:pPr>
+    </w:lvl>
+    <w:lvl w:ilvl="5">
+      <w:start w:val="3"/>
+      <w:numFmt w:val="decimal"/>
+      <w:lvlText w:val="(%6)"/>
+      <w:lvlJc w:val="left"/>
+      <w:pPr>
+        <w:ind w:left="4320" w:hanging="360"/>
+      </w:pPr>
+    </w:lvl>
+    <w:lvl w:ilvl="6">
+      <w:start w:val="3"/>
+      <w:numFmt w:val="decimal"/>
+      <w:lvlText w:val="(%7)"/>
+      <w:lvlJc w:val="left"/>
+      <w:pPr>
+        <w:ind w:left="5040" w:hanging="360"/>
+      </w:pPr>
+    </w:lvl>
+    <w:lvl w:ilvl="7">
+      <w:start w:val="3"/>
+      <w:numFmt w:val="decimal"/>
+      <w:lvlText w:val="(%8)"/>
+      <w:lvlJc w:val="left"/>
+      <w:pPr>
+        <w:ind w:left="5760" w:hanging="360"/>
+      </w:pPr>
+    </w:lvl>
+    <w:lvl w:ilvl="8">
+      <w:start w:val="3"/>
+      <w:numFmt w:val="decimal"/>
+      <w:lvlText w:val="(%9)"/>
       <w:lvlJc w:val="left"/>
       <w:pPr>
         <w:ind w:left="6480" w:hanging="360"/>
@@ -57799,6 +63670,96 @@
     </w:lvlOverride>
   </w:num>
   <w:num w:numId="1012">
+    <w:abstractNumId w:val="99431"/>
+    <w:lvlOverride w:ilvl="0">
+      <w:startOverride w:val="1"/>
+    </w:lvlOverride>
+    <w:lvlOverride w:ilvl="1">
+      <w:startOverride w:val="1"/>
+    </w:lvlOverride>
+    <w:lvlOverride w:ilvl="2">
+      <w:startOverride w:val="1"/>
+    </w:lvlOverride>
+    <w:lvlOverride w:ilvl="3">
+      <w:startOverride w:val="1"/>
+    </w:lvlOverride>
+    <w:lvlOverride w:ilvl="4">
+      <w:startOverride w:val="1"/>
+    </w:lvlOverride>
+    <w:lvlOverride w:ilvl="5">
+      <w:startOverride w:val="1"/>
+    </w:lvlOverride>
+    <w:lvlOverride w:ilvl="6">
+      <w:startOverride w:val="1"/>
+    </w:lvlOverride>
+    <w:lvlOverride w:ilvl="7">
+      <w:startOverride w:val="1"/>
+    </w:lvlOverride>
+    <w:lvlOverride w:ilvl="8">
+      <w:startOverride w:val="1"/>
+    </w:lvlOverride>
+  </w:num>
+  <w:num w:numId="1013">
+    <w:abstractNumId w:val="99431"/>
+    <w:lvlOverride w:ilvl="0">
+      <w:startOverride w:val="1"/>
+    </w:lvlOverride>
+    <w:lvlOverride w:ilvl="1">
+      <w:startOverride w:val="1"/>
+    </w:lvlOverride>
+    <w:lvlOverride w:ilvl="2">
+      <w:startOverride w:val="1"/>
+    </w:lvlOverride>
+    <w:lvlOverride w:ilvl="3">
+      <w:startOverride w:val="1"/>
+    </w:lvlOverride>
+    <w:lvlOverride w:ilvl="4">
+      <w:startOverride w:val="1"/>
+    </w:lvlOverride>
+    <w:lvlOverride w:ilvl="5">
+      <w:startOverride w:val="1"/>
+    </w:lvlOverride>
+    <w:lvlOverride w:ilvl="6">
+      <w:startOverride w:val="1"/>
+    </w:lvlOverride>
+    <w:lvlOverride w:ilvl="7">
+      <w:startOverride w:val="1"/>
+    </w:lvlOverride>
+    <w:lvlOverride w:ilvl="8">
+      <w:startOverride w:val="1"/>
+    </w:lvlOverride>
+  </w:num>
+  <w:num w:numId="1014">
+    <w:abstractNumId w:val="99433"/>
+    <w:lvlOverride w:ilvl="0">
+      <w:startOverride w:val="3"/>
+    </w:lvlOverride>
+    <w:lvlOverride w:ilvl="1">
+      <w:startOverride w:val="3"/>
+    </w:lvlOverride>
+    <w:lvlOverride w:ilvl="2">
+      <w:startOverride w:val="3"/>
+    </w:lvlOverride>
+    <w:lvlOverride w:ilvl="3">
+      <w:startOverride w:val="3"/>
+    </w:lvlOverride>
+    <w:lvlOverride w:ilvl="4">
+      <w:startOverride w:val="3"/>
+    </w:lvlOverride>
+    <w:lvlOverride w:ilvl="5">
+      <w:startOverride w:val="3"/>
+    </w:lvlOverride>
+    <w:lvlOverride w:ilvl="6">
+      <w:startOverride w:val="3"/>
+    </w:lvlOverride>
+    <w:lvlOverride w:ilvl="7">
+      <w:startOverride w:val="3"/>
+    </w:lvlOverride>
+    <w:lvlOverride w:ilvl="8">
+      <w:startOverride w:val="3"/>
+    </w:lvlOverride>
+  </w:num>
+  <w:num w:numId="1015">
     <w:abstractNumId w:val="99732"/>
     <w:lvlOverride w:ilvl="0">
       <w:startOverride w:val="2"/>
@@ -57828,7 +63789,7 @@
       <w:startOverride w:val="2"/>
     </w:lvlOverride>
   </w:num>
-  <w:num w:numId="1013">
+  <w:num w:numId="1016">
     <w:abstractNumId w:val="99432"/>
     <w:lvlOverride w:ilvl="0">
       <w:startOverride w:val="2"/>
@@ -57858,7 +63819,97 @@
       <w:startOverride w:val="2"/>
     </w:lvlOverride>
   </w:num>
-  <w:num w:numId="1014">
+  <w:num w:numId="1017">
+    <w:abstractNumId w:val="99431"/>
+    <w:lvlOverride w:ilvl="0">
+      <w:startOverride w:val="1"/>
+    </w:lvlOverride>
+    <w:lvlOverride w:ilvl="1">
+      <w:startOverride w:val="1"/>
+    </w:lvlOverride>
+    <w:lvlOverride w:ilvl="2">
+      <w:startOverride w:val="1"/>
+    </w:lvlOverride>
+    <w:lvlOverride w:ilvl="3">
+      <w:startOverride w:val="1"/>
+    </w:lvlOverride>
+    <w:lvlOverride w:ilvl="4">
+      <w:startOverride w:val="1"/>
+    </w:lvlOverride>
+    <w:lvlOverride w:ilvl="5">
+      <w:startOverride w:val="1"/>
+    </w:lvlOverride>
+    <w:lvlOverride w:ilvl="6">
+      <w:startOverride w:val="1"/>
+    </w:lvlOverride>
+    <w:lvlOverride w:ilvl="7">
+      <w:startOverride w:val="1"/>
+    </w:lvlOverride>
+    <w:lvlOverride w:ilvl="8">
+      <w:startOverride w:val="1"/>
+    </w:lvlOverride>
+  </w:num>
+  <w:num w:numId="1018">
+    <w:abstractNumId w:val="99431"/>
+    <w:lvlOverride w:ilvl="0">
+      <w:startOverride w:val="1"/>
+    </w:lvlOverride>
+    <w:lvlOverride w:ilvl="1">
+      <w:startOverride w:val="1"/>
+    </w:lvlOverride>
+    <w:lvlOverride w:ilvl="2">
+      <w:startOverride w:val="1"/>
+    </w:lvlOverride>
+    <w:lvlOverride w:ilvl="3">
+      <w:startOverride w:val="1"/>
+    </w:lvlOverride>
+    <w:lvlOverride w:ilvl="4">
+      <w:startOverride w:val="1"/>
+    </w:lvlOverride>
+    <w:lvlOverride w:ilvl="5">
+      <w:startOverride w:val="1"/>
+    </w:lvlOverride>
+    <w:lvlOverride w:ilvl="6">
+      <w:startOverride w:val="1"/>
+    </w:lvlOverride>
+    <w:lvlOverride w:ilvl="7">
+      <w:startOverride w:val="1"/>
+    </w:lvlOverride>
+    <w:lvlOverride w:ilvl="8">
+      <w:startOverride w:val="1"/>
+    </w:lvlOverride>
+  </w:num>
+  <w:num w:numId="1019">
+    <w:abstractNumId w:val="99432"/>
+    <w:lvlOverride w:ilvl="0">
+      <w:startOverride w:val="2"/>
+    </w:lvlOverride>
+    <w:lvlOverride w:ilvl="1">
+      <w:startOverride w:val="2"/>
+    </w:lvlOverride>
+    <w:lvlOverride w:ilvl="2">
+      <w:startOverride w:val="2"/>
+    </w:lvlOverride>
+    <w:lvlOverride w:ilvl="3">
+      <w:startOverride w:val="2"/>
+    </w:lvlOverride>
+    <w:lvlOverride w:ilvl="4">
+      <w:startOverride w:val="2"/>
+    </w:lvlOverride>
+    <w:lvlOverride w:ilvl="5">
+      <w:startOverride w:val="2"/>
+    </w:lvlOverride>
+    <w:lvlOverride w:ilvl="6">
+      <w:startOverride w:val="2"/>
+    </w:lvlOverride>
+    <w:lvlOverride w:ilvl="7">
+      <w:startOverride w:val="2"/>
+    </w:lvlOverride>
+    <w:lvlOverride w:ilvl="8">
+      <w:startOverride w:val="2"/>
+    </w:lvlOverride>
+  </w:num>
+  <w:num w:numId="1020">
     <w:abstractNumId w:val="99431"/>
     <w:lvlOverride w:ilvl="0">
       <w:startOverride w:val="1"/>
